--- a/flutter_more_documents/f37_getx_state_management.docx
+++ b/flutter_more_documents/f37_getx_state_management.docx
@@ -209,21 +209,7 @@
           <w:sz w:val="32"/>
           <w:szCs w:val="32"/>
         </w:rPr>
-        <w:t xml:space="preserve"> DI (Dependency </w:t>
-      </w:r>
-      <w:r>
-        <w:rPr>
-          <w:sz w:val="32"/>
-          <w:szCs w:val="32"/>
-        </w:rPr>
-        <w:t>Injection</w:t>
-      </w:r>
-      <w:r>
-        <w:rPr>
-          <w:sz w:val="32"/>
-          <w:szCs w:val="32"/>
-        </w:rPr>
-        <w:t>)</w:t>
+        <w:t xml:space="preserve"> DI (Dependency Injection)</w:t>
       </w:r>
       <w:r>
         <w:rPr>
@@ -274,30 +260,14 @@
           <w:sz w:val="32"/>
           <w:szCs w:val="32"/>
         </w:rPr>
-        <w:t>Get.find(</w:t>
-      </w:r>
-      <w:r>
-        <w:rPr>
-          <w:b/>
-          <w:bCs/>
-          <w:sz w:val="32"/>
-          <w:szCs w:val="32"/>
-        </w:rPr>
-        <w:t>)</w:t>
-      </w:r>
-      <w:r>
-        <w:rPr>
-          <w:sz w:val="32"/>
-          <w:szCs w:val="32"/>
-        </w:rPr>
-        <w:t>, Retrieve</w:t>
-      </w:r>
-      <w:r>
-        <w:rPr>
-          <w:sz w:val="32"/>
-          <w:szCs w:val="32"/>
-        </w:rPr>
-        <w:t xml:space="preserve"> from anywhere</w:t>
+        <w:t>Get.find()</w:t>
+      </w:r>
+      <w:r>
+        <w:rPr>
+          <w:sz w:val="32"/>
+          <w:szCs w:val="32"/>
+        </w:rPr>
+        <w:t>, Retrieve from anywhere</w:t>
       </w:r>
       <w:r>
         <w:rPr>
@@ -716,7 +686,23 @@
           <w:sz w:val="32"/>
           <w:szCs w:val="32"/>
         </w:rPr>
-        <w:t xml:space="preserve">Repository Pattern with </w:t>
+        <w:t>Stream &amp;</w:t>
+      </w:r>
+      <w:r>
+        <w:rPr>
+          <w:b/>
+          <w:bCs/>
+          <w:sz w:val="32"/>
+          <w:szCs w:val="32"/>
+        </w:rPr>
+        <w:t xml:space="preserve"> StreamSubscription</w:t>
+      </w:r>
+      <w:r>
+        <w:rPr>
+          <w:sz w:val="32"/>
+          <w:szCs w:val="32"/>
+        </w:rPr>
+        <w:t xml:space="preserve"> in </w:t>
       </w:r>
       <w:r>
         <w:rPr>
@@ -732,14 +718,7 @@
           <w:sz w:val="32"/>
           <w:szCs w:val="32"/>
         </w:rPr>
-        <w:t>……………………………………….</w:t>
-      </w:r>
-      <w:r>
-        <w:rPr>
-          <w:sz w:val="32"/>
-          <w:szCs w:val="32"/>
-        </w:rPr>
-        <w:t>80</w:t>
+        <w:t>…….…………………..80</w:t>
       </w:r>
     </w:p>
     <w:p>
@@ -757,19 +736,10 @@
       </w:pPr>
       <w:r>
         <w:rPr>
-          <w:b/>
-          <w:bCs/>
-          <w:sz w:val="32"/>
-          <w:szCs w:val="32"/>
-        </w:rPr>
-        <w:t>BottomNavigationBar</w:t>
-      </w:r>
-      <w:r>
-        <w:rPr>
-          <w:sz w:val="32"/>
-          <w:szCs w:val="32"/>
-        </w:rPr>
-        <w:t xml:space="preserve"> Widget with </w:t>
+          <w:sz w:val="32"/>
+          <w:szCs w:val="32"/>
+        </w:rPr>
+        <w:t xml:space="preserve">Repository Pattern with </w:t>
       </w:r>
       <w:r>
         <w:rPr>
@@ -785,7 +755,21 @@
           <w:sz w:val="32"/>
           <w:szCs w:val="32"/>
         </w:rPr>
-        <w:t>………………………89</w:t>
+        <w:t>……………………………………….</w:t>
+      </w:r>
+      <w:r>
+        <w:rPr>
+          <w:sz w:val="32"/>
+          <w:szCs w:val="32"/>
+        </w:rPr>
+        <w:t>8</w:t>
+      </w:r>
+      <w:r>
+        <w:rPr>
+          <w:sz w:val="32"/>
+          <w:szCs w:val="32"/>
+        </w:rPr>
+        <w:t>2</w:t>
       </w:r>
     </w:p>
     <w:p>
@@ -803,10 +787,70 @@
       </w:pPr>
       <w:r>
         <w:rPr>
-          <w:sz w:val="32"/>
-          <w:szCs w:val="32"/>
-        </w:rPr>
-        <w:t>The Full Architecture…………………………………………………..91</w:t>
+          <w:b/>
+          <w:bCs/>
+          <w:sz w:val="32"/>
+          <w:szCs w:val="32"/>
+        </w:rPr>
+        <w:t>BottomNavigationBar</w:t>
+      </w:r>
+      <w:r>
+        <w:rPr>
+          <w:sz w:val="32"/>
+          <w:szCs w:val="32"/>
+        </w:rPr>
+        <w:t xml:space="preserve"> Widget with </w:t>
+      </w:r>
+      <w:r>
+        <w:rPr>
+          <w:b/>
+          <w:bCs/>
+          <w:sz w:val="32"/>
+          <w:szCs w:val="32"/>
+        </w:rPr>
+        <w:t>GetX</w:t>
+      </w:r>
+      <w:r>
+        <w:rPr>
+          <w:sz w:val="32"/>
+          <w:szCs w:val="32"/>
+        </w:rPr>
+        <w:t>………………………8</w:t>
+      </w:r>
+      <w:r>
+        <w:rPr>
+          <w:sz w:val="32"/>
+          <w:szCs w:val="32"/>
+        </w:rPr>
+        <w:t>2</w:t>
+      </w:r>
+    </w:p>
+    <w:p>
+      <w:pPr>
+        <w:pStyle w:val="ListParagraph"/>
+        <w:numPr>
+          <w:ilvl w:val="0"/>
+          <w:numId w:val="9"/>
+        </w:numPr>
+        <w:jc w:val="both"/>
+        <w:rPr>
+          <w:sz w:val="32"/>
+          <w:szCs w:val="32"/>
+        </w:rPr>
+      </w:pPr>
+      <w:r>
+        <w:rPr>
+          <w:sz w:val="32"/>
+          <w:szCs w:val="32"/>
+        </w:rPr>
+        <w:t>The Full Architecture…………………………………………………..9</w:t>
+      </w:r>
+      <w:r>
+        <w:rPr>
+          <w:sz w:val="32"/>
+          <w:szCs w:val="32"/>
+        </w:rPr>
+        <w:t>3</w:t>
       </w:r>
     </w:p>
     <w:p>
@@ -2992,29 +3036,69 @@
           <w:szCs w:val="32"/>
         </w:rPr>
         <w:lastRenderedPageBreak/>
-        <w:t xml:space="preserve">  void increment() =&gt; count++;</w:t>
-      </w:r>
-    </w:p>
-    <w:p>
-      <w:pPr>
-        <w:jc w:val="both"/>
-        <w:rPr>
-          <w:b/>
-          <w:bCs/>
-          <w:color w:val="D86DCB" w:themeColor="accent5" w:themeTint="99"/>
-          <w:sz w:val="32"/>
-          <w:szCs w:val="32"/>
-        </w:rPr>
-      </w:pPr>
-      <w:r>
-        <w:rPr>
-          <w:b/>
-          <w:bCs/>
-          <w:color w:val="D86DCB" w:themeColor="accent5" w:themeTint="99"/>
-          <w:sz w:val="32"/>
-          <w:szCs w:val="32"/>
-        </w:rPr>
-        <w:t xml:space="preserve">  void decrement() =&gt; count--;</w:t>
+        <w:t xml:space="preserve">  void increment() =&gt; count</w:t>
+      </w:r>
+      <w:r>
+        <w:rPr>
+          <w:b/>
+          <w:bCs/>
+          <w:color w:val="D86DCB" w:themeColor="accent5" w:themeTint="99"/>
+          <w:sz w:val="32"/>
+          <w:szCs w:val="32"/>
+        </w:rPr>
+        <w:t>.value</w:t>
+      </w:r>
+      <w:r>
+        <w:rPr>
+          <w:b/>
+          <w:bCs/>
+          <w:color w:val="D86DCB" w:themeColor="accent5" w:themeTint="99"/>
+          <w:sz w:val="32"/>
+          <w:szCs w:val="32"/>
+        </w:rPr>
+        <w:t>++;</w:t>
+      </w:r>
+    </w:p>
+    <w:p>
+      <w:pPr>
+        <w:jc w:val="both"/>
+        <w:rPr>
+          <w:b/>
+          <w:bCs/>
+          <w:color w:val="D86DCB" w:themeColor="accent5" w:themeTint="99"/>
+          <w:sz w:val="32"/>
+          <w:szCs w:val="32"/>
+        </w:rPr>
+      </w:pPr>
+      <w:r>
+        <w:rPr>
+          <w:b/>
+          <w:bCs/>
+          <w:color w:val="D86DCB" w:themeColor="accent5" w:themeTint="99"/>
+          <w:sz w:val="32"/>
+          <w:szCs w:val="32"/>
+        </w:rPr>
+        <w:t xml:space="preserve">  void decrement() =&gt; count</w:t>
+      </w:r>
+      <w:r>
+        <w:rPr>
+          <w:b/>
+          <w:bCs/>
+          <w:color w:val="D86DCB" w:themeColor="accent5" w:themeTint="99"/>
+          <w:sz w:val="32"/>
+          <w:szCs w:val="32"/>
+        </w:rPr>
+        <w:t>.value</w:t>
+      </w:r>
+      <w:r>
+        <w:rPr>
+          <w:b/>
+          <w:bCs/>
+          <w:color w:val="D86DCB" w:themeColor="accent5" w:themeTint="99"/>
+          <w:sz w:val="32"/>
+          <w:szCs w:val="32"/>
+        </w:rPr>
+        <w:t>--;</w:t>
       </w:r>
     </w:p>
     <w:p>
@@ -3690,7 +3774,27 @@
           <w:sz w:val="32"/>
           <w:szCs w:val="32"/>
         </w:rPr>
-        <w:t xml:space="preserve">        title: Obx(() =&gt; Text('Count: ${controller.count}')),</w:t>
+        <w:t xml:space="preserve">        title: Obx(() =&gt; Text('Count: ${controller.count</w:t>
+      </w:r>
+      <w:r>
+        <w:rPr>
+          <w:b/>
+          <w:bCs/>
+          <w:color w:val="D86DCB" w:themeColor="accent5" w:themeTint="99"/>
+          <w:sz w:val="32"/>
+          <w:szCs w:val="32"/>
+        </w:rPr>
+        <w:t>.value</w:t>
+      </w:r>
+      <w:r>
+        <w:rPr>
+          <w:b/>
+          <w:bCs/>
+          <w:color w:val="D86DCB" w:themeColor="accent5" w:themeTint="99"/>
+          <w:sz w:val="32"/>
+          <w:szCs w:val="32"/>
+        </w:rPr>
+        <w:t>}')),</w:t>
       </w:r>
     </w:p>
     <w:p>
@@ -5717,8 +5821,29 @@
           <w:sz w:val="32"/>
           <w:szCs w:val="32"/>
         </w:rPr>
-        <w:t xml:space="preserve"> like </w:t>
-      </w:r>
+        <w:t xml:space="preserve"> like</w:t>
+      </w:r>
+      <w:r>
+        <w:rPr>
+          <w:sz w:val="32"/>
+          <w:szCs w:val="32"/>
+        </w:rPr>
+        <w:t>:</w:t>
+      </w:r>
+    </w:p>
+    <w:p>
+      <w:pPr>
+        <w:pStyle w:val="ListParagraph"/>
+        <w:numPr>
+          <w:ilvl w:val="0"/>
+          <w:numId w:val="1"/>
+        </w:numPr>
+        <w:jc w:val="both"/>
+        <w:rPr>
+          <w:sz w:val="32"/>
+          <w:szCs w:val="32"/>
+        </w:rPr>
+      </w:pPr>
       <w:r>
         <w:rPr>
           <w:b/>
@@ -5742,39 +5867,28 @@
         </w:rPr>
         <w:t xml:space="preserve"> run when controller is first created</w:t>
       </w:r>
-      <w:r>
-        <w:rPr>
-          <w:sz w:val="32"/>
-          <w:szCs w:val="32"/>
-        </w:rPr>
-        <w:t xml:space="preserve">, </w:t>
-      </w:r>
-      <w:r>
-        <w:rPr>
-          <w:b/>
-          <w:bCs/>
-          <w:sz w:val="32"/>
-          <w:szCs w:val="32"/>
-        </w:rPr>
-        <w:t>onRead</w:t>
-      </w:r>
-      <w:r>
-        <w:rPr>
-          <w:b/>
-          <w:bCs/>
-          <w:sz w:val="32"/>
-          <w:szCs w:val="32"/>
-        </w:rPr>
-        <w:t>y</w:t>
-      </w:r>
-      <w:r>
-        <w:rPr>
-          <w:b/>
-          <w:bCs/>
-          <w:sz w:val="32"/>
-          <w:szCs w:val="32"/>
-        </w:rPr>
-        <w:t>()</w:t>
+    </w:p>
+    <w:p>
+      <w:pPr>
+        <w:pStyle w:val="ListParagraph"/>
+        <w:numPr>
+          <w:ilvl w:val="0"/>
+          <w:numId w:val="1"/>
+        </w:numPr>
+        <w:jc w:val="both"/>
+        <w:rPr>
+          <w:sz w:val="32"/>
+          <w:szCs w:val="32"/>
+        </w:rPr>
+      </w:pPr>
+      <w:r>
+        <w:rPr>
+          <w:b/>
+          <w:bCs/>
+          <w:sz w:val="32"/>
+          <w:szCs w:val="32"/>
+        </w:rPr>
+        <w:t>onReady()</w:t>
       </w:r>
       <w:r>
         <w:rPr>
@@ -5792,12 +5906,33 @@
         </w:rPr>
         <w:t>runs when controller is ready</w:t>
       </w:r>
-      <w:r>
-        <w:rPr>
-          <w:sz w:val="32"/>
-          <w:szCs w:val="32"/>
-        </w:rPr>
-        <w:t xml:space="preserve"> and </w:t>
+    </w:p>
+    <w:p>
+      <w:pPr>
+        <w:pStyle w:val="ListParagraph"/>
+        <w:numPr>
+          <w:ilvl w:val="0"/>
+          <w:numId w:val="1"/>
+        </w:numPr>
+        <w:jc w:val="both"/>
+        <w:rPr>
+          <w:sz w:val="32"/>
+          <w:szCs w:val="32"/>
+        </w:rPr>
+      </w:pPr>
+      <w:r>
+        <w:rPr>
+          <w:sz w:val="32"/>
+          <w:szCs w:val="32"/>
+        </w:rPr>
+        <w:t>A</w:t>
+      </w:r>
+      <w:r>
+        <w:rPr>
+          <w:sz w:val="32"/>
+          <w:szCs w:val="32"/>
+        </w:rPr>
+        <w:t xml:space="preserve">nd </w:t>
       </w:r>
       <w:r>
         <w:rPr>
@@ -5822,7 +5957,21 @@
           <w:sz w:val="32"/>
           <w:szCs w:val="32"/>
         </w:rPr>
-        <w:t>runs when controller disposed or closed</w:t>
+        <w:t xml:space="preserve">runs when controller </w:t>
+      </w:r>
+      <w:r>
+        <w:rPr>
+          <w:sz w:val="32"/>
+          <w:szCs w:val="32"/>
+        </w:rPr>
+        <w:t xml:space="preserve">is </w:t>
+      </w:r>
+      <w:r>
+        <w:rPr>
+          <w:sz w:val="32"/>
+          <w:szCs w:val="32"/>
+        </w:rPr>
+        <w:t>disposed or closed</w:t>
       </w:r>
       <w:r>
         <w:rPr>
@@ -29739,7 +29888,7 @@
         </w:rPr>
         <w:lastRenderedPageBreak/>
         <w:drawing>
-          <wp:inline distT="0" distB="0" distL="0" distR="0" wp14:anchorId="452C392F" wp14:editId="2FB52C00">
+          <wp:inline distT="0" distB="0" distL="0" distR="0" wp14:anchorId="452C392F" wp14:editId="72B9F52A">
             <wp:extent cx="5731510" cy="4578985"/>
             <wp:effectExtent l="0" t="0" r="0" b="0"/>
             <wp:docPr id="3" name="Picture 3"/>
@@ -42298,6 +42447,1345 @@
           <w:sz w:val="32"/>
           <w:szCs w:val="32"/>
         </w:rPr>
+        <w:t>Stream &amp; StreamSubscription in GetX:</w:t>
+      </w:r>
+    </w:p>
+    <w:p>
+      <w:pPr>
+        <w:jc w:val="both"/>
+        <w:rPr>
+          <w:sz w:val="32"/>
+          <w:szCs w:val="32"/>
+        </w:rPr>
+      </w:pPr>
+      <w:r>
+        <w:rPr>
+          <w:sz w:val="32"/>
+          <w:szCs w:val="32"/>
+        </w:rPr>
+        <w:t># Use a</w:t>
+      </w:r>
+      <w:r>
+        <w:rPr>
+          <w:b/>
+          <w:bCs/>
+          <w:sz w:val="32"/>
+          <w:szCs w:val="32"/>
+        </w:rPr>
+        <w:t xml:space="preserve"> GetXController</w:t>
+      </w:r>
+      <w:r>
+        <w:rPr>
+          <w:sz w:val="32"/>
+          <w:szCs w:val="32"/>
+        </w:rPr>
+        <w:t xml:space="preserve"> class for listening to streams in </w:t>
+      </w:r>
+      <w:r>
+        <w:rPr>
+          <w:b/>
+          <w:bCs/>
+          <w:sz w:val="32"/>
+          <w:szCs w:val="32"/>
+        </w:rPr>
+        <w:t>GetX</w:t>
+      </w:r>
+      <w:r>
+        <w:rPr>
+          <w:sz w:val="32"/>
+          <w:szCs w:val="32"/>
+        </w:rPr>
+        <w:t>. There are three options to do this:</w:t>
+      </w:r>
+    </w:p>
+    <w:p>
+      <w:pPr>
+        <w:jc w:val="both"/>
+        <w:rPr>
+          <w:sz w:val="32"/>
+          <w:szCs w:val="32"/>
+        </w:rPr>
+      </w:pPr>
+    </w:p>
+    <w:p>
+      <w:pPr>
+        <w:jc w:val="both"/>
+        <w:rPr>
+          <w:sz w:val="32"/>
+          <w:szCs w:val="32"/>
+        </w:rPr>
+      </w:pPr>
+      <w:r>
+        <w:rPr>
+          <w:sz w:val="32"/>
+          <w:szCs w:val="32"/>
+        </w:rPr>
+        <w:t>Option-1, (Most GetX-like) Listen inside the controller:</w:t>
+      </w:r>
+    </w:p>
+    <w:p>
+      <w:pPr>
+        <w:jc w:val="both"/>
+        <w:rPr>
+          <w:sz w:val="32"/>
+          <w:szCs w:val="32"/>
+        </w:rPr>
+      </w:pPr>
+      <w:r>
+        <w:rPr>
+          <w:sz w:val="32"/>
+          <w:szCs w:val="32"/>
+        </w:rPr>
+        <w:t xml:space="preserve"># </w:t>
+      </w:r>
+      <w:r>
+        <w:rPr>
+          <w:sz w:val="32"/>
+          <w:szCs w:val="32"/>
+        </w:rPr>
+        <w:t xml:space="preserve">Instead of exposing the </w:t>
+      </w:r>
+      <w:r>
+        <w:rPr>
+          <w:b/>
+          <w:bCs/>
+          <w:sz w:val="32"/>
+          <w:szCs w:val="32"/>
+        </w:rPr>
+        <w:t>S</w:t>
+      </w:r>
+      <w:r>
+        <w:rPr>
+          <w:b/>
+          <w:bCs/>
+          <w:sz w:val="32"/>
+          <w:szCs w:val="32"/>
+        </w:rPr>
+        <w:t>tream</w:t>
+      </w:r>
+      <w:r>
+        <w:rPr>
+          <w:sz w:val="32"/>
+          <w:szCs w:val="32"/>
+        </w:rPr>
+        <w:t xml:space="preserve">, subscribe to </w:t>
+      </w:r>
+      <w:r>
+        <w:rPr>
+          <w:sz w:val="32"/>
+          <w:szCs w:val="32"/>
+        </w:rPr>
+        <w:t xml:space="preserve">the </w:t>
+      </w:r>
+      <w:r>
+        <w:rPr>
+          <w:b/>
+          <w:bCs/>
+          <w:sz w:val="32"/>
+          <w:szCs w:val="32"/>
+        </w:rPr>
+        <w:t>StreamSubscription&lt;…&gt;</w:t>
+      </w:r>
+      <w:r>
+        <w:rPr>
+          <w:sz w:val="32"/>
+          <w:szCs w:val="32"/>
+        </w:rPr>
+        <w:t xml:space="preserve"> (using</w:t>
+      </w:r>
+      <w:r>
+        <w:rPr>
+          <w:b/>
+          <w:bCs/>
+          <w:sz w:val="32"/>
+          <w:szCs w:val="32"/>
+        </w:rPr>
+        <w:t xml:space="preserve"> .listen()</w:t>
+      </w:r>
+      <w:r>
+        <w:rPr>
+          <w:sz w:val="32"/>
+          <w:szCs w:val="32"/>
+        </w:rPr>
+        <w:t xml:space="preserve"> method)</w:t>
+      </w:r>
+      <w:r>
+        <w:rPr>
+          <w:sz w:val="32"/>
+          <w:szCs w:val="32"/>
+        </w:rPr>
+        <w:t xml:space="preserve"> in the controller and update an Rx variable</w:t>
+      </w:r>
+      <w:r>
+        <w:rPr>
+          <w:sz w:val="32"/>
+          <w:szCs w:val="32"/>
+        </w:rPr>
+        <w:t xml:space="preserve"> (to store the value from Stream)</w:t>
+      </w:r>
+      <w:r>
+        <w:rPr>
+          <w:sz w:val="32"/>
+          <w:szCs w:val="32"/>
+        </w:rPr>
+        <w:t>.</w:t>
+      </w:r>
+    </w:p>
+    <w:p>
+      <w:pPr>
+        <w:jc w:val="both"/>
+        <w:rPr>
+          <w:sz w:val="32"/>
+          <w:szCs w:val="32"/>
+        </w:rPr>
+      </w:pPr>
+      <w:r>
+        <w:rPr>
+          <w:sz w:val="32"/>
+          <w:szCs w:val="32"/>
+        </w:rPr>
+        <w:t xml:space="preserve"># Start listening to the </w:t>
+      </w:r>
+      <w:r>
+        <w:rPr>
+          <w:b/>
+          <w:bCs/>
+          <w:sz w:val="32"/>
+          <w:szCs w:val="32"/>
+        </w:rPr>
+        <w:t>Stream</w:t>
+      </w:r>
+      <w:r>
+        <w:rPr>
+          <w:sz w:val="32"/>
+          <w:szCs w:val="32"/>
+        </w:rPr>
+        <w:t xml:space="preserve"> when controller is created using </w:t>
+      </w:r>
+      <w:r>
+        <w:rPr>
+          <w:b/>
+          <w:bCs/>
+          <w:sz w:val="32"/>
+          <w:szCs w:val="32"/>
+        </w:rPr>
+        <w:t>onInit()</w:t>
+      </w:r>
+      <w:r>
+        <w:rPr>
+          <w:sz w:val="32"/>
+          <w:szCs w:val="32"/>
+        </w:rPr>
+        <w:t xml:space="preserve"> method and </w:t>
+      </w:r>
+      <w:r>
+        <w:rPr>
+          <w:b/>
+          <w:bCs/>
+          <w:sz w:val="32"/>
+          <w:szCs w:val="32"/>
+        </w:rPr>
+        <w:t>cancel()</w:t>
+      </w:r>
+      <w:r>
+        <w:rPr>
+          <w:sz w:val="32"/>
+          <w:szCs w:val="32"/>
+        </w:rPr>
+        <w:t xml:space="preserve"> or dispose the </w:t>
+      </w:r>
+      <w:r>
+        <w:rPr>
+          <w:b/>
+          <w:bCs/>
+          <w:sz w:val="32"/>
+          <w:szCs w:val="32"/>
+        </w:rPr>
+        <w:t xml:space="preserve">StreamSubscription&lt;…&gt; </w:t>
+      </w:r>
+      <w:r>
+        <w:rPr>
+          <w:sz w:val="32"/>
+          <w:szCs w:val="32"/>
+        </w:rPr>
+        <w:t>by overriding the</w:t>
+      </w:r>
+      <w:r>
+        <w:rPr>
+          <w:b/>
+          <w:bCs/>
+          <w:sz w:val="32"/>
+          <w:szCs w:val="32"/>
+        </w:rPr>
+        <w:t xml:space="preserve"> onClose()</w:t>
+      </w:r>
+      <w:r>
+        <w:rPr>
+          <w:sz w:val="32"/>
+          <w:szCs w:val="32"/>
+        </w:rPr>
+        <w:t xml:space="preserve"> method</w:t>
+      </w:r>
+    </w:p>
+    <w:p>
+      <w:pPr>
+        <w:jc w:val="both"/>
+        <w:rPr>
+          <w:b/>
+          <w:bCs/>
+          <w:color w:val="D86DCB" w:themeColor="accent5" w:themeTint="99"/>
+          <w:sz w:val="32"/>
+          <w:szCs w:val="32"/>
+        </w:rPr>
+      </w:pPr>
+      <w:r>
+        <w:rPr>
+          <w:b/>
+          <w:bCs/>
+          <w:color w:val="D86DCB" w:themeColor="accent5" w:themeTint="99"/>
+          <w:sz w:val="32"/>
+          <w:szCs w:val="32"/>
+        </w:rPr>
+        <w:t>class ChatController extends GetxController {</w:t>
+      </w:r>
+    </w:p>
+    <w:p>
+      <w:pPr>
+        <w:jc w:val="both"/>
+        <w:rPr>
+          <w:b/>
+          <w:bCs/>
+          <w:color w:val="D86DCB" w:themeColor="accent5" w:themeTint="99"/>
+          <w:sz w:val="32"/>
+          <w:szCs w:val="32"/>
+        </w:rPr>
+      </w:pPr>
+      <w:r>
+        <w:rPr>
+          <w:b/>
+          <w:bCs/>
+          <w:color w:val="D86DCB" w:themeColor="accent5" w:themeTint="99"/>
+          <w:sz w:val="32"/>
+          <w:szCs w:val="32"/>
+        </w:rPr>
+        <w:t xml:space="preserve">  final messages = &lt;Message&gt;[].obs;</w:t>
+      </w:r>
+    </w:p>
+    <w:p>
+      <w:pPr>
+        <w:jc w:val="both"/>
+        <w:rPr>
+          <w:b/>
+          <w:bCs/>
+          <w:color w:val="D86DCB" w:themeColor="accent5" w:themeTint="99"/>
+          <w:sz w:val="32"/>
+          <w:szCs w:val="32"/>
+        </w:rPr>
+      </w:pPr>
+      <w:r>
+        <w:rPr>
+          <w:b/>
+          <w:bCs/>
+          <w:color w:val="D86DCB" w:themeColor="accent5" w:themeTint="99"/>
+          <w:sz w:val="32"/>
+          <w:szCs w:val="32"/>
+        </w:rPr>
+        <w:t xml:space="preserve">  StreamSubscription? _subscription;</w:t>
+      </w:r>
+    </w:p>
+    <w:p>
+      <w:pPr>
+        <w:jc w:val="both"/>
+        <w:rPr>
+          <w:b/>
+          <w:bCs/>
+          <w:color w:val="D86DCB" w:themeColor="accent5" w:themeTint="99"/>
+          <w:sz w:val="32"/>
+          <w:szCs w:val="32"/>
+        </w:rPr>
+      </w:pPr>
+      <w:r>
+        <w:rPr>
+          <w:b/>
+          <w:bCs/>
+          <w:color w:val="D86DCB" w:themeColor="accent5" w:themeTint="99"/>
+          <w:sz w:val="32"/>
+          <w:szCs w:val="32"/>
+        </w:rPr>
+        <w:t xml:space="preserve">  @override</w:t>
+      </w:r>
+    </w:p>
+    <w:p>
+      <w:pPr>
+        <w:jc w:val="both"/>
+        <w:rPr>
+          <w:b/>
+          <w:bCs/>
+          <w:color w:val="D86DCB" w:themeColor="accent5" w:themeTint="99"/>
+          <w:sz w:val="32"/>
+          <w:szCs w:val="32"/>
+        </w:rPr>
+      </w:pPr>
+      <w:r>
+        <w:rPr>
+          <w:b/>
+          <w:bCs/>
+          <w:color w:val="D86DCB" w:themeColor="accent5" w:themeTint="99"/>
+          <w:sz w:val="32"/>
+          <w:szCs w:val="32"/>
+        </w:rPr>
+        <w:t xml:space="preserve">  void onInit() {</w:t>
+      </w:r>
+    </w:p>
+    <w:p>
+      <w:pPr>
+        <w:jc w:val="both"/>
+        <w:rPr>
+          <w:b/>
+          <w:bCs/>
+          <w:color w:val="D86DCB" w:themeColor="accent5" w:themeTint="99"/>
+          <w:sz w:val="32"/>
+          <w:szCs w:val="32"/>
+        </w:rPr>
+      </w:pPr>
+      <w:r>
+        <w:rPr>
+          <w:b/>
+          <w:bCs/>
+          <w:color w:val="D86DCB" w:themeColor="accent5" w:themeTint="99"/>
+          <w:sz w:val="32"/>
+          <w:szCs w:val="32"/>
+        </w:rPr>
+        <w:t xml:space="preserve">    super.onInit();</w:t>
+      </w:r>
+    </w:p>
+    <w:p>
+      <w:pPr>
+        <w:jc w:val="both"/>
+        <w:rPr>
+          <w:b/>
+          <w:bCs/>
+          <w:color w:val="D86DCB" w:themeColor="accent5" w:themeTint="99"/>
+          <w:sz w:val="32"/>
+          <w:szCs w:val="32"/>
+        </w:rPr>
+      </w:pPr>
+    </w:p>
+    <w:p>
+      <w:pPr>
+        <w:jc w:val="both"/>
+        <w:rPr>
+          <w:b/>
+          <w:bCs/>
+          <w:color w:val="D86DCB" w:themeColor="accent5" w:themeTint="99"/>
+          <w:sz w:val="32"/>
+          <w:szCs w:val="32"/>
+        </w:rPr>
+      </w:pPr>
+      <w:r>
+        <w:rPr>
+          <w:b/>
+          <w:bCs/>
+          <w:color w:val="D86DCB" w:themeColor="accent5" w:themeTint="99"/>
+          <w:sz w:val="32"/>
+          <w:szCs w:val="32"/>
+        </w:rPr>
+        <w:t xml:space="preserve">    _subscription = repository.messageStream.listen((data) {</w:t>
+      </w:r>
+    </w:p>
+    <w:p>
+      <w:pPr>
+        <w:jc w:val="both"/>
+        <w:rPr>
+          <w:b/>
+          <w:bCs/>
+          <w:color w:val="D86DCB" w:themeColor="accent5" w:themeTint="99"/>
+          <w:sz w:val="32"/>
+          <w:szCs w:val="32"/>
+        </w:rPr>
+      </w:pPr>
+      <w:r>
+        <w:rPr>
+          <w:b/>
+          <w:bCs/>
+          <w:color w:val="D86DCB" w:themeColor="accent5" w:themeTint="99"/>
+          <w:sz w:val="32"/>
+          <w:szCs w:val="32"/>
+        </w:rPr>
+        <w:lastRenderedPageBreak/>
+        <w:t xml:space="preserve">      messages.assignAll(data);</w:t>
+      </w:r>
+    </w:p>
+    <w:p>
+      <w:pPr>
+        <w:jc w:val="both"/>
+        <w:rPr>
+          <w:b/>
+          <w:bCs/>
+          <w:color w:val="D86DCB" w:themeColor="accent5" w:themeTint="99"/>
+          <w:sz w:val="32"/>
+          <w:szCs w:val="32"/>
+        </w:rPr>
+      </w:pPr>
+      <w:r>
+        <w:rPr>
+          <w:b/>
+          <w:bCs/>
+          <w:color w:val="D86DCB" w:themeColor="accent5" w:themeTint="99"/>
+          <w:sz w:val="32"/>
+          <w:szCs w:val="32"/>
+        </w:rPr>
+        <w:t xml:space="preserve">    });</w:t>
+      </w:r>
+    </w:p>
+    <w:p>
+      <w:pPr>
+        <w:jc w:val="both"/>
+        <w:rPr>
+          <w:b/>
+          <w:bCs/>
+          <w:color w:val="D86DCB" w:themeColor="accent5" w:themeTint="99"/>
+          <w:sz w:val="32"/>
+          <w:szCs w:val="32"/>
+        </w:rPr>
+      </w:pPr>
+      <w:r>
+        <w:rPr>
+          <w:b/>
+          <w:bCs/>
+          <w:color w:val="D86DCB" w:themeColor="accent5" w:themeTint="99"/>
+          <w:sz w:val="32"/>
+          <w:szCs w:val="32"/>
+        </w:rPr>
+        <w:t xml:space="preserve">  }</w:t>
+      </w:r>
+    </w:p>
+    <w:p>
+      <w:pPr>
+        <w:jc w:val="both"/>
+        <w:rPr>
+          <w:b/>
+          <w:bCs/>
+          <w:color w:val="D86DCB" w:themeColor="accent5" w:themeTint="99"/>
+          <w:sz w:val="32"/>
+          <w:szCs w:val="32"/>
+        </w:rPr>
+      </w:pPr>
+      <w:r>
+        <w:rPr>
+          <w:b/>
+          <w:bCs/>
+          <w:color w:val="D86DCB" w:themeColor="accent5" w:themeTint="99"/>
+          <w:sz w:val="32"/>
+          <w:szCs w:val="32"/>
+        </w:rPr>
+        <w:t xml:space="preserve">  @override</w:t>
+      </w:r>
+    </w:p>
+    <w:p>
+      <w:pPr>
+        <w:jc w:val="both"/>
+        <w:rPr>
+          <w:b/>
+          <w:bCs/>
+          <w:color w:val="D86DCB" w:themeColor="accent5" w:themeTint="99"/>
+          <w:sz w:val="32"/>
+          <w:szCs w:val="32"/>
+        </w:rPr>
+      </w:pPr>
+      <w:r>
+        <w:rPr>
+          <w:b/>
+          <w:bCs/>
+          <w:color w:val="D86DCB" w:themeColor="accent5" w:themeTint="99"/>
+          <w:sz w:val="32"/>
+          <w:szCs w:val="32"/>
+        </w:rPr>
+        <w:t xml:space="preserve">  void onClose() {</w:t>
+      </w:r>
+    </w:p>
+    <w:p>
+      <w:pPr>
+        <w:jc w:val="both"/>
+        <w:rPr>
+          <w:b/>
+          <w:bCs/>
+          <w:color w:val="D86DCB" w:themeColor="accent5" w:themeTint="99"/>
+          <w:sz w:val="32"/>
+          <w:szCs w:val="32"/>
+        </w:rPr>
+      </w:pPr>
+      <w:r>
+        <w:rPr>
+          <w:b/>
+          <w:bCs/>
+          <w:color w:val="D86DCB" w:themeColor="accent5" w:themeTint="99"/>
+          <w:sz w:val="32"/>
+          <w:szCs w:val="32"/>
+        </w:rPr>
+        <w:t xml:space="preserve">    _subscription?.cancel();</w:t>
+      </w:r>
+    </w:p>
+    <w:p>
+      <w:pPr>
+        <w:jc w:val="both"/>
+        <w:rPr>
+          <w:b/>
+          <w:bCs/>
+          <w:color w:val="D86DCB" w:themeColor="accent5" w:themeTint="99"/>
+          <w:sz w:val="32"/>
+          <w:szCs w:val="32"/>
+        </w:rPr>
+      </w:pPr>
+      <w:r>
+        <w:rPr>
+          <w:b/>
+          <w:bCs/>
+          <w:color w:val="D86DCB" w:themeColor="accent5" w:themeTint="99"/>
+          <w:sz w:val="32"/>
+          <w:szCs w:val="32"/>
+        </w:rPr>
+        <w:t xml:space="preserve">    super.onClose();</w:t>
+      </w:r>
+    </w:p>
+    <w:p>
+      <w:pPr>
+        <w:jc w:val="both"/>
+        <w:rPr>
+          <w:b/>
+          <w:bCs/>
+          <w:color w:val="D86DCB" w:themeColor="accent5" w:themeTint="99"/>
+          <w:sz w:val="32"/>
+          <w:szCs w:val="32"/>
+        </w:rPr>
+      </w:pPr>
+      <w:r>
+        <w:rPr>
+          <w:b/>
+          <w:bCs/>
+          <w:color w:val="D86DCB" w:themeColor="accent5" w:themeTint="99"/>
+          <w:sz w:val="32"/>
+          <w:szCs w:val="32"/>
+        </w:rPr>
+        <w:t xml:space="preserve">  }</w:t>
+      </w:r>
+    </w:p>
+    <w:p>
+      <w:pPr>
+        <w:jc w:val="both"/>
+        <w:rPr>
+          <w:b/>
+          <w:bCs/>
+          <w:color w:val="D86DCB" w:themeColor="accent5" w:themeTint="99"/>
+          <w:sz w:val="32"/>
+          <w:szCs w:val="32"/>
+        </w:rPr>
+      </w:pPr>
+      <w:r>
+        <w:rPr>
+          <w:b/>
+          <w:bCs/>
+          <w:color w:val="D86DCB" w:themeColor="accent5" w:themeTint="99"/>
+          <w:sz w:val="32"/>
+          <w:szCs w:val="32"/>
+        </w:rPr>
+        <w:t>}</w:t>
+      </w:r>
+    </w:p>
+    <w:p>
+      <w:pPr>
+        <w:jc w:val="both"/>
+        <w:rPr>
+          <w:sz w:val="32"/>
+          <w:szCs w:val="32"/>
+        </w:rPr>
+      </w:pPr>
+      <w:r>
+        <w:rPr>
+          <w:sz w:val="32"/>
+          <w:szCs w:val="32"/>
+        </w:rPr>
+        <w:t xml:space="preserve"># In the UI, just watch that reactive </w:t>
+      </w:r>
+      <w:r>
+        <w:rPr>
+          <w:b/>
+          <w:bCs/>
+          <w:sz w:val="32"/>
+          <w:szCs w:val="32"/>
+        </w:rPr>
+        <w:t>RxList</w:t>
+      </w:r>
+      <w:r>
+        <w:rPr>
+          <w:b/>
+          <w:bCs/>
+          <w:sz w:val="32"/>
+          <w:szCs w:val="32"/>
+        </w:rPr>
+        <w:t>&lt;…&gt;</w:t>
+      </w:r>
+      <w:r>
+        <w:rPr>
+          <w:sz w:val="32"/>
+          <w:szCs w:val="32"/>
+        </w:rPr>
+        <w:t xml:space="preserve"> using </w:t>
+      </w:r>
+      <w:r>
+        <w:rPr>
+          <w:b/>
+          <w:bCs/>
+          <w:sz w:val="32"/>
+          <w:szCs w:val="32"/>
+        </w:rPr>
+        <w:t>Obx(() {})</w:t>
+      </w:r>
+    </w:p>
+    <w:p>
+      <w:pPr>
+        <w:jc w:val="both"/>
+        <w:rPr>
+          <w:b/>
+          <w:bCs/>
+          <w:color w:val="D86DCB" w:themeColor="accent5" w:themeTint="99"/>
+          <w:sz w:val="32"/>
+          <w:szCs w:val="32"/>
+        </w:rPr>
+      </w:pPr>
+      <w:r>
+        <w:rPr>
+          <w:b/>
+          <w:bCs/>
+          <w:color w:val="D86DCB" w:themeColor="accent5" w:themeTint="99"/>
+          <w:sz w:val="32"/>
+          <w:szCs w:val="32"/>
+        </w:rPr>
+        <w:t>Obx(() =&gt; ListView(...))</w:t>
+      </w:r>
+    </w:p>
+    <w:p>
+      <w:pPr>
+        <w:jc w:val="both"/>
+        <w:rPr>
+          <w:sz w:val="32"/>
+          <w:szCs w:val="32"/>
+        </w:rPr>
+      </w:pPr>
+    </w:p>
+    <w:p>
+      <w:pPr>
+        <w:jc w:val="both"/>
+        <w:rPr>
+          <w:sz w:val="32"/>
+          <w:szCs w:val="32"/>
+        </w:rPr>
+      </w:pPr>
+    </w:p>
+    <w:p>
+      <w:pPr>
+        <w:jc w:val="both"/>
+        <w:rPr>
+          <w:sz w:val="32"/>
+          <w:szCs w:val="32"/>
+        </w:rPr>
+      </w:pPr>
+      <w:r>
+        <w:rPr>
+          <w:sz w:val="32"/>
+          <w:szCs w:val="32"/>
+        </w:rPr>
+        <w:t xml:space="preserve">Option-2, </w:t>
+      </w:r>
+      <w:r>
+        <w:rPr>
+          <w:sz w:val="32"/>
+          <w:szCs w:val="32"/>
+        </w:rPr>
+        <w:t>Expose the stream directly</w:t>
+      </w:r>
+      <w:r>
+        <w:rPr>
+          <w:sz w:val="32"/>
+          <w:szCs w:val="32"/>
+        </w:rPr>
+        <w:t>:</w:t>
+      </w:r>
+    </w:p>
+    <w:p>
+      <w:pPr>
+        <w:jc w:val="both"/>
+        <w:rPr>
+          <w:sz w:val="32"/>
+          <w:szCs w:val="32"/>
+        </w:rPr>
+      </w:pPr>
+      <w:r>
+        <w:rPr>
+          <w:sz w:val="32"/>
+          <w:szCs w:val="32"/>
+        </w:rPr>
+        <w:t># We</w:t>
+      </w:r>
+      <w:r>
+        <w:rPr>
+          <w:sz w:val="32"/>
+          <w:szCs w:val="32"/>
+        </w:rPr>
+        <w:t xml:space="preserve"> can do this</w:t>
+      </w:r>
+      <w:r>
+        <w:rPr>
+          <w:sz w:val="32"/>
+          <w:szCs w:val="32"/>
+        </w:rPr>
+        <w:t xml:space="preserve"> </w:t>
+      </w:r>
+      <w:r>
+        <w:rPr>
+          <w:sz w:val="32"/>
+          <w:szCs w:val="32"/>
+        </w:rPr>
+        <w:t xml:space="preserve">if </w:t>
+      </w:r>
+      <w:r>
+        <w:rPr>
+          <w:sz w:val="32"/>
+          <w:szCs w:val="32"/>
+        </w:rPr>
+        <w:t>we</w:t>
+      </w:r>
+      <w:r>
+        <w:rPr>
+          <w:sz w:val="32"/>
+          <w:szCs w:val="32"/>
+        </w:rPr>
+        <w:t xml:space="preserve"> don't need to transform the data or store additional UI state.</w:t>
+      </w:r>
+    </w:p>
+    <w:p>
+      <w:pPr>
+        <w:jc w:val="both"/>
+        <w:rPr>
+          <w:b/>
+          <w:bCs/>
+          <w:color w:val="D86DCB" w:themeColor="accent5" w:themeTint="99"/>
+          <w:sz w:val="32"/>
+          <w:szCs w:val="32"/>
+        </w:rPr>
+      </w:pPr>
+      <w:r>
+        <w:rPr>
+          <w:b/>
+          <w:bCs/>
+          <w:color w:val="D86DCB" w:themeColor="accent5" w:themeTint="99"/>
+          <w:sz w:val="32"/>
+          <w:szCs w:val="32"/>
+        </w:rPr>
+        <w:t>StreamBuilder(</w:t>
+      </w:r>
+    </w:p>
+    <w:p>
+      <w:pPr>
+        <w:jc w:val="both"/>
+        <w:rPr>
+          <w:b/>
+          <w:bCs/>
+          <w:color w:val="D86DCB" w:themeColor="accent5" w:themeTint="99"/>
+          <w:sz w:val="32"/>
+          <w:szCs w:val="32"/>
+        </w:rPr>
+      </w:pPr>
+      <w:r>
+        <w:rPr>
+          <w:b/>
+          <w:bCs/>
+          <w:color w:val="D86DCB" w:themeColor="accent5" w:themeTint="99"/>
+          <w:sz w:val="32"/>
+          <w:szCs w:val="32"/>
+        </w:rPr>
+        <w:t xml:space="preserve">  stream: controller.messages,</w:t>
+      </w:r>
+    </w:p>
+    <w:p>
+      <w:pPr>
+        <w:jc w:val="both"/>
+        <w:rPr>
+          <w:b/>
+          <w:bCs/>
+          <w:color w:val="D86DCB" w:themeColor="accent5" w:themeTint="99"/>
+          <w:sz w:val="32"/>
+          <w:szCs w:val="32"/>
+        </w:rPr>
+      </w:pPr>
+      <w:r>
+        <w:rPr>
+          <w:b/>
+          <w:bCs/>
+          <w:color w:val="D86DCB" w:themeColor="accent5" w:themeTint="99"/>
+          <w:sz w:val="32"/>
+          <w:szCs w:val="32"/>
+        </w:rPr>
+        <w:t xml:space="preserve">  builder: ...</w:t>
+      </w:r>
+    </w:p>
+    <w:p>
+      <w:pPr>
+        <w:jc w:val="both"/>
+        <w:rPr>
+          <w:b/>
+          <w:bCs/>
+          <w:color w:val="D86DCB" w:themeColor="accent5" w:themeTint="99"/>
+          <w:sz w:val="32"/>
+          <w:szCs w:val="32"/>
+        </w:rPr>
+      </w:pPr>
+      <w:r>
+        <w:rPr>
+          <w:b/>
+          <w:bCs/>
+          <w:color w:val="D86DCB" w:themeColor="accent5" w:themeTint="99"/>
+          <w:sz w:val="32"/>
+          <w:szCs w:val="32"/>
+        </w:rPr>
+        <w:t>)</w:t>
+      </w:r>
+    </w:p>
+    <w:p>
+      <w:pPr>
+        <w:jc w:val="both"/>
+        <w:rPr>
+          <w:sz w:val="32"/>
+          <w:szCs w:val="32"/>
+        </w:rPr>
+      </w:pPr>
+    </w:p>
+    <w:p>
+      <w:pPr>
+        <w:jc w:val="both"/>
+        <w:rPr>
+          <w:sz w:val="32"/>
+          <w:szCs w:val="32"/>
+        </w:rPr>
+      </w:pPr>
+      <w:r>
+        <w:rPr>
+          <w:sz w:val="32"/>
+          <w:szCs w:val="32"/>
+        </w:rPr>
+        <w:t>Option-3, Bind a Stream to an Rx variable:</w:t>
+      </w:r>
+    </w:p>
+    <w:p>
+      <w:pPr>
+        <w:jc w:val="both"/>
+        <w:rPr>
+          <w:sz w:val="32"/>
+          <w:szCs w:val="32"/>
+        </w:rPr>
+      </w:pPr>
+      <w:r>
+        <w:rPr>
+          <w:sz w:val="32"/>
+          <w:szCs w:val="32"/>
+        </w:rPr>
+        <w:lastRenderedPageBreak/>
+        <w:t xml:space="preserve"># </w:t>
+      </w:r>
+      <w:r>
+        <w:rPr>
+          <w:b/>
+          <w:bCs/>
+          <w:sz w:val="32"/>
+          <w:szCs w:val="32"/>
+        </w:rPr>
+        <w:t>GetX</w:t>
+      </w:r>
+      <w:r>
+        <w:rPr>
+          <w:sz w:val="32"/>
+          <w:szCs w:val="32"/>
+        </w:rPr>
+        <w:t xml:space="preserve"> has </w:t>
+      </w:r>
+      <w:r>
+        <w:rPr>
+          <w:b/>
+          <w:bCs/>
+          <w:sz w:val="32"/>
+          <w:szCs w:val="32"/>
+        </w:rPr>
+        <w:t>bindStream()</w:t>
+      </w:r>
+      <w:r>
+        <w:rPr>
+          <w:sz w:val="32"/>
+          <w:szCs w:val="32"/>
+        </w:rPr>
+        <w:t>.</w:t>
+      </w:r>
+      <w:r>
+        <w:rPr>
+          <w:sz w:val="32"/>
+          <w:szCs w:val="32"/>
+        </w:rPr>
+        <w:t xml:space="preserve"> </w:t>
+      </w:r>
+      <w:r>
+        <w:rPr>
+          <w:sz w:val="32"/>
+          <w:szCs w:val="32"/>
+        </w:rPr>
+        <w:t xml:space="preserve">This is probably the closest thing to </w:t>
+      </w:r>
+      <w:r>
+        <w:rPr>
+          <w:b/>
+          <w:bCs/>
+          <w:sz w:val="32"/>
+          <w:szCs w:val="32"/>
+        </w:rPr>
+        <w:t>Riverpod</w:t>
+      </w:r>
+      <w:r>
+        <w:rPr>
+          <w:sz w:val="32"/>
+          <w:szCs w:val="32"/>
+        </w:rPr>
+        <w:t xml:space="preserve">'s </w:t>
+      </w:r>
+      <w:r>
+        <w:rPr>
+          <w:b/>
+          <w:bCs/>
+          <w:sz w:val="32"/>
+          <w:szCs w:val="32"/>
+        </w:rPr>
+        <w:t>StreamProvider</w:t>
+      </w:r>
+      <w:r>
+        <w:rPr>
+          <w:sz w:val="32"/>
+          <w:szCs w:val="32"/>
+        </w:rPr>
+        <w:t xml:space="preserve">. </w:t>
+      </w:r>
+      <w:r>
+        <w:rPr>
+          <w:b/>
+          <w:bCs/>
+          <w:sz w:val="32"/>
+          <w:szCs w:val="32"/>
+        </w:rPr>
+        <w:t>GetX</w:t>
+      </w:r>
+      <w:r>
+        <w:rPr>
+          <w:sz w:val="32"/>
+          <w:szCs w:val="32"/>
+        </w:rPr>
+        <w:t xml:space="preserve"> automatically keeps the Rx variable updated from the </w:t>
+      </w:r>
+      <w:r>
+        <w:rPr>
+          <w:b/>
+          <w:bCs/>
+          <w:sz w:val="32"/>
+          <w:szCs w:val="32"/>
+        </w:rPr>
+        <w:t>S</w:t>
+      </w:r>
+      <w:r>
+        <w:rPr>
+          <w:b/>
+          <w:bCs/>
+          <w:sz w:val="32"/>
+          <w:szCs w:val="32"/>
+        </w:rPr>
+        <w:t>tream</w:t>
+      </w:r>
+    </w:p>
+    <w:p>
+      <w:pPr>
+        <w:jc w:val="both"/>
+        <w:rPr>
+          <w:b/>
+          <w:bCs/>
+          <w:color w:val="D86DCB" w:themeColor="accent5" w:themeTint="99"/>
+          <w:sz w:val="32"/>
+          <w:szCs w:val="32"/>
+        </w:rPr>
+      </w:pPr>
+      <w:r>
+        <w:rPr>
+          <w:b/>
+          <w:bCs/>
+          <w:color w:val="D86DCB" w:themeColor="accent5" w:themeTint="99"/>
+          <w:sz w:val="32"/>
+          <w:szCs w:val="32"/>
+        </w:rPr>
+        <w:t>…</w:t>
+      </w:r>
+    </w:p>
+    <w:p>
+      <w:pPr>
+        <w:jc w:val="both"/>
+        <w:rPr>
+          <w:b/>
+          <w:bCs/>
+          <w:color w:val="D86DCB" w:themeColor="accent5" w:themeTint="99"/>
+          <w:sz w:val="32"/>
+          <w:szCs w:val="32"/>
+        </w:rPr>
+      </w:pPr>
+      <w:r>
+        <w:rPr>
+          <w:b/>
+          <w:bCs/>
+          <w:color w:val="D86DCB" w:themeColor="accent5" w:themeTint="99"/>
+          <w:sz w:val="32"/>
+          <w:szCs w:val="32"/>
+        </w:rPr>
+        <w:t>final messages = &lt;Message&gt;[].obs;</w:t>
+      </w:r>
+    </w:p>
+    <w:p>
+      <w:pPr>
+        <w:jc w:val="both"/>
+        <w:rPr>
+          <w:b/>
+          <w:bCs/>
+          <w:color w:val="D86DCB" w:themeColor="accent5" w:themeTint="99"/>
+          <w:sz w:val="32"/>
+          <w:szCs w:val="32"/>
+        </w:rPr>
+      </w:pPr>
+      <w:r>
+        <w:rPr>
+          <w:b/>
+          <w:bCs/>
+          <w:color w:val="D86DCB" w:themeColor="accent5" w:themeTint="99"/>
+          <w:sz w:val="32"/>
+          <w:szCs w:val="32"/>
+        </w:rPr>
+        <w:t>@override</w:t>
+      </w:r>
+    </w:p>
+    <w:p>
+      <w:pPr>
+        <w:jc w:val="both"/>
+        <w:rPr>
+          <w:b/>
+          <w:bCs/>
+          <w:color w:val="D86DCB" w:themeColor="accent5" w:themeTint="99"/>
+          <w:sz w:val="32"/>
+          <w:szCs w:val="32"/>
+        </w:rPr>
+      </w:pPr>
+      <w:r>
+        <w:rPr>
+          <w:b/>
+          <w:bCs/>
+          <w:color w:val="D86DCB" w:themeColor="accent5" w:themeTint="99"/>
+          <w:sz w:val="32"/>
+          <w:szCs w:val="32"/>
+        </w:rPr>
+        <w:t>void onInit() {</w:t>
+      </w:r>
+    </w:p>
+    <w:p>
+      <w:pPr>
+        <w:jc w:val="both"/>
+        <w:rPr>
+          <w:b/>
+          <w:bCs/>
+          <w:color w:val="D86DCB" w:themeColor="accent5" w:themeTint="99"/>
+          <w:sz w:val="32"/>
+          <w:szCs w:val="32"/>
+        </w:rPr>
+      </w:pPr>
+      <w:r>
+        <w:rPr>
+          <w:b/>
+          <w:bCs/>
+          <w:color w:val="D86DCB" w:themeColor="accent5" w:themeTint="99"/>
+          <w:sz w:val="32"/>
+          <w:szCs w:val="32"/>
+        </w:rPr>
+        <w:t xml:space="preserve">  super.onInit();</w:t>
+      </w:r>
+    </w:p>
+    <w:p>
+      <w:pPr>
+        <w:jc w:val="both"/>
+        <w:rPr>
+          <w:b/>
+          <w:bCs/>
+          <w:color w:val="D86DCB" w:themeColor="accent5" w:themeTint="99"/>
+          <w:sz w:val="32"/>
+          <w:szCs w:val="32"/>
+        </w:rPr>
+      </w:pPr>
+    </w:p>
+    <w:p>
+      <w:pPr>
+        <w:jc w:val="both"/>
+        <w:rPr>
+          <w:b/>
+          <w:bCs/>
+          <w:color w:val="D86DCB" w:themeColor="accent5" w:themeTint="99"/>
+          <w:sz w:val="32"/>
+          <w:szCs w:val="32"/>
+        </w:rPr>
+      </w:pPr>
+      <w:r>
+        <w:rPr>
+          <w:b/>
+          <w:bCs/>
+          <w:color w:val="D86DCB" w:themeColor="accent5" w:themeTint="99"/>
+          <w:sz w:val="32"/>
+          <w:szCs w:val="32"/>
+        </w:rPr>
+        <w:t xml:space="preserve">  messages.bindStream(repository.messageStream);</w:t>
+      </w:r>
+    </w:p>
+    <w:p>
+      <w:pPr>
+        <w:jc w:val="both"/>
+        <w:rPr>
+          <w:b/>
+          <w:bCs/>
+          <w:color w:val="D86DCB" w:themeColor="accent5" w:themeTint="99"/>
+          <w:sz w:val="32"/>
+          <w:szCs w:val="32"/>
+        </w:rPr>
+      </w:pPr>
+      <w:r>
+        <w:rPr>
+          <w:b/>
+          <w:bCs/>
+          <w:color w:val="D86DCB" w:themeColor="accent5" w:themeTint="99"/>
+          <w:sz w:val="32"/>
+          <w:szCs w:val="32"/>
+        </w:rPr>
+        <w:t>}</w:t>
+      </w:r>
+    </w:p>
+    <w:p>
+      <w:pPr>
+        <w:jc w:val="both"/>
+        <w:rPr>
+          <w:sz w:val="32"/>
+          <w:szCs w:val="32"/>
+        </w:rPr>
+      </w:pPr>
+      <w:r>
+        <w:rPr>
+          <w:sz w:val="32"/>
+          <w:szCs w:val="32"/>
+        </w:rPr>
+        <w:t># O</w:t>
+      </w:r>
+      <w:r>
+        <w:rPr>
+          <w:sz w:val="32"/>
+          <w:szCs w:val="32"/>
+        </w:rPr>
+        <w:t>ur UI just uses</w:t>
+      </w:r>
+      <w:r>
+        <w:rPr>
+          <w:b/>
+          <w:bCs/>
+          <w:sz w:val="32"/>
+          <w:szCs w:val="32"/>
+        </w:rPr>
+        <w:t xml:space="preserve"> Obx</w:t>
+      </w:r>
+      <w:r>
+        <w:rPr>
+          <w:b/>
+          <w:bCs/>
+          <w:sz w:val="32"/>
+          <w:szCs w:val="32"/>
+        </w:rPr>
+        <w:t>(() {})</w:t>
+      </w:r>
+      <w:r>
+        <w:rPr>
+          <w:sz w:val="32"/>
+          <w:szCs w:val="32"/>
+        </w:rPr>
+        <w:t xml:space="preserve"> or manually </w:t>
+      </w:r>
+      <w:r>
+        <w:rPr>
+          <w:b/>
+          <w:bCs/>
+          <w:sz w:val="32"/>
+          <w:szCs w:val="32"/>
+        </w:rPr>
+        <w:t xml:space="preserve">.listen() </w:t>
+      </w:r>
+      <w:r>
+        <w:rPr>
+          <w:sz w:val="32"/>
+          <w:szCs w:val="32"/>
+        </w:rPr>
+        <w:t>if we need more control</w:t>
+      </w:r>
+    </w:p>
+    <w:p>
+      <w:pPr>
+        <w:jc w:val="both"/>
+        <w:rPr>
+          <w:sz w:val="32"/>
+          <w:szCs w:val="32"/>
+        </w:rPr>
+      </w:pPr>
+    </w:p>
+    <w:p>
+      <w:pPr>
+        <w:jc w:val="center"/>
+        <w:rPr>
+          <w:sz w:val="32"/>
+          <w:szCs w:val="32"/>
+        </w:rPr>
+      </w:pPr>
+      <w:r>
+        <w:rPr>
+          <w:sz w:val="32"/>
+          <w:szCs w:val="32"/>
+        </w:rPr>
+        <w:t>Break</w:t>
+      </w:r>
+    </w:p>
+    <w:p>
+      <w:pPr>
+        <w:jc w:val="both"/>
+        <w:rPr>
+          <w:sz w:val="32"/>
+          <w:szCs w:val="32"/>
+        </w:rPr>
+      </w:pPr>
+    </w:p>
+    <w:p>
+      <w:pPr>
+        <w:jc w:val="both"/>
+        <w:rPr>
+          <w:b/>
+          <w:bCs/>
+          <w:sz w:val="32"/>
+          <w:szCs w:val="32"/>
+        </w:rPr>
+      </w:pPr>
+      <w:r>
+        <w:rPr>
+          <w:b/>
+          <w:bCs/>
+          <w:sz w:val="32"/>
+          <w:szCs w:val="32"/>
+        </w:rPr>
         <w:t>Repository Pattern with GetX:</w:t>
       </w:r>
     </w:p>
@@ -42453,6 +43941,7 @@
           <w:sz w:val="32"/>
           <w:szCs w:val="32"/>
         </w:rPr>
+        <w:lastRenderedPageBreak/>
         <w:t>Harder to maintain</w:t>
       </w:r>
     </w:p>
@@ -42698,270 +44187,270 @@
           <w:sz w:val="32"/>
           <w:szCs w:val="32"/>
         </w:rPr>
+        <w:t xml:space="preserve"># If data is previously fetched from the API return it to the controller or if not call the API and fetch it and then save it in the </w:t>
+      </w:r>
+      <w:r>
+        <w:rPr>
+          <w:b/>
+          <w:bCs/>
+          <w:sz w:val="32"/>
+          <w:szCs w:val="32"/>
+        </w:rPr>
+        <w:t>Map</w:t>
+      </w:r>
+      <w:r>
+        <w:rPr>
+          <w:sz w:val="32"/>
+          <w:szCs w:val="32"/>
+        </w:rPr>
+        <w:t xml:space="preserve"> with its </w:t>
+      </w:r>
+      <w:r>
+        <w:rPr>
+          <w:b/>
+          <w:bCs/>
+          <w:sz w:val="32"/>
+          <w:szCs w:val="32"/>
+        </w:rPr>
+        <w:t>movieId</w:t>
+      </w:r>
+      <w:r>
+        <w:rPr>
+          <w:b/>
+          <w:bCs/>
+          <w:sz w:val="32"/>
+          <w:szCs w:val="32"/>
+        </w:rPr>
+        <w:t xml:space="preserve"> </w:t>
+      </w:r>
+      <w:r>
+        <w:rPr>
+          <w:sz w:val="32"/>
+          <w:szCs w:val="32"/>
+        </w:rPr>
+        <w:t>as KEY</w:t>
+      </w:r>
+    </w:p>
+    <w:p>
+      <w:pPr>
+        <w:jc w:val="both"/>
+        <w:rPr>
+          <w:b/>
+          <w:bCs/>
+          <w:color w:val="D86DCB" w:themeColor="accent5" w:themeTint="99"/>
+          <w:sz w:val="32"/>
+          <w:szCs w:val="32"/>
+        </w:rPr>
+      </w:pPr>
+      <w:r>
+        <w:rPr>
+          <w:b/>
+          <w:bCs/>
+          <w:color w:val="D86DCB" w:themeColor="accent5" w:themeTint="99"/>
+          <w:sz w:val="32"/>
+          <w:szCs w:val="32"/>
+        </w:rPr>
+        <w:t>class MovieRepository extends GetxService {</w:t>
+      </w:r>
+    </w:p>
+    <w:p>
+      <w:pPr>
+        <w:jc w:val="both"/>
+        <w:rPr>
+          <w:b/>
+          <w:bCs/>
+          <w:color w:val="D86DCB" w:themeColor="accent5" w:themeTint="99"/>
+          <w:sz w:val="32"/>
+          <w:szCs w:val="32"/>
+        </w:rPr>
+      </w:pPr>
+    </w:p>
+    <w:p>
+      <w:pPr>
+        <w:jc w:val="both"/>
+        <w:rPr>
+          <w:b/>
+          <w:bCs/>
+          <w:color w:val="D86DCB" w:themeColor="accent5" w:themeTint="99"/>
+          <w:sz w:val="32"/>
+          <w:szCs w:val="32"/>
+        </w:rPr>
+      </w:pPr>
+      <w:r>
+        <w:rPr>
+          <w:b/>
+          <w:bCs/>
+          <w:color w:val="D86DCB" w:themeColor="accent5" w:themeTint="99"/>
+          <w:sz w:val="32"/>
+          <w:szCs w:val="32"/>
+        </w:rPr>
+        <w:t xml:space="preserve">  final ApiService _apiService = Get.find&lt;ApiService&gt;();</w:t>
+      </w:r>
+    </w:p>
+    <w:p>
+      <w:pPr>
+        <w:jc w:val="both"/>
+        <w:rPr>
+          <w:b/>
+          <w:bCs/>
+          <w:color w:val="D86DCB" w:themeColor="accent5" w:themeTint="99"/>
+          <w:sz w:val="32"/>
+          <w:szCs w:val="32"/>
+        </w:rPr>
+      </w:pPr>
+      <w:r>
+        <w:rPr>
+          <w:b/>
+          <w:bCs/>
+          <w:color w:val="D86DCB" w:themeColor="accent5" w:themeTint="99"/>
+          <w:sz w:val="32"/>
+          <w:szCs w:val="32"/>
+        </w:rPr>
+        <w:t xml:space="preserve">  final Map&lt;int, MovieDetailsModel&gt; _cache = {};</w:t>
+      </w:r>
+    </w:p>
+    <w:p>
+      <w:pPr>
+        <w:jc w:val="both"/>
+        <w:rPr>
+          <w:b/>
+          <w:bCs/>
+          <w:color w:val="D86DCB" w:themeColor="accent5" w:themeTint="99"/>
+          <w:sz w:val="32"/>
+          <w:szCs w:val="32"/>
+        </w:rPr>
+      </w:pPr>
+    </w:p>
+    <w:p>
+      <w:pPr>
+        <w:jc w:val="both"/>
+        <w:rPr>
+          <w:b/>
+          <w:bCs/>
+          <w:color w:val="D86DCB" w:themeColor="accent5" w:themeTint="99"/>
+          <w:sz w:val="32"/>
+          <w:szCs w:val="32"/>
+        </w:rPr>
+      </w:pPr>
+      <w:r>
+        <w:rPr>
+          <w:b/>
+          <w:bCs/>
+          <w:color w:val="D86DCB" w:themeColor="accent5" w:themeTint="99"/>
+          <w:sz w:val="32"/>
+          <w:szCs w:val="32"/>
+        </w:rPr>
+        <w:t xml:space="preserve">  MovieDetailsModel? checkCache(int movieId){</w:t>
+      </w:r>
+    </w:p>
+    <w:p>
+      <w:pPr>
+        <w:jc w:val="both"/>
+        <w:rPr>
+          <w:b/>
+          <w:bCs/>
+          <w:color w:val="D86DCB" w:themeColor="accent5" w:themeTint="99"/>
+          <w:sz w:val="32"/>
+          <w:szCs w:val="32"/>
+        </w:rPr>
+      </w:pPr>
+      <w:r>
+        <w:rPr>
+          <w:b/>
+          <w:bCs/>
+          <w:color w:val="D86DCB" w:themeColor="accent5" w:themeTint="99"/>
+          <w:sz w:val="32"/>
+          <w:szCs w:val="32"/>
+        </w:rPr>
+        <w:t xml:space="preserve">    if(_cache.containsKey(movieId)) {</w:t>
+      </w:r>
+    </w:p>
+    <w:p>
+      <w:pPr>
+        <w:jc w:val="both"/>
+        <w:rPr>
+          <w:b/>
+          <w:bCs/>
+          <w:color w:val="D86DCB" w:themeColor="accent5" w:themeTint="99"/>
+          <w:sz w:val="32"/>
+          <w:szCs w:val="32"/>
+        </w:rPr>
+      </w:pPr>
+      <w:r>
+        <w:rPr>
+          <w:b/>
+          <w:bCs/>
+          <w:color w:val="D86DCB" w:themeColor="accent5" w:themeTint="99"/>
+          <w:sz w:val="32"/>
+          <w:szCs w:val="32"/>
+        </w:rPr>
+        <w:t xml:space="preserve">      return _cache[movieId];</w:t>
+      </w:r>
+    </w:p>
+    <w:p>
+      <w:pPr>
+        <w:jc w:val="both"/>
+        <w:rPr>
+          <w:b/>
+          <w:bCs/>
+          <w:color w:val="D86DCB" w:themeColor="accent5" w:themeTint="99"/>
+          <w:sz w:val="32"/>
+          <w:szCs w:val="32"/>
+        </w:rPr>
+      </w:pPr>
+      <w:r>
+        <w:rPr>
+          <w:b/>
+          <w:bCs/>
+          <w:color w:val="D86DCB" w:themeColor="accent5" w:themeTint="99"/>
+          <w:sz w:val="32"/>
+          <w:szCs w:val="32"/>
+        </w:rPr>
+        <w:t xml:space="preserve">    }</w:t>
+      </w:r>
+    </w:p>
+    <w:p>
+      <w:pPr>
+        <w:jc w:val="both"/>
+        <w:rPr>
+          <w:b/>
+          <w:bCs/>
+          <w:color w:val="D86DCB" w:themeColor="accent5" w:themeTint="99"/>
+          <w:sz w:val="32"/>
+          <w:szCs w:val="32"/>
+        </w:rPr>
+      </w:pPr>
+      <w:r>
+        <w:rPr>
+          <w:b/>
+          <w:bCs/>
+          <w:color w:val="D86DCB" w:themeColor="accent5" w:themeTint="99"/>
+          <w:sz w:val="32"/>
+          <w:szCs w:val="32"/>
+        </w:rPr>
+        <w:t xml:space="preserve">    return null;</w:t>
+      </w:r>
+    </w:p>
+    <w:p>
+      <w:pPr>
+        <w:jc w:val="both"/>
+        <w:rPr>
+          <w:b/>
+          <w:bCs/>
+          <w:color w:val="D86DCB" w:themeColor="accent5" w:themeTint="99"/>
+          <w:sz w:val="32"/>
+          <w:szCs w:val="32"/>
+        </w:rPr>
+      </w:pPr>
+      <w:r>
+        <w:rPr>
+          <w:b/>
+          <w:bCs/>
+          <w:color w:val="D86DCB" w:themeColor="accent5" w:themeTint="99"/>
+          <w:sz w:val="32"/>
+          <w:szCs w:val="32"/>
+        </w:rPr>
         <w:lastRenderedPageBreak/>
-        <w:t xml:space="preserve"># If data is previously fetched from the API return it to the controller or if not call the API and fetch it and then save it in the </w:t>
-      </w:r>
-      <w:r>
-        <w:rPr>
-          <w:b/>
-          <w:bCs/>
-          <w:sz w:val="32"/>
-          <w:szCs w:val="32"/>
-        </w:rPr>
-        <w:t>Map</w:t>
-      </w:r>
-      <w:r>
-        <w:rPr>
-          <w:sz w:val="32"/>
-          <w:szCs w:val="32"/>
-        </w:rPr>
-        <w:t xml:space="preserve"> with its </w:t>
-      </w:r>
-      <w:r>
-        <w:rPr>
-          <w:b/>
-          <w:bCs/>
-          <w:sz w:val="32"/>
-          <w:szCs w:val="32"/>
-        </w:rPr>
-        <w:t>movieId</w:t>
-      </w:r>
-      <w:r>
-        <w:rPr>
-          <w:b/>
-          <w:bCs/>
-          <w:sz w:val="32"/>
-          <w:szCs w:val="32"/>
-        </w:rPr>
-        <w:t xml:space="preserve"> </w:t>
-      </w:r>
-      <w:r>
-        <w:rPr>
-          <w:sz w:val="32"/>
-          <w:szCs w:val="32"/>
-        </w:rPr>
-        <w:t>as KEY</w:t>
-      </w:r>
-    </w:p>
-    <w:p>
-      <w:pPr>
-        <w:jc w:val="both"/>
-        <w:rPr>
-          <w:b/>
-          <w:bCs/>
-          <w:color w:val="D86DCB" w:themeColor="accent5" w:themeTint="99"/>
-          <w:sz w:val="32"/>
-          <w:szCs w:val="32"/>
-        </w:rPr>
-      </w:pPr>
-      <w:r>
-        <w:rPr>
-          <w:b/>
-          <w:bCs/>
-          <w:color w:val="D86DCB" w:themeColor="accent5" w:themeTint="99"/>
-          <w:sz w:val="32"/>
-          <w:szCs w:val="32"/>
-        </w:rPr>
-        <w:t>class MovieRepository extends GetxService {</w:t>
-      </w:r>
-    </w:p>
-    <w:p>
-      <w:pPr>
-        <w:jc w:val="both"/>
-        <w:rPr>
-          <w:b/>
-          <w:bCs/>
-          <w:color w:val="D86DCB" w:themeColor="accent5" w:themeTint="99"/>
-          <w:sz w:val="32"/>
-          <w:szCs w:val="32"/>
-        </w:rPr>
-      </w:pPr>
-    </w:p>
-    <w:p>
-      <w:pPr>
-        <w:jc w:val="both"/>
-        <w:rPr>
-          <w:b/>
-          <w:bCs/>
-          <w:color w:val="D86DCB" w:themeColor="accent5" w:themeTint="99"/>
-          <w:sz w:val="32"/>
-          <w:szCs w:val="32"/>
-        </w:rPr>
-      </w:pPr>
-      <w:r>
-        <w:rPr>
-          <w:b/>
-          <w:bCs/>
-          <w:color w:val="D86DCB" w:themeColor="accent5" w:themeTint="99"/>
-          <w:sz w:val="32"/>
-          <w:szCs w:val="32"/>
-        </w:rPr>
-        <w:t xml:space="preserve">  final ApiService _apiService = Get.find&lt;ApiService&gt;();</w:t>
-      </w:r>
-    </w:p>
-    <w:p>
-      <w:pPr>
-        <w:jc w:val="both"/>
-        <w:rPr>
-          <w:b/>
-          <w:bCs/>
-          <w:color w:val="D86DCB" w:themeColor="accent5" w:themeTint="99"/>
-          <w:sz w:val="32"/>
-          <w:szCs w:val="32"/>
-        </w:rPr>
-      </w:pPr>
-      <w:r>
-        <w:rPr>
-          <w:b/>
-          <w:bCs/>
-          <w:color w:val="D86DCB" w:themeColor="accent5" w:themeTint="99"/>
-          <w:sz w:val="32"/>
-          <w:szCs w:val="32"/>
-        </w:rPr>
-        <w:t xml:space="preserve">  final Map&lt;int, MovieDetailsModel&gt; _cache = {};</w:t>
-      </w:r>
-    </w:p>
-    <w:p>
-      <w:pPr>
-        <w:jc w:val="both"/>
-        <w:rPr>
-          <w:b/>
-          <w:bCs/>
-          <w:color w:val="D86DCB" w:themeColor="accent5" w:themeTint="99"/>
-          <w:sz w:val="32"/>
-          <w:szCs w:val="32"/>
-        </w:rPr>
-      </w:pPr>
-    </w:p>
-    <w:p>
-      <w:pPr>
-        <w:jc w:val="both"/>
-        <w:rPr>
-          <w:b/>
-          <w:bCs/>
-          <w:color w:val="D86DCB" w:themeColor="accent5" w:themeTint="99"/>
-          <w:sz w:val="32"/>
-          <w:szCs w:val="32"/>
-        </w:rPr>
-      </w:pPr>
-      <w:r>
-        <w:rPr>
-          <w:b/>
-          <w:bCs/>
-          <w:color w:val="D86DCB" w:themeColor="accent5" w:themeTint="99"/>
-          <w:sz w:val="32"/>
-          <w:szCs w:val="32"/>
-        </w:rPr>
-        <w:t xml:space="preserve">  MovieDetailsModel? checkCache(int movieId){</w:t>
-      </w:r>
-    </w:p>
-    <w:p>
-      <w:pPr>
-        <w:jc w:val="both"/>
-        <w:rPr>
-          <w:b/>
-          <w:bCs/>
-          <w:color w:val="D86DCB" w:themeColor="accent5" w:themeTint="99"/>
-          <w:sz w:val="32"/>
-          <w:szCs w:val="32"/>
-        </w:rPr>
-      </w:pPr>
-      <w:r>
-        <w:rPr>
-          <w:b/>
-          <w:bCs/>
-          <w:color w:val="D86DCB" w:themeColor="accent5" w:themeTint="99"/>
-          <w:sz w:val="32"/>
-          <w:szCs w:val="32"/>
-        </w:rPr>
-        <w:t xml:space="preserve">    if(_cache.containsKey(movieId)) {</w:t>
-      </w:r>
-    </w:p>
-    <w:p>
-      <w:pPr>
-        <w:jc w:val="both"/>
-        <w:rPr>
-          <w:b/>
-          <w:bCs/>
-          <w:color w:val="D86DCB" w:themeColor="accent5" w:themeTint="99"/>
-          <w:sz w:val="32"/>
-          <w:szCs w:val="32"/>
-        </w:rPr>
-      </w:pPr>
-      <w:r>
-        <w:rPr>
-          <w:b/>
-          <w:bCs/>
-          <w:color w:val="D86DCB" w:themeColor="accent5" w:themeTint="99"/>
-          <w:sz w:val="32"/>
-          <w:szCs w:val="32"/>
-        </w:rPr>
-        <w:t xml:space="preserve">      return _cache[movieId];</w:t>
-      </w:r>
-    </w:p>
-    <w:p>
-      <w:pPr>
-        <w:jc w:val="both"/>
-        <w:rPr>
-          <w:b/>
-          <w:bCs/>
-          <w:color w:val="D86DCB" w:themeColor="accent5" w:themeTint="99"/>
-          <w:sz w:val="32"/>
-          <w:szCs w:val="32"/>
-        </w:rPr>
-      </w:pPr>
-      <w:r>
-        <w:rPr>
-          <w:b/>
-          <w:bCs/>
-          <w:color w:val="D86DCB" w:themeColor="accent5" w:themeTint="99"/>
-          <w:sz w:val="32"/>
-          <w:szCs w:val="32"/>
-        </w:rPr>
-        <w:t xml:space="preserve">    }</w:t>
-      </w:r>
-    </w:p>
-    <w:p>
-      <w:pPr>
-        <w:jc w:val="both"/>
-        <w:rPr>
-          <w:b/>
-          <w:bCs/>
-          <w:color w:val="D86DCB" w:themeColor="accent5" w:themeTint="99"/>
-          <w:sz w:val="32"/>
-          <w:szCs w:val="32"/>
-        </w:rPr>
-      </w:pPr>
-      <w:r>
-        <w:rPr>
-          <w:b/>
-          <w:bCs/>
-          <w:color w:val="D86DCB" w:themeColor="accent5" w:themeTint="99"/>
-          <w:sz w:val="32"/>
-          <w:szCs w:val="32"/>
-        </w:rPr>
-        <w:t xml:space="preserve">    return null;</w:t>
-      </w:r>
-    </w:p>
-    <w:p>
-      <w:pPr>
-        <w:jc w:val="both"/>
-        <w:rPr>
-          <w:b/>
-          <w:bCs/>
-          <w:color w:val="D86DCB" w:themeColor="accent5" w:themeTint="99"/>
-          <w:sz w:val="32"/>
-          <w:szCs w:val="32"/>
-        </w:rPr>
-      </w:pPr>
-      <w:r>
-        <w:rPr>
-          <w:b/>
-          <w:bCs/>
-          <w:color w:val="D86DCB" w:themeColor="accent5" w:themeTint="99"/>
-          <w:sz w:val="32"/>
-          <w:szCs w:val="32"/>
-        </w:rPr>
         <w:t xml:space="preserve">  }</w:t>
       </w:r>
     </w:p>
@@ -43150,7 +44639,6 @@
           <w:sz w:val="32"/>
           <w:szCs w:val="32"/>
         </w:rPr>
-        <w:lastRenderedPageBreak/>
         <w:t xml:space="preserve">        errorMessage: null,</w:t>
       </w:r>
     </w:p>
@@ -43406,6 +44894,7 @@
           <w:sz w:val="32"/>
           <w:szCs w:val="32"/>
         </w:rPr>
+        <w:lastRenderedPageBreak/>
         <w:t xml:space="preserve">  final MovieDetailsModel? movieDetailsModel;</w:t>
       </w:r>
     </w:p>
@@ -43672,357 +45161,357 @@
           <w:sz w:val="32"/>
           <w:szCs w:val="32"/>
         </w:rPr>
+        <w:t>Get.put(MovieRepository()); // or in HomBindings</w:t>
+      </w:r>
+    </w:p>
+    <w:p>
+      <w:pPr>
+        <w:jc w:val="both"/>
+        <w:rPr>
+          <w:sz w:val="32"/>
+          <w:szCs w:val="32"/>
+        </w:rPr>
+      </w:pPr>
+      <w:bookmarkStart w:id="3" w:name="_Hlk231407997"/>
+      <w:r>
+        <w:rPr>
+          <w:sz w:val="32"/>
+          <w:szCs w:val="32"/>
+        </w:rPr>
+        <w:t># Then controller becomes very simple. If data is present in repository cache fetch from there otherwise from the API</w:t>
+      </w:r>
+    </w:p>
+    <w:bookmarkEnd w:id="3"/>
+    <w:p>
+      <w:pPr>
+        <w:jc w:val="both"/>
+        <w:rPr>
+          <w:b/>
+          <w:bCs/>
+          <w:color w:val="D86DCB" w:themeColor="accent5" w:themeTint="99"/>
+          <w:sz w:val="32"/>
+          <w:szCs w:val="32"/>
+        </w:rPr>
+      </w:pPr>
+      <w:r>
+        <w:rPr>
+          <w:b/>
+          <w:bCs/>
+          <w:color w:val="D86DCB" w:themeColor="accent5" w:themeTint="99"/>
+          <w:sz w:val="32"/>
+          <w:szCs w:val="32"/>
+        </w:rPr>
+        <w:t>class MovieDetailsController extends GetxController{</w:t>
+      </w:r>
+    </w:p>
+    <w:p>
+      <w:pPr>
+        <w:jc w:val="both"/>
+        <w:rPr>
+          <w:b/>
+          <w:bCs/>
+          <w:color w:val="D86DCB" w:themeColor="accent5" w:themeTint="99"/>
+          <w:sz w:val="32"/>
+          <w:szCs w:val="32"/>
+        </w:rPr>
+      </w:pPr>
+      <w:r>
+        <w:rPr>
+          <w:b/>
+          <w:bCs/>
+          <w:color w:val="D86DCB" w:themeColor="accent5" w:themeTint="99"/>
+          <w:sz w:val="32"/>
+          <w:szCs w:val="32"/>
+        </w:rPr>
+        <w:t xml:space="preserve">  final MovieRepository movieRepository;</w:t>
+      </w:r>
+    </w:p>
+    <w:p>
+      <w:pPr>
+        <w:jc w:val="both"/>
+        <w:rPr>
+          <w:b/>
+          <w:bCs/>
+          <w:color w:val="D86DCB" w:themeColor="accent5" w:themeTint="99"/>
+          <w:sz w:val="32"/>
+          <w:szCs w:val="32"/>
+        </w:rPr>
+      </w:pPr>
+      <w:r>
+        <w:rPr>
+          <w:b/>
+          <w:bCs/>
+          <w:color w:val="D86DCB" w:themeColor="accent5" w:themeTint="99"/>
+          <w:sz w:val="32"/>
+          <w:szCs w:val="32"/>
+        </w:rPr>
+        <w:t xml:space="preserve">  MovieDetailsController({ required this.movieRepository});</w:t>
+      </w:r>
+    </w:p>
+    <w:p>
+      <w:pPr>
+        <w:jc w:val="both"/>
+        <w:rPr>
+          <w:b/>
+          <w:bCs/>
+          <w:color w:val="D86DCB" w:themeColor="accent5" w:themeTint="99"/>
+          <w:sz w:val="32"/>
+          <w:szCs w:val="32"/>
+        </w:rPr>
+      </w:pPr>
+      <w:r>
+        <w:rPr>
+          <w:b/>
+          <w:bCs/>
+          <w:color w:val="D86DCB" w:themeColor="accent5" w:themeTint="99"/>
+          <w:sz w:val="32"/>
+          <w:szCs w:val="32"/>
+        </w:rPr>
+        <w:t xml:space="preserve">  </w:t>
+      </w:r>
+      <w:r>
+        <w:rPr>
+          <w:b/>
+          <w:bCs/>
+          <w:color w:val="D86DCB" w:themeColor="accent5" w:themeTint="99"/>
+          <w:sz w:val="32"/>
+          <w:szCs w:val="32"/>
+        </w:rPr>
+        <w:t>final</w:t>
+      </w:r>
+      <w:r>
+        <w:rPr>
+          <w:b/>
+          <w:bCs/>
+          <w:color w:val="D86DCB" w:themeColor="accent5" w:themeTint="99"/>
+          <w:sz w:val="32"/>
+          <w:szCs w:val="32"/>
+        </w:rPr>
+        <w:t xml:space="preserve"> _movieDetails</w:t>
+      </w:r>
+      <w:r>
+        <w:rPr>
+          <w:b/>
+          <w:bCs/>
+          <w:color w:val="D86DCB" w:themeColor="accent5" w:themeTint="99"/>
+          <w:sz w:val="32"/>
+          <w:szCs w:val="32"/>
+        </w:rPr>
+        <w:t xml:space="preserve"> = Rxn&lt;</w:t>
+      </w:r>
+      <w:r>
+        <w:rPr>
+          <w:b/>
+          <w:bCs/>
+          <w:color w:val="D86DCB" w:themeColor="accent5" w:themeTint="99"/>
+          <w:sz w:val="32"/>
+          <w:szCs w:val="32"/>
+        </w:rPr>
+        <w:t xml:space="preserve"> MovieDetailsModel</w:t>
+      </w:r>
+      <w:r>
+        <w:rPr>
+          <w:b/>
+          <w:bCs/>
+          <w:color w:val="D86DCB" w:themeColor="accent5" w:themeTint="99"/>
+          <w:sz w:val="32"/>
+          <w:szCs w:val="32"/>
+        </w:rPr>
+        <w:t>&gt;()</w:t>
+      </w:r>
+      <w:r>
+        <w:rPr>
+          <w:b/>
+          <w:bCs/>
+          <w:color w:val="D86DCB" w:themeColor="accent5" w:themeTint="99"/>
+          <w:sz w:val="32"/>
+          <w:szCs w:val="32"/>
+        </w:rPr>
+        <w:t>;</w:t>
+      </w:r>
+    </w:p>
+    <w:p>
+      <w:pPr>
+        <w:jc w:val="both"/>
+        <w:rPr>
+          <w:b/>
+          <w:bCs/>
+          <w:color w:val="D86DCB" w:themeColor="accent5" w:themeTint="99"/>
+          <w:sz w:val="32"/>
+          <w:szCs w:val="32"/>
+        </w:rPr>
+      </w:pPr>
+      <w:r>
+        <w:rPr>
+          <w:b/>
+          <w:bCs/>
+          <w:color w:val="D86DCB" w:themeColor="accent5" w:themeTint="99"/>
+          <w:sz w:val="32"/>
+          <w:szCs w:val="32"/>
+        </w:rPr>
+        <w:t xml:space="preserve">  final RxBool isLoading = false.obs;</w:t>
+      </w:r>
+    </w:p>
+    <w:p>
+      <w:pPr>
+        <w:jc w:val="both"/>
+        <w:rPr>
+          <w:b/>
+          <w:bCs/>
+          <w:color w:val="D86DCB" w:themeColor="accent5" w:themeTint="99"/>
+          <w:sz w:val="32"/>
+          <w:szCs w:val="32"/>
+        </w:rPr>
+      </w:pPr>
+      <w:r>
+        <w:rPr>
+          <w:b/>
+          <w:bCs/>
+          <w:color w:val="D86DCB" w:themeColor="accent5" w:themeTint="99"/>
+          <w:sz w:val="32"/>
+          <w:szCs w:val="32"/>
+        </w:rPr>
+        <w:t xml:space="preserve">  </w:t>
+      </w:r>
+      <w:r>
+        <w:rPr>
+          <w:b/>
+          <w:bCs/>
+          <w:color w:val="D86DCB" w:themeColor="accent5" w:themeTint="99"/>
+          <w:sz w:val="32"/>
+          <w:szCs w:val="32"/>
+        </w:rPr>
+        <w:t>final</w:t>
+      </w:r>
+      <w:r>
+        <w:rPr>
+          <w:b/>
+          <w:bCs/>
+          <w:color w:val="D86DCB" w:themeColor="accent5" w:themeTint="99"/>
+          <w:sz w:val="32"/>
+          <w:szCs w:val="32"/>
+        </w:rPr>
+        <w:t xml:space="preserve"> errorMessage</w:t>
+      </w:r>
+      <w:r>
+        <w:rPr>
+          <w:b/>
+          <w:bCs/>
+          <w:color w:val="D86DCB" w:themeColor="accent5" w:themeTint="99"/>
+          <w:sz w:val="32"/>
+          <w:szCs w:val="32"/>
+        </w:rPr>
+        <w:t xml:space="preserve"> = RxnString()</w:t>
+      </w:r>
+      <w:r>
+        <w:rPr>
+          <w:b/>
+          <w:bCs/>
+          <w:color w:val="D86DCB" w:themeColor="accent5" w:themeTint="99"/>
+          <w:sz w:val="32"/>
+          <w:szCs w:val="32"/>
+        </w:rPr>
+        <w:t>;</w:t>
+      </w:r>
+    </w:p>
+    <w:p>
+      <w:pPr>
+        <w:jc w:val="both"/>
+        <w:rPr>
+          <w:b/>
+          <w:bCs/>
+          <w:color w:val="D86DCB" w:themeColor="accent5" w:themeTint="99"/>
+          <w:sz w:val="32"/>
+          <w:szCs w:val="32"/>
+        </w:rPr>
+      </w:pPr>
+    </w:p>
+    <w:p>
+      <w:pPr>
+        <w:jc w:val="both"/>
+        <w:rPr>
+          <w:b/>
+          <w:bCs/>
+          <w:color w:val="D86DCB" w:themeColor="accent5" w:themeTint="99"/>
+          <w:sz w:val="32"/>
+          <w:szCs w:val="32"/>
+        </w:rPr>
+      </w:pPr>
+      <w:r>
+        <w:rPr>
+          <w:b/>
+          <w:bCs/>
+          <w:color w:val="D86DCB" w:themeColor="accent5" w:themeTint="99"/>
+          <w:sz w:val="32"/>
+          <w:szCs w:val="32"/>
+        </w:rPr>
+        <w:t xml:space="preserve">  Future&lt;bool&gt; fetchMovieDetails(int movieId) async {</w:t>
+      </w:r>
+    </w:p>
+    <w:p>
+      <w:pPr>
+        <w:jc w:val="both"/>
+        <w:rPr>
+          <w:b/>
+          <w:bCs/>
+          <w:color w:val="D86DCB" w:themeColor="accent5" w:themeTint="99"/>
+          <w:sz w:val="32"/>
+          <w:szCs w:val="32"/>
+        </w:rPr>
+      </w:pPr>
+      <w:r>
+        <w:rPr>
+          <w:b/>
+          <w:bCs/>
+          <w:color w:val="D86DCB" w:themeColor="accent5" w:themeTint="99"/>
+          <w:sz w:val="32"/>
+          <w:szCs w:val="32"/>
+        </w:rPr>
+        <w:t xml:space="preserve">    final data = movieRepository.checkCache(movieId);</w:t>
+      </w:r>
+    </w:p>
+    <w:p>
+      <w:pPr>
+        <w:jc w:val="both"/>
+        <w:rPr>
+          <w:b/>
+          <w:bCs/>
+          <w:color w:val="D86DCB" w:themeColor="accent5" w:themeTint="99"/>
+          <w:sz w:val="32"/>
+          <w:szCs w:val="32"/>
+        </w:rPr>
+      </w:pPr>
+      <w:r>
+        <w:rPr>
+          <w:b/>
+          <w:bCs/>
+          <w:color w:val="D86DCB" w:themeColor="accent5" w:themeTint="99"/>
+          <w:sz w:val="32"/>
+          <w:szCs w:val="32"/>
+        </w:rPr>
+        <w:t xml:space="preserve">    if(data != null) {</w:t>
+      </w:r>
+    </w:p>
+    <w:p>
+      <w:pPr>
+        <w:jc w:val="both"/>
+        <w:rPr>
+          <w:b/>
+          <w:bCs/>
+          <w:color w:val="D86DCB" w:themeColor="accent5" w:themeTint="99"/>
+          <w:sz w:val="32"/>
+          <w:szCs w:val="32"/>
+        </w:rPr>
+      </w:pPr>
+      <w:r>
+        <w:rPr>
+          <w:b/>
+          <w:bCs/>
+          <w:color w:val="D86DCB" w:themeColor="accent5" w:themeTint="99"/>
+          <w:sz w:val="32"/>
+          <w:szCs w:val="32"/>
+        </w:rPr>
         <w:lastRenderedPageBreak/>
-        <w:t>Get.put(MovieRepository()); // or in HomBindings</w:t>
-      </w:r>
-    </w:p>
-    <w:p>
-      <w:pPr>
-        <w:jc w:val="both"/>
-        <w:rPr>
-          <w:sz w:val="32"/>
-          <w:szCs w:val="32"/>
-        </w:rPr>
-      </w:pPr>
-      <w:bookmarkStart w:id="3" w:name="_Hlk231407997"/>
-      <w:r>
-        <w:rPr>
-          <w:sz w:val="32"/>
-          <w:szCs w:val="32"/>
-        </w:rPr>
-        <w:t># Then controller becomes very simple. If data is present in repository cache fetch from there otherwise from the API</w:t>
-      </w:r>
-    </w:p>
-    <w:bookmarkEnd w:id="3"/>
-    <w:p>
-      <w:pPr>
-        <w:jc w:val="both"/>
-        <w:rPr>
-          <w:b/>
-          <w:bCs/>
-          <w:color w:val="D86DCB" w:themeColor="accent5" w:themeTint="99"/>
-          <w:sz w:val="32"/>
-          <w:szCs w:val="32"/>
-        </w:rPr>
-      </w:pPr>
-      <w:r>
-        <w:rPr>
-          <w:b/>
-          <w:bCs/>
-          <w:color w:val="D86DCB" w:themeColor="accent5" w:themeTint="99"/>
-          <w:sz w:val="32"/>
-          <w:szCs w:val="32"/>
-        </w:rPr>
-        <w:t>class MovieDetailsController extends GetxController{</w:t>
-      </w:r>
-    </w:p>
-    <w:p>
-      <w:pPr>
-        <w:jc w:val="both"/>
-        <w:rPr>
-          <w:b/>
-          <w:bCs/>
-          <w:color w:val="D86DCB" w:themeColor="accent5" w:themeTint="99"/>
-          <w:sz w:val="32"/>
-          <w:szCs w:val="32"/>
-        </w:rPr>
-      </w:pPr>
-      <w:r>
-        <w:rPr>
-          <w:b/>
-          <w:bCs/>
-          <w:color w:val="D86DCB" w:themeColor="accent5" w:themeTint="99"/>
-          <w:sz w:val="32"/>
-          <w:szCs w:val="32"/>
-        </w:rPr>
-        <w:t xml:space="preserve">  final MovieRepository movieRepository;</w:t>
-      </w:r>
-    </w:p>
-    <w:p>
-      <w:pPr>
-        <w:jc w:val="both"/>
-        <w:rPr>
-          <w:b/>
-          <w:bCs/>
-          <w:color w:val="D86DCB" w:themeColor="accent5" w:themeTint="99"/>
-          <w:sz w:val="32"/>
-          <w:szCs w:val="32"/>
-        </w:rPr>
-      </w:pPr>
-      <w:r>
-        <w:rPr>
-          <w:b/>
-          <w:bCs/>
-          <w:color w:val="D86DCB" w:themeColor="accent5" w:themeTint="99"/>
-          <w:sz w:val="32"/>
-          <w:szCs w:val="32"/>
-        </w:rPr>
-        <w:t xml:space="preserve">  MovieDetailsController({ required this.movieRepository});</w:t>
-      </w:r>
-    </w:p>
-    <w:p>
-      <w:pPr>
-        <w:jc w:val="both"/>
-        <w:rPr>
-          <w:b/>
-          <w:bCs/>
-          <w:color w:val="D86DCB" w:themeColor="accent5" w:themeTint="99"/>
-          <w:sz w:val="32"/>
-          <w:szCs w:val="32"/>
-        </w:rPr>
-      </w:pPr>
-      <w:r>
-        <w:rPr>
-          <w:b/>
-          <w:bCs/>
-          <w:color w:val="D86DCB" w:themeColor="accent5" w:themeTint="99"/>
-          <w:sz w:val="32"/>
-          <w:szCs w:val="32"/>
-        </w:rPr>
-        <w:t xml:space="preserve">  </w:t>
-      </w:r>
-      <w:r>
-        <w:rPr>
-          <w:b/>
-          <w:bCs/>
-          <w:color w:val="D86DCB" w:themeColor="accent5" w:themeTint="99"/>
-          <w:sz w:val="32"/>
-          <w:szCs w:val="32"/>
-        </w:rPr>
-        <w:t>final</w:t>
-      </w:r>
-      <w:r>
-        <w:rPr>
-          <w:b/>
-          <w:bCs/>
-          <w:color w:val="D86DCB" w:themeColor="accent5" w:themeTint="99"/>
-          <w:sz w:val="32"/>
-          <w:szCs w:val="32"/>
-        </w:rPr>
-        <w:t xml:space="preserve"> _movieDetails</w:t>
-      </w:r>
-      <w:r>
-        <w:rPr>
-          <w:b/>
-          <w:bCs/>
-          <w:color w:val="D86DCB" w:themeColor="accent5" w:themeTint="99"/>
-          <w:sz w:val="32"/>
-          <w:szCs w:val="32"/>
-        </w:rPr>
-        <w:t xml:space="preserve"> = Rxn&lt;</w:t>
-      </w:r>
-      <w:r>
-        <w:rPr>
-          <w:b/>
-          <w:bCs/>
-          <w:color w:val="D86DCB" w:themeColor="accent5" w:themeTint="99"/>
-          <w:sz w:val="32"/>
-          <w:szCs w:val="32"/>
-        </w:rPr>
-        <w:t xml:space="preserve"> MovieDetailsModel</w:t>
-      </w:r>
-      <w:r>
-        <w:rPr>
-          <w:b/>
-          <w:bCs/>
-          <w:color w:val="D86DCB" w:themeColor="accent5" w:themeTint="99"/>
-          <w:sz w:val="32"/>
-          <w:szCs w:val="32"/>
-        </w:rPr>
-        <w:t>&gt;()</w:t>
-      </w:r>
-      <w:r>
-        <w:rPr>
-          <w:b/>
-          <w:bCs/>
-          <w:color w:val="D86DCB" w:themeColor="accent5" w:themeTint="99"/>
-          <w:sz w:val="32"/>
-          <w:szCs w:val="32"/>
-        </w:rPr>
-        <w:t>;</w:t>
-      </w:r>
-    </w:p>
-    <w:p>
-      <w:pPr>
-        <w:jc w:val="both"/>
-        <w:rPr>
-          <w:b/>
-          <w:bCs/>
-          <w:color w:val="D86DCB" w:themeColor="accent5" w:themeTint="99"/>
-          <w:sz w:val="32"/>
-          <w:szCs w:val="32"/>
-        </w:rPr>
-      </w:pPr>
-      <w:r>
-        <w:rPr>
-          <w:b/>
-          <w:bCs/>
-          <w:color w:val="D86DCB" w:themeColor="accent5" w:themeTint="99"/>
-          <w:sz w:val="32"/>
-          <w:szCs w:val="32"/>
-        </w:rPr>
-        <w:t xml:space="preserve">  final RxBool isLoading = false.obs;</w:t>
-      </w:r>
-    </w:p>
-    <w:p>
-      <w:pPr>
-        <w:jc w:val="both"/>
-        <w:rPr>
-          <w:b/>
-          <w:bCs/>
-          <w:color w:val="D86DCB" w:themeColor="accent5" w:themeTint="99"/>
-          <w:sz w:val="32"/>
-          <w:szCs w:val="32"/>
-        </w:rPr>
-      </w:pPr>
-      <w:r>
-        <w:rPr>
-          <w:b/>
-          <w:bCs/>
-          <w:color w:val="D86DCB" w:themeColor="accent5" w:themeTint="99"/>
-          <w:sz w:val="32"/>
-          <w:szCs w:val="32"/>
-        </w:rPr>
-        <w:t xml:space="preserve">  </w:t>
-      </w:r>
-      <w:r>
-        <w:rPr>
-          <w:b/>
-          <w:bCs/>
-          <w:color w:val="D86DCB" w:themeColor="accent5" w:themeTint="99"/>
-          <w:sz w:val="32"/>
-          <w:szCs w:val="32"/>
-        </w:rPr>
-        <w:t>final</w:t>
-      </w:r>
-      <w:r>
-        <w:rPr>
-          <w:b/>
-          <w:bCs/>
-          <w:color w:val="D86DCB" w:themeColor="accent5" w:themeTint="99"/>
-          <w:sz w:val="32"/>
-          <w:szCs w:val="32"/>
-        </w:rPr>
-        <w:t xml:space="preserve"> errorMessage</w:t>
-      </w:r>
-      <w:r>
-        <w:rPr>
-          <w:b/>
-          <w:bCs/>
-          <w:color w:val="D86DCB" w:themeColor="accent5" w:themeTint="99"/>
-          <w:sz w:val="32"/>
-          <w:szCs w:val="32"/>
-        </w:rPr>
-        <w:t xml:space="preserve"> = RxnString()</w:t>
-      </w:r>
-      <w:r>
-        <w:rPr>
-          <w:b/>
-          <w:bCs/>
-          <w:color w:val="D86DCB" w:themeColor="accent5" w:themeTint="99"/>
-          <w:sz w:val="32"/>
-          <w:szCs w:val="32"/>
-        </w:rPr>
-        <w:t>;</w:t>
-      </w:r>
-    </w:p>
-    <w:p>
-      <w:pPr>
-        <w:jc w:val="both"/>
-        <w:rPr>
-          <w:b/>
-          <w:bCs/>
-          <w:color w:val="D86DCB" w:themeColor="accent5" w:themeTint="99"/>
-          <w:sz w:val="32"/>
-          <w:szCs w:val="32"/>
-        </w:rPr>
-      </w:pPr>
-    </w:p>
-    <w:p>
-      <w:pPr>
-        <w:jc w:val="both"/>
-        <w:rPr>
-          <w:b/>
-          <w:bCs/>
-          <w:color w:val="D86DCB" w:themeColor="accent5" w:themeTint="99"/>
-          <w:sz w:val="32"/>
-          <w:szCs w:val="32"/>
-        </w:rPr>
-      </w:pPr>
-      <w:r>
-        <w:rPr>
-          <w:b/>
-          <w:bCs/>
-          <w:color w:val="D86DCB" w:themeColor="accent5" w:themeTint="99"/>
-          <w:sz w:val="32"/>
-          <w:szCs w:val="32"/>
-        </w:rPr>
-        <w:t xml:space="preserve">  Future&lt;bool&gt; fetchMovieDetails(int movieId) async {</w:t>
-      </w:r>
-    </w:p>
-    <w:p>
-      <w:pPr>
-        <w:jc w:val="both"/>
-        <w:rPr>
-          <w:b/>
-          <w:bCs/>
-          <w:color w:val="D86DCB" w:themeColor="accent5" w:themeTint="99"/>
-          <w:sz w:val="32"/>
-          <w:szCs w:val="32"/>
-        </w:rPr>
-      </w:pPr>
-      <w:r>
-        <w:rPr>
-          <w:b/>
-          <w:bCs/>
-          <w:color w:val="D86DCB" w:themeColor="accent5" w:themeTint="99"/>
-          <w:sz w:val="32"/>
-          <w:szCs w:val="32"/>
-        </w:rPr>
-        <w:t xml:space="preserve">    final data = movieRepository.checkCache(movieId);</w:t>
-      </w:r>
-    </w:p>
-    <w:p>
-      <w:pPr>
-        <w:jc w:val="both"/>
-        <w:rPr>
-          <w:b/>
-          <w:bCs/>
-          <w:color w:val="D86DCB" w:themeColor="accent5" w:themeTint="99"/>
-          <w:sz w:val="32"/>
-          <w:szCs w:val="32"/>
-        </w:rPr>
-      </w:pPr>
-      <w:r>
-        <w:rPr>
-          <w:b/>
-          <w:bCs/>
-          <w:color w:val="D86DCB" w:themeColor="accent5" w:themeTint="99"/>
-          <w:sz w:val="32"/>
-          <w:szCs w:val="32"/>
-        </w:rPr>
-        <w:t xml:space="preserve">    if(data != null) {</w:t>
-      </w:r>
-    </w:p>
-    <w:p>
-      <w:pPr>
-        <w:jc w:val="both"/>
-        <w:rPr>
-          <w:b/>
-          <w:bCs/>
-          <w:color w:val="D86DCB" w:themeColor="accent5" w:themeTint="99"/>
-          <w:sz w:val="32"/>
-          <w:szCs w:val="32"/>
-        </w:rPr>
-      </w:pPr>
-      <w:r>
-        <w:rPr>
-          <w:b/>
-          <w:bCs/>
-          <w:color w:val="D86DCB" w:themeColor="accent5" w:themeTint="99"/>
-          <w:sz w:val="32"/>
-          <w:szCs w:val="32"/>
-        </w:rPr>
         <w:t xml:space="preserve">      movieDetails</w:t>
       </w:r>
       <w:r>
@@ -44211,158 +45700,468 @@
           <w:sz w:val="32"/>
           <w:szCs w:val="32"/>
         </w:rPr>
+        <w:t xml:space="preserve">    if(result.isSuccess) {</w:t>
+      </w:r>
+    </w:p>
+    <w:p>
+      <w:pPr>
+        <w:jc w:val="both"/>
+        <w:rPr>
+          <w:b/>
+          <w:bCs/>
+          <w:color w:val="D86DCB" w:themeColor="accent5" w:themeTint="99"/>
+          <w:sz w:val="32"/>
+          <w:szCs w:val="32"/>
+        </w:rPr>
+      </w:pPr>
+      <w:r>
+        <w:rPr>
+          <w:b/>
+          <w:bCs/>
+          <w:color w:val="D86DCB" w:themeColor="accent5" w:themeTint="99"/>
+          <w:sz w:val="32"/>
+          <w:szCs w:val="32"/>
+        </w:rPr>
+        <w:t xml:space="preserve">      isSuccess = true;</w:t>
+      </w:r>
+    </w:p>
+    <w:p>
+      <w:pPr>
+        <w:jc w:val="both"/>
+        <w:rPr>
+          <w:b/>
+          <w:bCs/>
+          <w:color w:val="D86DCB" w:themeColor="accent5" w:themeTint="99"/>
+          <w:sz w:val="32"/>
+          <w:szCs w:val="32"/>
+        </w:rPr>
+      </w:pPr>
+      <w:r>
+        <w:rPr>
+          <w:b/>
+          <w:bCs/>
+          <w:color w:val="D86DCB" w:themeColor="accent5" w:themeTint="99"/>
+          <w:sz w:val="32"/>
+          <w:szCs w:val="32"/>
+        </w:rPr>
+        <w:t xml:space="preserve">      errorMessage = null;</w:t>
+      </w:r>
+    </w:p>
+    <w:p>
+      <w:pPr>
+        <w:jc w:val="both"/>
+        <w:rPr>
+          <w:b/>
+          <w:bCs/>
+          <w:color w:val="D86DCB" w:themeColor="accent5" w:themeTint="99"/>
+          <w:sz w:val="32"/>
+          <w:szCs w:val="32"/>
+        </w:rPr>
+      </w:pPr>
+      <w:r>
+        <w:rPr>
+          <w:b/>
+          <w:bCs/>
+          <w:color w:val="D86DCB" w:themeColor="accent5" w:themeTint="99"/>
+          <w:sz w:val="32"/>
+          <w:szCs w:val="32"/>
+        </w:rPr>
+        <w:t xml:space="preserve">      movieDetails</w:t>
+      </w:r>
+      <w:r>
+        <w:rPr>
+          <w:b/>
+          <w:bCs/>
+          <w:color w:val="D86DCB" w:themeColor="accent5" w:themeTint="99"/>
+          <w:sz w:val="32"/>
+          <w:szCs w:val="32"/>
+        </w:rPr>
+        <w:t>.value</w:t>
+      </w:r>
+      <w:r>
+        <w:rPr>
+          <w:b/>
+          <w:bCs/>
+          <w:color w:val="D86DCB" w:themeColor="accent5" w:themeTint="99"/>
+          <w:sz w:val="32"/>
+          <w:szCs w:val="32"/>
+        </w:rPr>
+        <w:t xml:space="preserve"> = result.movieDetailsModel;</w:t>
+      </w:r>
+    </w:p>
+    <w:p>
+      <w:pPr>
+        <w:jc w:val="both"/>
+        <w:rPr>
+          <w:b/>
+          <w:bCs/>
+          <w:color w:val="D86DCB" w:themeColor="accent5" w:themeTint="99"/>
+          <w:sz w:val="32"/>
+          <w:szCs w:val="32"/>
+        </w:rPr>
+      </w:pPr>
+      <w:r>
+        <w:rPr>
+          <w:b/>
+          <w:bCs/>
+          <w:color w:val="D86DCB" w:themeColor="accent5" w:themeTint="99"/>
+          <w:sz w:val="32"/>
+          <w:szCs w:val="32"/>
+        </w:rPr>
+        <w:t xml:space="preserve">    } else {</w:t>
+      </w:r>
+    </w:p>
+    <w:p>
+      <w:pPr>
+        <w:jc w:val="both"/>
+        <w:rPr>
+          <w:b/>
+          <w:bCs/>
+          <w:color w:val="D86DCB" w:themeColor="accent5" w:themeTint="99"/>
+          <w:sz w:val="32"/>
+          <w:szCs w:val="32"/>
+        </w:rPr>
+      </w:pPr>
+      <w:r>
+        <w:rPr>
+          <w:b/>
+          <w:bCs/>
+          <w:color w:val="D86DCB" w:themeColor="accent5" w:themeTint="99"/>
+          <w:sz w:val="32"/>
+          <w:szCs w:val="32"/>
+        </w:rPr>
+        <w:t xml:space="preserve">      errorMessage</w:t>
+      </w:r>
+      <w:r>
+        <w:rPr>
+          <w:b/>
+          <w:bCs/>
+          <w:color w:val="D86DCB" w:themeColor="accent5" w:themeTint="99"/>
+          <w:sz w:val="32"/>
+          <w:szCs w:val="32"/>
+        </w:rPr>
+        <w:t>.value</w:t>
+      </w:r>
+      <w:r>
+        <w:rPr>
+          <w:b/>
+          <w:bCs/>
+          <w:color w:val="D86DCB" w:themeColor="accent5" w:themeTint="99"/>
+          <w:sz w:val="32"/>
+          <w:szCs w:val="32"/>
+        </w:rPr>
+        <w:t xml:space="preserve"> = result.errorMessage ?? 'Showing from controller';</w:t>
+      </w:r>
+    </w:p>
+    <w:p>
+      <w:pPr>
+        <w:jc w:val="both"/>
+        <w:rPr>
+          <w:b/>
+          <w:bCs/>
+          <w:color w:val="D86DCB" w:themeColor="accent5" w:themeTint="99"/>
+          <w:sz w:val="32"/>
+          <w:szCs w:val="32"/>
+        </w:rPr>
+      </w:pPr>
+      <w:r>
+        <w:rPr>
+          <w:b/>
+          <w:bCs/>
+          <w:color w:val="D86DCB" w:themeColor="accent5" w:themeTint="99"/>
+          <w:sz w:val="32"/>
+          <w:szCs w:val="32"/>
+        </w:rPr>
+        <w:t xml:space="preserve">    }</w:t>
+      </w:r>
+    </w:p>
+    <w:p>
+      <w:pPr>
+        <w:jc w:val="both"/>
+        <w:rPr>
+          <w:b/>
+          <w:bCs/>
+          <w:color w:val="D86DCB" w:themeColor="accent5" w:themeTint="99"/>
+          <w:sz w:val="32"/>
+          <w:szCs w:val="32"/>
+        </w:rPr>
+      </w:pPr>
+      <w:r>
+        <w:rPr>
+          <w:b/>
+          <w:bCs/>
+          <w:color w:val="D86DCB" w:themeColor="accent5" w:themeTint="99"/>
+          <w:sz w:val="32"/>
+          <w:szCs w:val="32"/>
+        </w:rPr>
+        <w:t xml:space="preserve">    isLoading.value = false;</w:t>
+      </w:r>
+    </w:p>
+    <w:p>
+      <w:pPr>
+        <w:jc w:val="both"/>
+        <w:rPr>
+          <w:b/>
+          <w:bCs/>
+          <w:color w:val="D86DCB" w:themeColor="accent5" w:themeTint="99"/>
+          <w:sz w:val="32"/>
+          <w:szCs w:val="32"/>
+        </w:rPr>
+      </w:pPr>
+      <w:r>
+        <w:rPr>
+          <w:b/>
+          <w:bCs/>
+          <w:color w:val="D86DCB" w:themeColor="accent5" w:themeTint="99"/>
+          <w:sz w:val="32"/>
+          <w:szCs w:val="32"/>
+        </w:rPr>
+        <w:t xml:space="preserve">    return isSuccess;</w:t>
+      </w:r>
+    </w:p>
+    <w:p>
+      <w:pPr>
+        <w:jc w:val="both"/>
+        <w:rPr>
+          <w:b/>
+          <w:bCs/>
+          <w:color w:val="D86DCB" w:themeColor="accent5" w:themeTint="99"/>
+          <w:sz w:val="32"/>
+          <w:szCs w:val="32"/>
+        </w:rPr>
+      </w:pPr>
+      <w:r>
+        <w:rPr>
+          <w:b/>
+          <w:bCs/>
+          <w:color w:val="D86DCB" w:themeColor="accent5" w:themeTint="99"/>
+          <w:sz w:val="32"/>
+          <w:szCs w:val="32"/>
+        </w:rPr>
+        <w:t xml:space="preserve">  }</w:t>
+      </w:r>
+    </w:p>
+    <w:p>
+      <w:pPr>
+        <w:jc w:val="both"/>
+        <w:rPr>
+          <w:b/>
+          <w:bCs/>
+          <w:color w:val="D86DCB" w:themeColor="accent5" w:themeTint="99"/>
+          <w:sz w:val="32"/>
+          <w:szCs w:val="32"/>
+        </w:rPr>
+      </w:pPr>
+      <w:r>
+        <w:rPr>
+          <w:b/>
+          <w:bCs/>
+          <w:color w:val="D86DCB" w:themeColor="accent5" w:themeTint="99"/>
+          <w:sz w:val="32"/>
+          <w:szCs w:val="32"/>
+        </w:rPr>
+        <w:t>}</w:t>
+      </w:r>
+    </w:p>
+    <w:p>
+      <w:pPr>
+        <w:jc w:val="both"/>
+        <w:rPr>
+          <w:sz w:val="32"/>
+          <w:szCs w:val="32"/>
+        </w:rPr>
+      </w:pPr>
+      <w:r>
+        <w:rPr>
+          <w:sz w:val="32"/>
+          <w:szCs w:val="32"/>
+        </w:rPr>
+        <w:t xml:space="preserve"># Then in the </w:t>
+      </w:r>
+      <w:r>
+        <w:rPr>
+          <w:sz w:val="32"/>
+          <w:szCs w:val="32"/>
+        </w:rPr>
+        <w:t>Bindings</w:t>
+      </w:r>
+      <w:r>
+        <w:rPr>
+          <w:sz w:val="32"/>
+          <w:szCs w:val="32"/>
+        </w:rPr>
+        <w:t xml:space="preserve">, use </w:t>
+      </w:r>
+      <w:r>
+        <w:rPr>
+          <w:b/>
+          <w:bCs/>
+          <w:sz w:val="32"/>
+          <w:szCs w:val="32"/>
+        </w:rPr>
+        <w:t>Get.find&lt;T&gt;()</w:t>
+      </w:r>
+      <w:r>
+        <w:rPr>
+          <w:sz w:val="32"/>
+          <w:szCs w:val="32"/>
+        </w:rPr>
+        <w:t xml:space="preserve"> for Dependency Injection</w:t>
+      </w:r>
+    </w:p>
+    <w:p>
+      <w:pPr>
+        <w:jc w:val="both"/>
+        <w:rPr>
+          <w:b/>
+          <w:bCs/>
+          <w:color w:val="D86DCB" w:themeColor="accent5" w:themeTint="99"/>
+          <w:sz w:val="32"/>
+          <w:szCs w:val="32"/>
+        </w:rPr>
+      </w:pPr>
+      <w:r>
+        <w:rPr>
+          <w:b/>
+          <w:bCs/>
+          <w:color w:val="D86DCB" w:themeColor="accent5" w:themeTint="99"/>
+          <w:sz w:val="32"/>
+          <w:szCs w:val="32"/>
+        </w:rPr>
         <w:lastRenderedPageBreak/>
-        <w:t xml:space="preserve">    if(result.isSuccess) {</w:t>
-      </w:r>
-    </w:p>
-    <w:p>
-      <w:pPr>
-        <w:jc w:val="both"/>
-        <w:rPr>
-          <w:b/>
-          <w:bCs/>
-          <w:color w:val="D86DCB" w:themeColor="accent5" w:themeTint="99"/>
-          <w:sz w:val="32"/>
-          <w:szCs w:val="32"/>
-        </w:rPr>
-      </w:pPr>
-      <w:r>
-        <w:rPr>
-          <w:b/>
-          <w:bCs/>
-          <w:color w:val="D86DCB" w:themeColor="accent5" w:themeTint="99"/>
-          <w:sz w:val="32"/>
-          <w:szCs w:val="32"/>
-        </w:rPr>
-        <w:t xml:space="preserve">      isSuccess = true;</w:t>
-      </w:r>
-    </w:p>
-    <w:p>
-      <w:pPr>
-        <w:jc w:val="both"/>
-        <w:rPr>
-          <w:b/>
-          <w:bCs/>
-          <w:color w:val="D86DCB" w:themeColor="accent5" w:themeTint="99"/>
-          <w:sz w:val="32"/>
-          <w:szCs w:val="32"/>
-        </w:rPr>
-      </w:pPr>
-      <w:r>
-        <w:rPr>
-          <w:b/>
-          <w:bCs/>
-          <w:color w:val="D86DCB" w:themeColor="accent5" w:themeTint="99"/>
-          <w:sz w:val="32"/>
-          <w:szCs w:val="32"/>
-        </w:rPr>
-        <w:t xml:space="preserve">      errorMessage = null;</w:t>
-      </w:r>
-    </w:p>
-    <w:p>
-      <w:pPr>
-        <w:jc w:val="both"/>
-        <w:rPr>
-          <w:b/>
-          <w:bCs/>
-          <w:color w:val="D86DCB" w:themeColor="accent5" w:themeTint="99"/>
-          <w:sz w:val="32"/>
-          <w:szCs w:val="32"/>
-        </w:rPr>
-      </w:pPr>
-      <w:r>
-        <w:rPr>
-          <w:b/>
-          <w:bCs/>
-          <w:color w:val="D86DCB" w:themeColor="accent5" w:themeTint="99"/>
-          <w:sz w:val="32"/>
-          <w:szCs w:val="32"/>
-        </w:rPr>
-        <w:t xml:space="preserve">      movieDetails</w:t>
-      </w:r>
-      <w:r>
-        <w:rPr>
-          <w:b/>
-          <w:bCs/>
-          <w:color w:val="D86DCB" w:themeColor="accent5" w:themeTint="99"/>
-          <w:sz w:val="32"/>
-          <w:szCs w:val="32"/>
-        </w:rPr>
-        <w:t>.value</w:t>
-      </w:r>
-      <w:r>
-        <w:rPr>
-          <w:b/>
-          <w:bCs/>
-          <w:color w:val="D86DCB" w:themeColor="accent5" w:themeTint="99"/>
-          <w:sz w:val="32"/>
-          <w:szCs w:val="32"/>
-        </w:rPr>
-        <w:t xml:space="preserve"> = result.movieDetailsModel;</w:t>
-      </w:r>
-    </w:p>
-    <w:p>
-      <w:pPr>
-        <w:jc w:val="both"/>
-        <w:rPr>
-          <w:b/>
-          <w:bCs/>
-          <w:color w:val="D86DCB" w:themeColor="accent5" w:themeTint="99"/>
-          <w:sz w:val="32"/>
-          <w:szCs w:val="32"/>
-        </w:rPr>
-      </w:pPr>
-      <w:r>
-        <w:rPr>
-          <w:b/>
-          <w:bCs/>
-          <w:color w:val="D86DCB" w:themeColor="accent5" w:themeTint="99"/>
-          <w:sz w:val="32"/>
-          <w:szCs w:val="32"/>
-        </w:rPr>
-        <w:t xml:space="preserve">    } else {</w:t>
-      </w:r>
-    </w:p>
-    <w:p>
-      <w:pPr>
-        <w:jc w:val="both"/>
-        <w:rPr>
-          <w:b/>
-          <w:bCs/>
-          <w:color w:val="D86DCB" w:themeColor="accent5" w:themeTint="99"/>
-          <w:sz w:val="32"/>
-          <w:szCs w:val="32"/>
-        </w:rPr>
-      </w:pPr>
-      <w:r>
-        <w:rPr>
-          <w:b/>
-          <w:bCs/>
-          <w:color w:val="D86DCB" w:themeColor="accent5" w:themeTint="99"/>
-          <w:sz w:val="32"/>
-          <w:szCs w:val="32"/>
-        </w:rPr>
-        <w:t xml:space="preserve">      errorMessage</w:t>
-      </w:r>
-      <w:r>
-        <w:rPr>
-          <w:b/>
-          <w:bCs/>
-          <w:color w:val="D86DCB" w:themeColor="accent5" w:themeTint="99"/>
-          <w:sz w:val="32"/>
-          <w:szCs w:val="32"/>
-        </w:rPr>
-        <w:t>.value</w:t>
-      </w:r>
-      <w:r>
-        <w:rPr>
-          <w:b/>
-          <w:bCs/>
-          <w:color w:val="D86DCB" w:themeColor="accent5" w:themeTint="99"/>
-          <w:sz w:val="32"/>
-          <w:szCs w:val="32"/>
-        </w:rPr>
-        <w:t xml:space="preserve"> = result.errorMessage ?? 'Showing from controller';</w:t>
+        <w:t>class MovieDetailsBinding implements Bindings {</w:t>
+      </w:r>
+    </w:p>
+    <w:p>
+      <w:pPr>
+        <w:jc w:val="both"/>
+        <w:rPr>
+          <w:b/>
+          <w:bCs/>
+          <w:color w:val="D86DCB" w:themeColor="accent5" w:themeTint="99"/>
+          <w:sz w:val="32"/>
+          <w:szCs w:val="32"/>
+        </w:rPr>
+      </w:pPr>
+      <w:r>
+        <w:rPr>
+          <w:b/>
+          <w:bCs/>
+          <w:color w:val="D86DCB" w:themeColor="accent5" w:themeTint="99"/>
+          <w:sz w:val="32"/>
+          <w:szCs w:val="32"/>
+        </w:rPr>
+        <w:t xml:space="preserve">    @override</w:t>
+      </w:r>
+    </w:p>
+    <w:p>
+      <w:pPr>
+        <w:jc w:val="both"/>
+        <w:rPr>
+          <w:b/>
+          <w:bCs/>
+          <w:color w:val="D86DCB" w:themeColor="accent5" w:themeTint="99"/>
+          <w:sz w:val="32"/>
+          <w:szCs w:val="32"/>
+        </w:rPr>
+      </w:pPr>
+      <w:r>
+        <w:rPr>
+          <w:b/>
+          <w:bCs/>
+          <w:color w:val="D86DCB" w:themeColor="accent5" w:themeTint="99"/>
+          <w:sz w:val="32"/>
+          <w:szCs w:val="32"/>
+        </w:rPr>
+        <w:t xml:space="preserve">    void dependencies() {</w:t>
+      </w:r>
+    </w:p>
+    <w:p>
+      <w:pPr>
+        <w:jc w:val="both"/>
+        <w:rPr>
+          <w:b/>
+          <w:bCs/>
+          <w:color w:val="D86DCB" w:themeColor="accent5" w:themeTint="99"/>
+          <w:sz w:val="32"/>
+          <w:szCs w:val="32"/>
+        </w:rPr>
+      </w:pPr>
+      <w:r>
+        <w:rPr>
+          <w:b/>
+          <w:bCs/>
+          <w:color w:val="D86DCB" w:themeColor="accent5" w:themeTint="99"/>
+          <w:sz w:val="32"/>
+          <w:szCs w:val="32"/>
+        </w:rPr>
+        <w:t xml:space="preserve">        Get.lazyPut(() {</w:t>
+      </w:r>
+    </w:p>
+    <w:p>
+      <w:pPr>
+        <w:jc w:val="both"/>
+        <w:rPr>
+          <w:b/>
+          <w:bCs/>
+          <w:color w:val="D86DCB" w:themeColor="accent5" w:themeTint="99"/>
+          <w:sz w:val="32"/>
+          <w:szCs w:val="32"/>
+        </w:rPr>
+      </w:pPr>
+      <w:r>
+        <w:rPr>
+          <w:b/>
+          <w:bCs/>
+          <w:color w:val="D86DCB" w:themeColor="accent5" w:themeTint="99"/>
+          <w:sz w:val="32"/>
+          <w:szCs w:val="32"/>
+        </w:rPr>
+        <w:t xml:space="preserve">            final repo = Get.find&lt;MovieRepository&gt;();</w:t>
+      </w:r>
+    </w:p>
+    <w:p>
+      <w:pPr>
+        <w:jc w:val="both"/>
+        <w:rPr>
+          <w:b/>
+          <w:bCs/>
+          <w:color w:val="D86DCB" w:themeColor="accent5" w:themeTint="99"/>
+          <w:sz w:val="32"/>
+          <w:szCs w:val="32"/>
+        </w:rPr>
+      </w:pPr>
+      <w:r>
+        <w:rPr>
+          <w:b/>
+          <w:bCs/>
+          <w:color w:val="D86DCB" w:themeColor="accent5" w:themeTint="99"/>
+          <w:sz w:val="32"/>
+          <w:szCs w:val="32"/>
+        </w:rPr>
+        <w:t xml:space="preserve">            return MovieDetailsController(repo);</w:t>
+      </w:r>
+    </w:p>
+    <w:p>
+      <w:pPr>
+        <w:jc w:val="both"/>
+        <w:rPr>
+          <w:b/>
+          <w:bCs/>
+          <w:color w:val="D86DCB" w:themeColor="accent5" w:themeTint="99"/>
+          <w:sz w:val="32"/>
+          <w:szCs w:val="32"/>
+        </w:rPr>
+      </w:pPr>
+      <w:r>
+        <w:rPr>
+          <w:b/>
+          <w:bCs/>
+          <w:color w:val="D86DCB" w:themeColor="accent5" w:themeTint="99"/>
+          <w:sz w:val="32"/>
+          <w:szCs w:val="32"/>
+        </w:rPr>
+        <w:t xml:space="preserve">        }</w:t>
       </w:r>
     </w:p>
     <w:p>
@@ -44391,316 +46190,6 @@
       <w:pPr>
         <w:jc w:val="both"/>
         <w:rPr>
-          <w:b/>
-          <w:bCs/>
-          <w:color w:val="D86DCB" w:themeColor="accent5" w:themeTint="99"/>
-          <w:sz w:val="32"/>
-          <w:szCs w:val="32"/>
-        </w:rPr>
-      </w:pPr>
-      <w:r>
-        <w:rPr>
-          <w:b/>
-          <w:bCs/>
-          <w:color w:val="D86DCB" w:themeColor="accent5" w:themeTint="99"/>
-          <w:sz w:val="32"/>
-          <w:szCs w:val="32"/>
-        </w:rPr>
-        <w:t xml:space="preserve">    isLoading.value = false;</w:t>
-      </w:r>
-    </w:p>
-    <w:p>
-      <w:pPr>
-        <w:jc w:val="both"/>
-        <w:rPr>
-          <w:b/>
-          <w:bCs/>
-          <w:color w:val="D86DCB" w:themeColor="accent5" w:themeTint="99"/>
-          <w:sz w:val="32"/>
-          <w:szCs w:val="32"/>
-        </w:rPr>
-      </w:pPr>
-      <w:r>
-        <w:rPr>
-          <w:b/>
-          <w:bCs/>
-          <w:color w:val="D86DCB" w:themeColor="accent5" w:themeTint="99"/>
-          <w:sz w:val="32"/>
-          <w:szCs w:val="32"/>
-        </w:rPr>
-        <w:t xml:space="preserve">    return isSuccess;</w:t>
-      </w:r>
-    </w:p>
-    <w:p>
-      <w:pPr>
-        <w:jc w:val="both"/>
-        <w:rPr>
-          <w:b/>
-          <w:bCs/>
-          <w:color w:val="D86DCB" w:themeColor="accent5" w:themeTint="99"/>
-          <w:sz w:val="32"/>
-          <w:szCs w:val="32"/>
-        </w:rPr>
-      </w:pPr>
-      <w:r>
-        <w:rPr>
-          <w:b/>
-          <w:bCs/>
-          <w:color w:val="D86DCB" w:themeColor="accent5" w:themeTint="99"/>
-          <w:sz w:val="32"/>
-          <w:szCs w:val="32"/>
-        </w:rPr>
-        <w:t xml:space="preserve">  }</w:t>
-      </w:r>
-    </w:p>
-    <w:p>
-      <w:pPr>
-        <w:jc w:val="both"/>
-        <w:rPr>
-          <w:b/>
-          <w:bCs/>
-          <w:color w:val="D86DCB" w:themeColor="accent5" w:themeTint="99"/>
-          <w:sz w:val="32"/>
-          <w:szCs w:val="32"/>
-        </w:rPr>
-      </w:pPr>
-      <w:r>
-        <w:rPr>
-          <w:b/>
-          <w:bCs/>
-          <w:color w:val="D86DCB" w:themeColor="accent5" w:themeTint="99"/>
-          <w:sz w:val="32"/>
-          <w:szCs w:val="32"/>
-        </w:rPr>
-        <w:t>}</w:t>
-      </w:r>
-    </w:p>
-    <w:p>
-      <w:pPr>
-        <w:jc w:val="both"/>
-        <w:rPr>
-          <w:sz w:val="32"/>
-          <w:szCs w:val="32"/>
-        </w:rPr>
-      </w:pPr>
-      <w:r>
-        <w:rPr>
-          <w:sz w:val="32"/>
-          <w:szCs w:val="32"/>
-        </w:rPr>
-        <w:t xml:space="preserve"># Then in the </w:t>
-      </w:r>
-      <w:r>
-        <w:rPr>
-          <w:sz w:val="32"/>
-          <w:szCs w:val="32"/>
-        </w:rPr>
-        <w:t>Bindings</w:t>
-      </w:r>
-      <w:r>
-        <w:rPr>
-          <w:sz w:val="32"/>
-          <w:szCs w:val="32"/>
-        </w:rPr>
-        <w:t xml:space="preserve">, use </w:t>
-      </w:r>
-      <w:r>
-        <w:rPr>
-          <w:b/>
-          <w:bCs/>
-          <w:sz w:val="32"/>
-          <w:szCs w:val="32"/>
-        </w:rPr>
-        <w:t>Get.find&lt;T&gt;()</w:t>
-      </w:r>
-      <w:r>
-        <w:rPr>
-          <w:sz w:val="32"/>
-          <w:szCs w:val="32"/>
-        </w:rPr>
-        <w:t xml:space="preserve"> for Dependency Injection</w:t>
-      </w:r>
-    </w:p>
-    <w:p>
-      <w:pPr>
-        <w:jc w:val="both"/>
-        <w:rPr>
-          <w:b/>
-          <w:bCs/>
-          <w:color w:val="D86DCB" w:themeColor="accent5" w:themeTint="99"/>
-          <w:sz w:val="32"/>
-          <w:szCs w:val="32"/>
-        </w:rPr>
-      </w:pPr>
-      <w:r>
-        <w:rPr>
-          <w:b/>
-          <w:bCs/>
-          <w:color w:val="D86DCB" w:themeColor="accent5" w:themeTint="99"/>
-          <w:sz w:val="32"/>
-          <w:szCs w:val="32"/>
-        </w:rPr>
-        <w:t>class MovieDetailsBinding implements Bindings {</w:t>
-      </w:r>
-    </w:p>
-    <w:p>
-      <w:pPr>
-        <w:jc w:val="both"/>
-        <w:rPr>
-          <w:b/>
-          <w:bCs/>
-          <w:color w:val="D86DCB" w:themeColor="accent5" w:themeTint="99"/>
-          <w:sz w:val="32"/>
-          <w:szCs w:val="32"/>
-        </w:rPr>
-      </w:pPr>
-      <w:r>
-        <w:rPr>
-          <w:b/>
-          <w:bCs/>
-          <w:color w:val="D86DCB" w:themeColor="accent5" w:themeTint="99"/>
-          <w:sz w:val="32"/>
-          <w:szCs w:val="32"/>
-        </w:rPr>
-        <w:t xml:space="preserve">    @override</w:t>
-      </w:r>
-    </w:p>
-    <w:p>
-      <w:pPr>
-        <w:jc w:val="both"/>
-        <w:rPr>
-          <w:b/>
-          <w:bCs/>
-          <w:color w:val="D86DCB" w:themeColor="accent5" w:themeTint="99"/>
-          <w:sz w:val="32"/>
-          <w:szCs w:val="32"/>
-        </w:rPr>
-      </w:pPr>
-      <w:r>
-        <w:rPr>
-          <w:b/>
-          <w:bCs/>
-          <w:color w:val="D86DCB" w:themeColor="accent5" w:themeTint="99"/>
-          <w:sz w:val="32"/>
-          <w:szCs w:val="32"/>
-        </w:rPr>
-        <w:t xml:space="preserve">    void dependencies() {</w:t>
-      </w:r>
-    </w:p>
-    <w:p>
-      <w:pPr>
-        <w:jc w:val="both"/>
-        <w:rPr>
-          <w:b/>
-          <w:bCs/>
-          <w:color w:val="D86DCB" w:themeColor="accent5" w:themeTint="99"/>
-          <w:sz w:val="32"/>
-          <w:szCs w:val="32"/>
-        </w:rPr>
-      </w:pPr>
-      <w:r>
-        <w:rPr>
-          <w:b/>
-          <w:bCs/>
-          <w:color w:val="D86DCB" w:themeColor="accent5" w:themeTint="99"/>
-          <w:sz w:val="32"/>
-          <w:szCs w:val="32"/>
-        </w:rPr>
-        <w:t xml:space="preserve">        Get.lazyPut(() {</w:t>
-      </w:r>
-    </w:p>
-    <w:p>
-      <w:pPr>
-        <w:jc w:val="both"/>
-        <w:rPr>
-          <w:b/>
-          <w:bCs/>
-          <w:color w:val="D86DCB" w:themeColor="accent5" w:themeTint="99"/>
-          <w:sz w:val="32"/>
-          <w:szCs w:val="32"/>
-        </w:rPr>
-      </w:pPr>
-      <w:r>
-        <w:rPr>
-          <w:b/>
-          <w:bCs/>
-          <w:color w:val="D86DCB" w:themeColor="accent5" w:themeTint="99"/>
-          <w:sz w:val="32"/>
-          <w:szCs w:val="32"/>
-        </w:rPr>
-        <w:t xml:space="preserve">            final repo = Get.find&lt;MovieRepository&gt;();</w:t>
-      </w:r>
-    </w:p>
-    <w:p>
-      <w:pPr>
-        <w:jc w:val="both"/>
-        <w:rPr>
-          <w:b/>
-          <w:bCs/>
-          <w:color w:val="D86DCB" w:themeColor="accent5" w:themeTint="99"/>
-          <w:sz w:val="32"/>
-          <w:szCs w:val="32"/>
-        </w:rPr>
-      </w:pPr>
-      <w:r>
-        <w:rPr>
-          <w:b/>
-          <w:bCs/>
-          <w:color w:val="D86DCB" w:themeColor="accent5" w:themeTint="99"/>
-          <w:sz w:val="32"/>
-          <w:szCs w:val="32"/>
-        </w:rPr>
-        <w:t xml:space="preserve">            return MovieDetailsController(repo);</w:t>
-      </w:r>
-    </w:p>
-    <w:p>
-      <w:pPr>
-        <w:jc w:val="both"/>
-        <w:rPr>
-          <w:b/>
-          <w:bCs/>
-          <w:color w:val="D86DCB" w:themeColor="accent5" w:themeTint="99"/>
-          <w:sz w:val="32"/>
-          <w:szCs w:val="32"/>
-        </w:rPr>
-      </w:pPr>
-      <w:r>
-        <w:rPr>
-          <w:b/>
-          <w:bCs/>
-          <w:color w:val="D86DCB" w:themeColor="accent5" w:themeTint="99"/>
-          <w:sz w:val="32"/>
-          <w:szCs w:val="32"/>
-        </w:rPr>
-        <w:t xml:space="preserve">        }</w:t>
-      </w:r>
-    </w:p>
-    <w:p>
-      <w:pPr>
-        <w:jc w:val="both"/>
-        <w:rPr>
-          <w:b/>
-          <w:bCs/>
-          <w:color w:val="D86DCB" w:themeColor="accent5" w:themeTint="99"/>
-          <w:sz w:val="32"/>
-          <w:szCs w:val="32"/>
-        </w:rPr>
-      </w:pPr>
-      <w:r>
-        <w:rPr>
-          <w:b/>
-          <w:bCs/>
-          <w:color w:val="D86DCB" w:themeColor="accent5" w:themeTint="99"/>
-          <w:sz w:val="32"/>
-          <w:szCs w:val="32"/>
-        </w:rPr>
-        <w:t xml:space="preserve">    }</w:t>
-      </w:r>
-    </w:p>
-    <w:p>
-      <w:pPr>
-        <w:jc w:val="both"/>
-        <w:rPr>
           <w:sz w:val="32"/>
           <w:szCs w:val="32"/>
         </w:rPr>
@@ -44736,7 +46225,6 @@
           <w:sz w:val="32"/>
           <w:szCs w:val="32"/>
         </w:rPr>
-        <w:lastRenderedPageBreak/>
         <w:t xml:space="preserve"># </w:t>
       </w:r>
       <w:r>
@@ -45106,6 +46594,7 @@
           <w:sz w:val="28"/>
           <w:szCs w:val="28"/>
         </w:rPr>
+        <w:lastRenderedPageBreak/>
         <w:t>Controller/ViewModel</w:t>
       </w:r>
     </w:p>
@@ -45579,6 +47068,7 @@
           <w:sz w:val="32"/>
           <w:szCs w:val="32"/>
         </w:rPr>
+        <w:lastRenderedPageBreak/>
         <w:tab/>
         <w:t>|</w:t>
       </w:r>
@@ -45778,7 +47268,6 @@
           <w:sz w:val="32"/>
           <w:szCs w:val="32"/>
         </w:rPr>
-        <w:lastRenderedPageBreak/>
         <w:t># Code:</w:t>
       </w:r>
     </w:p>
@@ -46045,6 +47534,7 @@
           <w:sz w:val="32"/>
           <w:szCs w:val="32"/>
         </w:rPr>
+        <w:lastRenderedPageBreak/>
         <w:t xml:space="preserve"># This keeps the most recently accessed movies (ordered by recent). </w:t>
       </w:r>
       <w:r>
@@ -46238,8 +47728,1352 @@
           <w:sz w:val="32"/>
           <w:szCs w:val="32"/>
         </w:rPr>
+        <w:t>[2,3,1]</w:t>
+      </w:r>
+    </w:p>
+    <w:p>
+      <w:pPr>
+        <w:jc w:val="both"/>
+        <w:rPr>
+          <w:sz w:val="32"/>
+          <w:szCs w:val="32"/>
+        </w:rPr>
+      </w:pPr>
+      <w:r>
+        <w:rPr>
+          <w:sz w:val="32"/>
+          <w:szCs w:val="32"/>
+        </w:rPr>
+        <w:t xml:space="preserve"># </w:t>
+      </w:r>
+      <w:r>
+        <w:rPr>
+          <w:sz w:val="32"/>
+          <w:szCs w:val="32"/>
+        </w:rPr>
+        <w:t>Now user opens Movie 4</w:t>
+      </w:r>
+      <w:r>
+        <w:rPr>
+          <w:sz w:val="32"/>
+          <w:szCs w:val="32"/>
+        </w:rPr>
+        <w:t xml:space="preserve">, </w:t>
+      </w:r>
+      <w:r>
+        <w:rPr>
+          <w:sz w:val="32"/>
+          <w:szCs w:val="32"/>
+        </w:rPr>
+        <w:t>Notice how Movie 1 survived because it was recently used</w:t>
+      </w:r>
+      <w:r>
+        <w:rPr>
+          <w:sz w:val="32"/>
+          <w:szCs w:val="32"/>
+        </w:rPr>
+        <w:t>:</w:t>
+      </w:r>
+    </w:p>
+    <w:p>
+      <w:pPr>
+        <w:jc w:val="both"/>
+        <w:rPr>
+          <w:b/>
+          <w:bCs/>
+          <w:sz w:val="32"/>
+          <w:szCs w:val="32"/>
+        </w:rPr>
+      </w:pPr>
+      <w:r>
+        <w:rPr>
+          <w:b/>
+          <w:bCs/>
+          <w:sz w:val="32"/>
+          <w:szCs w:val="32"/>
+        </w:rPr>
+        <w:t>Remove 2</w:t>
+      </w:r>
+    </w:p>
+    <w:p>
+      <w:pPr>
+        <w:jc w:val="both"/>
+        <w:rPr>
+          <w:b/>
+          <w:bCs/>
+          <w:sz w:val="32"/>
+          <w:szCs w:val="32"/>
+        </w:rPr>
+      </w:pPr>
+      <w:r>
+        <w:rPr>
+          <w:b/>
+          <w:bCs/>
+          <w:sz w:val="32"/>
+          <w:szCs w:val="32"/>
+        </w:rPr>
+        <w:t>Cache = [3,1,4]</w:t>
+      </w:r>
+    </w:p>
+    <w:p>
+      <w:pPr>
+        <w:jc w:val="both"/>
+        <w:rPr>
+          <w:sz w:val="32"/>
+          <w:szCs w:val="32"/>
+        </w:rPr>
+      </w:pPr>
+      <w:r>
+        <w:rPr>
+          <w:sz w:val="32"/>
+          <w:szCs w:val="32"/>
+        </w:rPr>
+        <w:t xml:space="preserve"># </w:t>
+      </w:r>
+      <w:r>
+        <w:rPr>
+          <w:b/>
+          <w:bCs/>
+          <w:sz w:val="32"/>
+          <w:szCs w:val="32"/>
+        </w:rPr>
+        <w:t>Dart</w:t>
+      </w:r>
+      <w:r>
+        <w:rPr>
+          <w:sz w:val="32"/>
+          <w:szCs w:val="32"/>
+        </w:rPr>
+        <w:t>’</w:t>
+      </w:r>
+      <w:r>
+        <w:rPr>
+          <w:sz w:val="32"/>
+          <w:szCs w:val="32"/>
+        </w:rPr>
+        <w:t>s</w:t>
+      </w:r>
+      <w:r>
+        <w:rPr>
+          <w:b/>
+          <w:bCs/>
+          <w:sz w:val="32"/>
+          <w:szCs w:val="32"/>
+        </w:rPr>
+        <w:t xml:space="preserve"> LinkedHashMap </w:t>
+      </w:r>
+      <w:r>
+        <w:rPr>
+          <w:sz w:val="32"/>
+          <w:szCs w:val="32"/>
+        </w:rPr>
+        <w:t>class preserves this insertion order. Create it using OOP:</w:t>
+      </w:r>
+    </w:p>
+    <w:p>
+      <w:pPr>
+        <w:jc w:val="both"/>
+        <w:rPr>
+          <w:b/>
+          <w:bCs/>
+          <w:color w:val="D86DCB" w:themeColor="accent5" w:themeTint="99"/>
+          <w:sz w:val="32"/>
+          <w:szCs w:val="32"/>
+        </w:rPr>
+      </w:pPr>
+      <w:r>
+        <w:rPr>
+          <w:b/>
+          <w:bCs/>
+          <w:color w:val="D86DCB" w:themeColor="accent5" w:themeTint="99"/>
+          <w:sz w:val="32"/>
+          <w:szCs w:val="32"/>
+        </w:rPr>
+        <w:t>import 'dart:collection';</w:t>
+      </w:r>
+    </w:p>
+    <w:p>
+      <w:pPr>
+        <w:jc w:val="both"/>
+        <w:rPr>
+          <w:b/>
+          <w:bCs/>
+          <w:color w:val="D86DCB" w:themeColor="accent5" w:themeTint="99"/>
+          <w:sz w:val="32"/>
+          <w:szCs w:val="32"/>
+        </w:rPr>
+      </w:pPr>
+      <w:r>
+        <w:rPr>
+          <w:b/>
+          <w:bCs/>
+          <w:color w:val="D86DCB" w:themeColor="accent5" w:themeTint="99"/>
+          <w:sz w:val="32"/>
+          <w:szCs w:val="32"/>
+        </w:rPr>
+        <w:t>final LinkedHashMap&lt;int, MovieDetailsModel&gt; _cache =</w:t>
+      </w:r>
+    </w:p>
+    <w:p>
+      <w:pPr>
+        <w:jc w:val="both"/>
+        <w:rPr>
+          <w:color w:val="D86DCB" w:themeColor="accent5" w:themeTint="99"/>
+          <w:sz w:val="32"/>
+          <w:szCs w:val="32"/>
+        </w:rPr>
+      </w:pPr>
+      <w:r>
+        <w:rPr>
+          <w:b/>
+          <w:bCs/>
+          <w:color w:val="D86DCB" w:themeColor="accent5" w:themeTint="99"/>
+          <w:sz w:val="32"/>
+          <w:szCs w:val="32"/>
+        </w:rPr>
+        <w:t xml:space="preserve">    LinkedHashMap();</w:t>
+      </w:r>
+    </w:p>
+    <w:p>
+      <w:pPr>
+        <w:jc w:val="both"/>
+        <w:rPr>
+          <w:sz w:val="32"/>
+          <w:szCs w:val="32"/>
+        </w:rPr>
+      </w:pPr>
+      <w:r>
+        <w:rPr>
+          <w:sz w:val="32"/>
+          <w:szCs w:val="32"/>
+        </w:rPr>
+        <w:t># Then get movie from cache if available:</w:t>
+      </w:r>
+    </w:p>
+    <w:p>
+      <w:pPr>
+        <w:jc w:val="both"/>
+        <w:rPr>
+          <w:b/>
+          <w:bCs/>
+          <w:color w:val="D86DCB" w:themeColor="accent5" w:themeTint="99"/>
+          <w:sz w:val="32"/>
+          <w:szCs w:val="32"/>
+        </w:rPr>
+      </w:pPr>
+      <w:r>
+        <w:rPr>
+          <w:b/>
+          <w:bCs/>
+          <w:color w:val="D86DCB" w:themeColor="accent5" w:themeTint="99"/>
+          <w:sz w:val="32"/>
+          <w:szCs w:val="32"/>
+        </w:rPr>
+        <w:t>MovieDetailsModel? getMovieFromCache(int movieId) {</w:t>
+      </w:r>
+    </w:p>
+    <w:p>
+      <w:pPr>
+        <w:jc w:val="both"/>
+        <w:rPr>
+          <w:b/>
+          <w:bCs/>
+          <w:color w:val="D86DCB" w:themeColor="accent5" w:themeTint="99"/>
+          <w:sz w:val="32"/>
+          <w:szCs w:val="32"/>
+        </w:rPr>
+      </w:pPr>
+      <w:r>
+        <w:rPr>
+          <w:b/>
+          <w:bCs/>
+          <w:color w:val="D86DCB" w:themeColor="accent5" w:themeTint="99"/>
+          <w:sz w:val="32"/>
+          <w:szCs w:val="32"/>
+        </w:rPr>
+        <w:t xml:space="preserve">  if (!_cache.containsKey(movieId)) {</w:t>
+      </w:r>
+    </w:p>
+    <w:p>
+      <w:pPr>
+        <w:jc w:val="both"/>
+        <w:rPr>
+          <w:b/>
+          <w:bCs/>
+          <w:color w:val="D86DCB" w:themeColor="accent5" w:themeTint="99"/>
+          <w:sz w:val="32"/>
+          <w:szCs w:val="32"/>
+        </w:rPr>
+      </w:pPr>
+      <w:r>
+        <w:rPr>
+          <w:b/>
+          <w:bCs/>
+          <w:color w:val="D86DCB" w:themeColor="accent5" w:themeTint="99"/>
+          <w:sz w:val="32"/>
+          <w:szCs w:val="32"/>
+        </w:rPr>
         <w:lastRenderedPageBreak/>
-        <w:t>[2,3,1]</w:t>
+        <w:t xml:space="preserve">    return null;</w:t>
+      </w:r>
+    </w:p>
+    <w:p>
+      <w:pPr>
+        <w:jc w:val="both"/>
+        <w:rPr>
+          <w:b/>
+          <w:bCs/>
+          <w:color w:val="D86DCB" w:themeColor="accent5" w:themeTint="99"/>
+          <w:sz w:val="32"/>
+          <w:szCs w:val="32"/>
+        </w:rPr>
+      </w:pPr>
+      <w:r>
+        <w:rPr>
+          <w:b/>
+          <w:bCs/>
+          <w:color w:val="D86DCB" w:themeColor="accent5" w:themeTint="99"/>
+          <w:sz w:val="32"/>
+          <w:szCs w:val="32"/>
+        </w:rPr>
+        <w:t xml:space="preserve">  }</w:t>
+      </w:r>
+    </w:p>
+    <w:p>
+      <w:pPr>
+        <w:jc w:val="both"/>
+        <w:rPr>
+          <w:b/>
+          <w:bCs/>
+          <w:color w:val="D86DCB" w:themeColor="accent5" w:themeTint="99"/>
+          <w:sz w:val="32"/>
+          <w:szCs w:val="32"/>
+        </w:rPr>
+      </w:pPr>
+      <w:r>
+        <w:rPr>
+          <w:b/>
+          <w:bCs/>
+          <w:color w:val="D86DCB" w:themeColor="accent5" w:themeTint="99"/>
+          <w:sz w:val="32"/>
+          <w:szCs w:val="32"/>
+        </w:rPr>
+        <w:t xml:space="preserve">  final movie = _cache.remove(movieId)!;</w:t>
+      </w:r>
+    </w:p>
+    <w:p>
+      <w:pPr>
+        <w:jc w:val="both"/>
+        <w:rPr>
+          <w:b/>
+          <w:bCs/>
+          <w:color w:val="D86DCB" w:themeColor="accent5" w:themeTint="99"/>
+          <w:sz w:val="32"/>
+          <w:szCs w:val="32"/>
+        </w:rPr>
+      </w:pPr>
+      <w:r>
+        <w:rPr>
+          <w:b/>
+          <w:bCs/>
+          <w:color w:val="D86DCB" w:themeColor="accent5" w:themeTint="99"/>
+          <w:sz w:val="32"/>
+          <w:szCs w:val="32"/>
+        </w:rPr>
+        <w:t xml:space="preserve">  _cache[movieId] = movie;</w:t>
+      </w:r>
+    </w:p>
+    <w:p>
+      <w:pPr>
+        <w:jc w:val="both"/>
+        <w:rPr>
+          <w:b/>
+          <w:bCs/>
+          <w:color w:val="D86DCB" w:themeColor="accent5" w:themeTint="99"/>
+          <w:sz w:val="32"/>
+          <w:szCs w:val="32"/>
+        </w:rPr>
+      </w:pPr>
+      <w:r>
+        <w:rPr>
+          <w:b/>
+          <w:bCs/>
+          <w:color w:val="D86DCB" w:themeColor="accent5" w:themeTint="99"/>
+          <w:sz w:val="32"/>
+          <w:szCs w:val="32"/>
+        </w:rPr>
+        <w:t xml:space="preserve">  return movie;</w:t>
+      </w:r>
+    </w:p>
+    <w:p>
+      <w:pPr>
+        <w:jc w:val="both"/>
+        <w:rPr>
+          <w:b/>
+          <w:bCs/>
+          <w:color w:val="D86DCB" w:themeColor="accent5" w:themeTint="99"/>
+          <w:sz w:val="32"/>
+          <w:szCs w:val="32"/>
+        </w:rPr>
+      </w:pPr>
+      <w:r>
+        <w:rPr>
+          <w:b/>
+          <w:bCs/>
+          <w:color w:val="D86DCB" w:themeColor="accent5" w:themeTint="99"/>
+          <w:sz w:val="32"/>
+          <w:szCs w:val="32"/>
+        </w:rPr>
+        <w:t>}</w:t>
+      </w:r>
+    </w:p>
+    <w:p>
+      <w:pPr>
+        <w:jc w:val="both"/>
+        <w:rPr>
+          <w:sz w:val="32"/>
+          <w:szCs w:val="32"/>
+        </w:rPr>
+      </w:pPr>
+      <w:r>
+        <w:rPr>
+          <w:sz w:val="32"/>
+          <w:szCs w:val="32"/>
+        </w:rPr>
+        <w:t xml:space="preserve"># And add or save in the cache </w:t>
+      </w:r>
+    </w:p>
+    <w:p>
+      <w:pPr>
+        <w:jc w:val="both"/>
+        <w:rPr>
+          <w:b/>
+          <w:bCs/>
+          <w:color w:val="D86DCB" w:themeColor="accent5" w:themeTint="99"/>
+          <w:sz w:val="32"/>
+          <w:szCs w:val="32"/>
+        </w:rPr>
+      </w:pPr>
+      <w:r>
+        <w:rPr>
+          <w:b/>
+          <w:bCs/>
+          <w:color w:val="D86DCB" w:themeColor="accent5" w:themeTint="99"/>
+          <w:sz w:val="32"/>
+          <w:szCs w:val="32"/>
+        </w:rPr>
+        <w:t>void saveMovie(</w:t>
+      </w:r>
+    </w:p>
+    <w:p>
+      <w:pPr>
+        <w:jc w:val="both"/>
+        <w:rPr>
+          <w:b/>
+          <w:bCs/>
+          <w:color w:val="D86DCB" w:themeColor="accent5" w:themeTint="99"/>
+          <w:sz w:val="32"/>
+          <w:szCs w:val="32"/>
+        </w:rPr>
+      </w:pPr>
+      <w:r>
+        <w:rPr>
+          <w:b/>
+          <w:bCs/>
+          <w:color w:val="D86DCB" w:themeColor="accent5" w:themeTint="99"/>
+          <w:sz w:val="32"/>
+          <w:szCs w:val="32"/>
+        </w:rPr>
+        <w:t xml:space="preserve">  int movieId,</w:t>
+      </w:r>
+    </w:p>
+    <w:p>
+      <w:pPr>
+        <w:jc w:val="both"/>
+        <w:rPr>
+          <w:b/>
+          <w:bCs/>
+          <w:color w:val="D86DCB" w:themeColor="accent5" w:themeTint="99"/>
+          <w:sz w:val="32"/>
+          <w:szCs w:val="32"/>
+        </w:rPr>
+      </w:pPr>
+      <w:r>
+        <w:rPr>
+          <w:b/>
+          <w:bCs/>
+          <w:color w:val="D86DCB" w:themeColor="accent5" w:themeTint="99"/>
+          <w:sz w:val="32"/>
+          <w:szCs w:val="32"/>
+        </w:rPr>
+        <w:t xml:space="preserve">  MovieDetailsModel movie,</w:t>
+      </w:r>
+    </w:p>
+    <w:p>
+      <w:pPr>
+        <w:jc w:val="both"/>
+        <w:rPr>
+          <w:b/>
+          <w:bCs/>
+          <w:color w:val="D86DCB" w:themeColor="accent5" w:themeTint="99"/>
+          <w:sz w:val="32"/>
+          <w:szCs w:val="32"/>
+        </w:rPr>
+      </w:pPr>
+      <w:r>
+        <w:rPr>
+          <w:b/>
+          <w:bCs/>
+          <w:color w:val="D86DCB" w:themeColor="accent5" w:themeTint="99"/>
+          <w:sz w:val="32"/>
+          <w:szCs w:val="32"/>
+        </w:rPr>
+        <w:t>) {</w:t>
+      </w:r>
+    </w:p>
+    <w:p>
+      <w:pPr>
+        <w:jc w:val="both"/>
+        <w:rPr>
+          <w:b/>
+          <w:bCs/>
+          <w:color w:val="D86DCB" w:themeColor="accent5" w:themeTint="99"/>
+          <w:sz w:val="32"/>
+          <w:szCs w:val="32"/>
+        </w:rPr>
+      </w:pPr>
+      <w:r>
+        <w:rPr>
+          <w:b/>
+          <w:bCs/>
+          <w:color w:val="D86DCB" w:themeColor="accent5" w:themeTint="99"/>
+          <w:sz w:val="32"/>
+          <w:szCs w:val="32"/>
+        </w:rPr>
+        <w:t xml:space="preserve">  _cache.remove(movieId);</w:t>
+      </w:r>
+      <w:r>
+        <w:rPr>
+          <w:b/>
+          <w:bCs/>
+          <w:color w:val="D86DCB" w:themeColor="accent5" w:themeTint="99"/>
+          <w:sz w:val="32"/>
+          <w:szCs w:val="32"/>
+        </w:rPr>
+        <w:t xml:space="preserve">  // not important, just checking</w:t>
+      </w:r>
+    </w:p>
+    <w:p>
+      <w:pPr>
+        <w:jc w:val="both"/>
+        <w:rPr>
+          <w:b/>
+          <w:bCs/>
+          <w:color w:val="D86DCB" w:themeColor="accent5" w:themeTint="99"/>
+          <w:sz w:val="32"/>
+          <w:szCs w:val="32"/>
+        </w:rPr>
+      </w:pPr>
+      <w:r>
+        <w:rPr>
+          <w:b/>
+          <w:bCs/>
+          <w:color w:val="D86DCB" w:themeColor="accent5" w:themeTint="99"/>
+          <w:sz w:val="32"/>
+          <w:szCs w:val="32"/>
+        </w:rPr>
+        <w:t xml:space="preserve">  if (_cache.length &gt;= 3) {</w:t>
+      </w:r>
+    </w:p>
+    <w:p>
+      <w:pPr>
+        <w:jc w:val="both"/>
+        <w:rPr>
+          <w:b/>
+          <w:bCs/>
+          <w:color w:val="D86DCB" w:themeColor="accent5" w:themeTint="99"/>
+          <w:sz w:val="32"/>
+          <w:szCs w:val="32"/>
+        </w:rPr>
+      </w:pPr>
+      <w:r>
+        <w:rPr>
+          <w:b/>
+          <w:bCs/>
+          <w:color w:val="D86DCB" w:themeColor="accent5" w:themeTint="99"/>
+          <w:sz w:val="32"/>
+          <w:szCs w:val="32"/>
+        </w:rPr>
+        <w:t xml:space="preserve">    _cache.remove(_cache.keys.first);</w:t>
+      </w:r>
+    </w:p>
+    <w:p>
+      <w:pPr>
+        <w:jc w:val="both"/>
+        <w:rPr>
+          <w:b/>
+          <w:bCs/>
+          <w:color w:val="D86DCB" w:themeColor="accent5" w:themeTint="99"/>
+          <w:sz w:val="32"/>
+          <w:szCs w:val="32"/>
+        </w:rPr>
+      </w:pPr>
+      <w:r>
+        <w:rPr>
+          <w:b/>
+          <w:bCs/>
+          <w:color w:val="D86DCB" w:themeColor="accent5" w:themeTint="99"/>
+          <w:sz w:val="32"/>
+          <w:szCs w:val="32"/>
+        </w:rPr>
+        <w:t xml:space="preserve">  }</w:t>
+      </w:r>
+    </w:p>
+    <w:p>
+      <w:pPr>
+        <w:jc w:val="both"/>
+        <w:rPr>
+          <w:b/>
+          <w:bCs/>
+          <w:color w:val="D86DCB" w:themeColor="accent5" w:themeTint="99"/>
+          <w:sz w:val="32"/>
+          <w:szCs w:val="32"/>
+        </w:rPr>
+      </w:pPr>
+      <w:r>
+        <w:rPr>
+          <w:b/>
+          <w:bCs/>
+          <w:color w:val="D86DCB" w:themeColor="accent5" w:themeTint="99"/>
+          <w:sz w:val="32"/>
+          <w:szCs w:val="32"/>
+        </w:rPr>
+        <w:t xml:space="preserve">  _cache[movieId] = movie;</w:t>
+      </w:r>
+    </w:p>
+    <w:p>
+      <w:pPr>
+        <w:jc w:val="both"/>
+        <w:rPr>
+          <w:b/>
+          <w:bCs/>
+          <w:color w:val="D86DCB" w:themeColor="accent5" w:themeTint="99"/>
+          <w:sz w:val="32"/>
+          <w:szCs w:val="32"/>
+        </w:rPr>
+      </w:pPr>
+      <w:r>
+        <w:rPr>
+          <w:b/>
+          <w:bCs/>
+          <w:color w:val="D86DCB" w:themeColor="accent5" w:themeTint="99"/>
+          <w:sz w:val="32"/>
+          <w:szCs w:val="32"/>
+        </w:rPr>
+        <w:t>}</w:t>
+      </w:r>
+    </w:p>
+    <w:bookmarkEnd w:id="4"/>
+    <w:p>
+      <w:pPr>
+        <w:jc w:val="both"/>
+        <w:rPr>
+          <w:sz w:val="32"/>
+          <w:szCs w:val="32"/>
+        </w:rPr>
+      </w:pPr>
+    </w:p>
+    <w:p>
+      <w:pPr>
+        <w:jc w:val="both"/>
+        <w:rPr>
+          <w:sz w:val="32"/>
+          <w:szCs w:val="32"/>
+        </w:rPr>
+      </w:pPr>
+    </w:p>
+    <w:p>
+      <w:pPr>
+        <w:jc w:val="center"/>
+        <w:rPr>
+          <w:sz w:val="32"/>
+          <w:szCs w:val="32"/>
+        </w:rPr>
+      </w:pPr>
+      <w:r>
+        <w:rPr>
+          <w:sz w:val="32"/>
+          <w:szCs w:val="32"/>
+        </w:rPr>
+        <w:t>Break</w:t>
+      </w:r>
+    </w:p>
+    <w:p>
+      <w:pPr>
+        <w:jc w:val="both"/>
+        <w:rPr>
+          <w:sz w:val="32"/>
+          <w:szCs w:val="32"/>
+        </w:rPr>
+      </w:pPr>
+    </w:p>
+    <w:p>
+      <w:pPr>
+        <w:jc w:val="both"/>
+        <w:rPr>
+          <w:sz w:val="32"/>
+          <w:szCs w:val="32"/>
+        </w:rPr>
+      </w:pPr>
+    </w:p>
+    <w:p>
+      <w:pPr>
+        <w:jc w:val="both"/>
+        <w:rPr>
+          <w:sz w:val="32"/>
+          <w:szCs w:val="32"/>
+        </w:rPr>
+      </w:pPr>
+    </w:p>
+    <w:p>
+      <w:pPr>
+        <w:jc w:val="both"/>
+        <w:rPr>
+          <w:b/>
+          <w:bCs/>
+          <w:sz w:val="32"/>
+          <w:szCs w:val="32"/>
+        </w:rPr>
+      </w:pPr>
+      <w:r>
+        <w:rPr>
+          <w:b/>
+          <w:bCs/>
+          <w:sz w:val="32"/>
+          <w:szCs w:val="32"/>
+        </w:rPr>
+        <w:lastRenderedPageBreak/>
+        <w:t>BottomNavigationBar Widget with GetX:</w:t>
+      </w:r>
+    </w:p>
+    <w:p>
+      <w:pPr>
+        <w:jc w:val="both"/>
+        <w:rPr>
+          <w:sz w:val="32"/>
+          <w:szCs w:val="32"/>
+        </w:rPr>
+      </w:pPr>
+      <w:r>
+        <w:rPr>
+          <w:sz w:val="32"/>
+          <w:szCs w:val="32"/>
+        </w:rPr>
+        <w:t xml:space="preserve"># When using </w:t>
+      </w:r>
+      <w:r>
+        <w:rPr>
+          <w:b/>
+          <w:bCs/>
+          <w:sz w:val="32"/>
+          <w:szCs w:val="32"/>
+        </w:rPr>
+        <w:t>BottomNavigationBar</w:t>
+      </w:r>
+      <w:r>
+        <w:rPr>
+          <w:sz w:val="32"/>
+          <w:szCs w:val="32"/>
+        </w:rPr>
+        <w:t xml:space="preserve"> widget + </w:t>
+      </w:r>
+      <w:r>
+        <w:rPr>
+          <w:b/>
+          <w:bCs/>
+          <w:sz w:val="32"/>
+          <w:szCs w:val="32"/>
+        </w:rPr>
+        <w:t>IndexedStack</w:t>
+      </w:r>
+      <w:r>
+        <w:rPr>
+          <w:sz w:val="32"/>
+          <w:szCs w:val="32"/>
+        </w:rPr>
+        <w:t xml:space="preserve"> (keeps all screen states alive) and displaying three screens (home, profile and search) there’s no way for route navigation to occur for these screens. So no</w:t>
+      </w:r>
+      <w:r>
+        <w:rPr>
+          <w:b/>
+          <w:bCs/>
+          <w:sz w:val="32"/>
+          <w:szCs w:val="32"/>
+        </w:rPr>
+        <w:t xml:space="preserve"> GetPage()</w:t>
+      </w:r>
+      <w:r>
+        <w:rPr>
+          <w:sz w:val="32"/>
+          <w:szCs w:val="32"/>
+        </w:rPr>
+        <w:t xml:space="preserve"> for these screens and no Bindings</w:t>
+      </w:r>
+    </w:p>
+    <w:p>
+      <w:pPr>
+        <w:jc w:val="both"/>
+        <w:rPr>
+          <w:sz w:val="32"/>
+          <w:szCs w:val="32"/>
+        </w:rPr>
+      </w:pPr>
+      <w:r>
+        <w:rPr>
+          <w:sz w:val="32"/>
+          <w:szCs w:val="32"/>
+        </w:rPr>
+        <w:t># We have to register everything (home controller, profile controller and search controller) these screens need in</w:t>
+      </w:r>
+      <w:r>
+        <w:rPr>
+          <w:b/>
+          <w:bCs/>
+          <w:sz w:val="32"/>
+          <w:szCs w:val="32"/>
+        </w:rPr>
+        <w:t xml:space="preserve"> MainBinding</w:t>
+      </w:r>
+      <w:r>
+        <w:rPr>
+          <w:sz w:val="32"/>
+          <w:szCs w:val="32"/>
+        </w:rPr>
+        <w:t xml:space="preserve"> with </w:t>
+      </w:r>
+      <w:r>
+        <w:rPr>
+          <w:b/>
+          <w:bCs/>
+          <w:sz w:val="32"/>
+          <w:szCs w:val="32"/>
+        </w:rPr>
+        <w:t>Get.lazyPut(…)</w:t>
+      </w:r>
+      <w:r>
+        <w:rPr>
+          <w:sz w:val="32"/>
+          <w:szCs w:val="32"/>
+        </w:rPr>
+        <w:t xml:space="preserve">, </w:t>
+      </w:r>
+      <w:r>
+        <w:rPr>
+          <w:sz w:val="32"/>
+          <w:szCs w:val="32"/>
+        </w:rPr>
+        <w:t>method controller isn’t created immediately</w:t>
+      </w:r>
+      <w:r>
+        <w:rPr>
+          <w:sz w:val="32"/>
+          <w:szCs w:val="32"/>
+        </w:rPr>
+        <w:t xml:space="preserve"> but created only when first requested (</w:t>
+      </w:r>
+      <w:r>
+        <w:rPr>
+          <w:b/>
+          <w:bCs/>
+          <w:sz w:val="32"/>
+          <w:szCs w:val="32"/>
+        </w:rPr>
+        <w:t>Get.find()</w:t>
+      </w:r>
+      <w:r>
+        <w:rPr>
+          <w:sz w:val="32"/>
+          <w:szCs w:val="32"/>
+        </w:rPr>
+        <w:t>)</w:t>
+      </w:r>
+    </w:p>
+    <w:p>
+      <w:pPr>
+        <w:jc w:val="both"/>
+        <w:rPr>
+          <w:b/>
+          <w:bCs/>
+          <w:color w:val="D86DCB" w:themeColor="accent5" w:themeTint="99"/>
+          <w:sz w:val="32"/>
+          <w:szCs w:val="32"/>
+        </w:rPr>
+      </w:pPr>
+      <w:r>
+        <w:rPr>
+          <w:b/>
+          <w:bCs/>
+          <w:color w:val="D86DCB" w:themeColor="accent5" w:themeTint="99"/>
+          <w:sz w:val="32"/>
+          <w:szCs w:val="32"/>
+        </w:rPr>
+        <w:t>class MainBinding extends Bindings {</w:t>
+      </w:r>
+    </w:p>
+    <w:p>
+      <w:pPr>
+        <w:jc w:val="both"/>
+        <w:rPr>
+          <w:b/>
+          <w:bCs/>
+          <w:color w:val="D86DCB" w:themeColor="accent5" w:themeTint="99"/>
+          <w:sz w:val="32"/>
+          <w:szCs w:val="32"/>
+        </w:rPr>
+      </w:pPr>
+      <w:r>
+        <w:rPr>
+          <w:b/>
+          <w:bCs/>
+          <w:color w:val="D86DCB" w:themeColor="accent5" w:themeTint="99"/>
+          <w:sz w:val="32"/>
+          <w:szCs w:val="32"/>
+        </w:rPr>
+        <w:t xml:space="preserve">  @override</w:t>
+      </w:r>
+    </w:p>
+    <w:p>
+      <w:pPr>
+        <w:jc w:val="both"/>
+        <w:rPr>
+          <w:b/>
+          <w:bCs/>
+          <w:color w:val="D86DCB" w:themeColor="accent5" w:themeTint="99"/>
+          <w:sz w:val="32"/>
+          <w:szCs w:val="32"/>
+        </w:rPr>
+      </w:pPr>
+      <w:r>
+        <w:rPr>
+          <w:b/>
+          <w:bCs/>
+          <w:color w:val="D86DCB" w:themeColor="accent5" w:themeTint="99"/>
+          <w:sz w:val="32"/>
+          <w:szCs w:val="32"/>
+        </w:rPr>
+        <w:t xml:space="preserve">  void dependencies() {</w:t>
+      </w:r>
+    </w:p>
+    <w:p>
+      <w:pPr>
+        <w:jc w:val="both"/>
+        <w:rPr>
+          <w:b/>
+          <w:bCs/>
+          <w:color w:val="D86DCB" w:themeColor="accent5" w:themeTint="99"/>
+          <w:sz w:val="32"/>
+          <w:szCs w:val="32"/>
+        </w:rPr>
+      </w:pPr>
+      <w:r>
+        <w:rPr>
+          <w:b/>
+          <w:bCs/>
+          <w:color w:val="D86DCB" w:themeColor="accent5" w:themeTint="99"/>
+          <w:sz w:val="32"/>
+          <w:szCs w:val="32"/>
+        </w:rPr>
+        <w:t xml:space="preserve">    Get.lazyPut(() =&gt; BottomNavController());</w:t>
+      </w:r>
+    </w:p>
+    <w:p>
+      <w:pPr>
+        <w:jc w:val="both"/>
+        <w:rPr>
+          <w:b/>
+          <w:bCs/>
+          <w:color w:val="D86DCB" w:themeColor="accent5" w:themeTint="99"/>
+          <w:sz w:val="32"/>
+          <w:szCs w:val="32"/>
+        </w:rPr>
+      </w:pPr>
+      <w:r>
+        <w:rPr>
+          <w:b/>
+          <w:bCs/>
+          <w:color w:val="D86DCB" w:themeColor="accent5" w:themeTint="99"/>
+          <w:sz w:val="32"/>
+          <w:szCs w:val="32"/>
+        </w:rPr>
+        <w:t xml:space="preserve">    Get.lazyPut&lt;HomeController&gt;(() =&gt; HomeController());</w:t>
+      </w:r>
+    </w:p>
+    <w:p>
+      <w:pPr>
+        <w:jc w:val="both"/>
+        <w:rPr>
+          <w:b/>
+          <w:bCs/>
+          <w:color w:val="D86DCB" w:themeColor="accent5" w:themeTint="99"/>
+          <w:sz w:val="32"/>
+          <w:szCs w:val="32"/>
+        </w:rPr>
+      </w:pPr>
+      <w:r>
+        <w:rPr>
+          <w:b/>
+          <w:bCs/>
+          <w:color w:val="D86DCB" w:themeColor="accent5" w:themeTint="99"/>
+          <w:sz w:val="32"/>
+          <w:szCs w:val="32"/>
+        </w:rPr>
+        <w:t xml:space="preserve">    Get.lazyPut&lt;SearchController&gt;(() =&gt; SearchController());</w:t>
+      </w:r>
+    </w:p>
+    <w:p>
+      <w:pPr>
+        <w:jc w:val="both"/>
+        <w:rPr>
+          <w:b/>
+          <w:bCs/>
+          <w:color w:val="D86DCB" w:themeColor="accent5" w:themeTint="99"/>
+          <w:sz w:val="32"/>
+          <w:szCs w:val="32"/>
+        </w:rPr>
+      </w:pPr>
+      <w:r>
+        <w:rPr>
+          <w:b/>
+          <w:bCs/>
+          <w:color w:val="D86DCB" w:themeColor="accent5" w:themeTint="99"/>
+          <w:sz w:val="32"/>
+          <w:szCs w:val="32"/>
+        </w:rPr>
+        <w:t xml:space="preserve">    Get.lazyPut&lt;ProfileController&gt;(() =&gt; ProfileController());</w:t>
+      </w:r>
+    </w:p>
+    <w:p>
+      <w:pPr>
+        <w:jc w:val="both"/>
+        <w:rPr>
+          <w:b/>
+          <w:bCs/>
+          <w:color w:val="D86DCB" w:themeColor="accent5" w:themeTint="99"/>
+          <w:sz w:val="32"/>
+          <w:szCs w:val="32"/>
+        </w:rPr>
+      </w:pPr>
+      <w:r>
+        <w:rPr>
+          <w:b/>
+          <w:bCs/>
+          <w:color w:val="D86DCB" w:themeColor="accent5" w:themeTint="99"/>
+          <w:sz w:val="32"/>
+          <w:szCs w:val="32"/>
+        </w:rPr>
+        <w:t xml:space="preserve">  }</w:t>
+      </w:r>
+    </w:p>
+    <w:p>
+      <w:pPr>
+        <w:jc w:val="both"/>
+        <w:rPr>
+          <w:b/>
+          <w:bCs/>
+          <w:color w:val="D86DCB" w:themeColor="accent5" w:themeTint="99"/>
+          <w:sz w:val="32"/>
+          <w:szCs w:val="32"/>
+        </w:rPr>
+      </w:pPr>
+      <w:r>
+        <w:rPr>
+          <w:b/>
+          <w:bCs/>
+          <w:color w:val="D86DCB" w:themeColor="accent5" w:themeTint="99"/>
+          <w:sz w:val="32"/>
+          <w:szCs w:val="32"/>
+        </w:rPr>
+        <w:t>}</w:t>
+      </w:r>
+    </w:p>
+    <w:p>
+      <w:pPr>
+        <w:jc w:val="both"/>
+        <w:rPr>
+          <w:sz w:val="32"/>
+          <w:szCs w:val="32"/>
+        </w:rPr>
+      </w:pPr>
+      <w:r>
+        <w:rPr>
+          <w:sz w:val="32"/>
+          <w:szCs w:val="32"/>
+        </w:rPr>
+        <w:t># In UI, w</w:t>
+      </w:r>
+      <w:r>
+        <w:rPr>
+          <w:sz w:val="32"/>
+          <w:szCs w:val="32"/>
+        </w:rPr>
+        <w:t>hen</w:t>
+      </w:r>
+      <w:r>
+        <w:rPr>
+          <w:b/>
+          <w:bCs/>
+          <w:sz w:val="32"/>
+          <w:szCs w:val="32"/>
+        </w:rPr>
+        <w:t xml:space="preserve"> HomeScreen</w:t>
+      </w:r>
+      <w:r>
+        <w:rPr>
+          <w:sz w:val="32"/>
+          <w:szCs w:val="32"/>
+        </w:rPr>
+        <w:t xml:space="preserve"> first accesses controller, </w:t>
+      </w:r>
+      <w:r>
+        <w:rPr>
+          <w:b/>
+          <w:bCs/>
+          <w:sz w:val="32"/>
+          <w:szCs w:val="32"/>
+        </w:rPr>
+        <w:t>GetX</w:t>
+      </w:r>
+      <w:r>
+        <w:rPr>
+          <w:sz w:val="32"/>
+          <w:szCs w:val="32"/>
+        </w:rPr>
+        <w:t xml:space="preserve"> creates it.</w:t>
+      </w:r>
+      <w:r>
+        <w:rPr>
+          <w:sz w:val="32"/>
+          <w:szCs w:val="32"/>
+        </w:rPr>
+        <w:t xml:space="preserve"> </w:t>
+      </w:r>
+      <w:r>
+        <w:rPr>
+          <w:sz w:val="32"/>
+          <w:szCs w:val="32"/>
+        </w:rPr>
+        <w:t>This is usually the sweet spot.</w:t>
+      </w:r>
+    </w:p>
+    <w:p>
+      <w:pPr>
+        <w:jc w:val="both"/>
+        <w:rPr>
+          <w:b/>
+          <w:bCs/>
+          <w:color w:val="D86DCB" w:themeColor="accent5" w:themeTint="99"/>
+          <w:sz w:val="32"/>
+          <w:szCs w:val="32"/>
+        </w:rPr>
+      </w:pPr>
+      <w:r>
+        <w:rPr>
+          <w:b/>
+          <w:bCs/>
+          <w:color w:val="D86DCB" w:themeColor="accent5" w:themeTint="99"/>
+          <w:sz w:val="32"/>
+          <w:szCs w:val="32"/>
+        </w:rPr>
+        <w:t>class HomeScreen extends GetView&lt;HomeController&gt; {…}</w:t>
+      </w:r>
+    </w:p>
+    <w:p>
+      <w:pPr>
+        <w:jc w:val="both"/>
+        <w:rPr>
+          <w:b/>
+          <w:bCs/>
+          <w:sz w:val="32"/>
+          <w:szCs w:val="32"/>
+        </w:rPr>
+      </w:pPr>
+    </w:p>
+    <w:p>
+      <w:pPr>
+        <w:jc w:val="both"/>
+        <w:rPr>
+          <w:sz w:val="32"/>
+          <w:szCs w:val="32"/>
+        </w:rPr>
+      </w:pPr>
+      <w:r>
+        <w:rPr>
+          <w:sz w:val="32"/>
+          <w:szCs w:val="32"/>
+        </w:rPr>
+        <w:t>Extra:</w:t>
+      </w:r>
+    </w:p>
+    <w:p>
+      <w:pPr>
+        <w:jc w:val="both"/>
+        <w:rPr>
+          <w:sz w:val="32"/>
+          <w:szCs w:val="32"/>
+        </w:rPr>
+      </w:pPr>
+      <w:r>
+        <w:rPr>
+          <w:sz w:val="32"/>
+          <w:szCs w:val="32"/>
+        </w:rPr>
+        <w:t># Nested Navigation (Large Apps)</w:t>
+      </w:r>
+      <w:r>
+        <w:rPr>
+          <w:sz w:val="32"/>
+          <w:szCs w:val="32"/>
+        </w:rPr>
+        <w:t xml:space="preserve"> use:</w:t>
+      </w:r>
+    </w:p>
+    <w:p>
+      <w:pPr>
+        <w:jc w:val="both"/>
+        <w:rPr>
+          <w:b/>
+          <w:bCs/>
+          <w:sz w:val="32"/>
+          <w:szCs w:val="32"/>
+        </w:rPr>
+      </w:pPr>
+      <w:r>
+        <w:rPr>
+          <w:b/>
+          <w:bCs/>
+          <w:sz w:val="32"/>
+          <w:szCs w:val="32"/>
+        </w:rPr>
+        <w:lastRenderedPageBreak/>
+        <w:t>MainRoute</w:t>
+      </w:r>
+    </w:p>
+    <w:p>
+      <w:pPr>
+        <w:jc w:val="both"/>
+        <w:rPr>
+          <w:b/>
+          <w:bCs/>
+          <w:sz w:val="32"/>
+          <w:szCs w:val="32"/>
+        </w:rPr>
+      </w:pPr>
+      <w:r>
+        <w:rPr>
+          <w:b/>
+          <w:bCs/>
+          <w:sz w:val="32"/>
+          <w:szCs w:val="32"/>
+        </w:rPr>
+        <w:t xml:space="preserve"> </w:t>
+      </w:r>
+      <w:r>
+        <w:rPr>
+          <w:rFonts w:ascii="Arial" w:hAnsi="Arial" w:cs="Arial"/>
+          <w:b/>
+          <w:bCs/>
+          <w:sz w:val="32"/>
+          <w:szCs w:val="32"/>
+        </w:rPr>
+        <w:t>├</w:t>
+      </w:r>
+      <w:r>
+        <w:rPr>
+          <w:rFonts w:ascii="Aptos" w:hAnsi="Aptos" w:cs="Aptos"/>
+          <w:b/>
+          <w:bCs/>
+          <w:sz w:val="32"/>
+          <w:szCs w:val="32"/>
+        </w:rPr>
+        <w:t>──</w:t>
+      </w:r>
+      <w:r>
+        <w:rPr>
+          <w:b/>
+          <w:bCs/>
+          <w:sz w:val="32"/>
+          <w:szCs w:val="32"/>
+        </w:rPr>
+        <w:t xml:space="preserve"> HomeRoute</w:t>
+      </w:r>
+    </w:p>
+    <w:p>
+      <w:pPr>
+        <w:jc w:val="both"/>
+        <w:rPr>
+          <w:b/>
+          <w:bCs/>
+          <w:sz w:val="32"/>
+          <w:szCs w:val="32"/>
+        </w:rPr>
+      </w:pPr>
+      <w:r>
+        <w:rPr>
+          <w:b/>
+          <w:bCs/>
+          <w:sz w:val="32"/>
+          <w:szCs w:val="32"/>
+        </w:rPr>
+        <w:t xml:space="preserve"> </w:t>
+      </w:r>
+      <w:r>
+        <w:rPr>
+          <w:rFonts w:ascii="Arial" w:hAnsi="Arial" w:cs="Arial"/>
+          <w:b/>
+          <w:bCs/>
+          <w:sz w:val="32"/>
+          <w:szCs w:val="32"/>
+        </w:rPr>
+        <w:t>├</w:t>
+      </w:r>
+      <w:r>
+        <w:rPr>
+          <w:rFonts w:ascii="Aptos" w:hAnsi="Aptos" w:cs="Aptos"/>
+          <w:b/>
+          <w:bCs/>
+          <w:sz w:val="32"/>
+          <w:szCs w:val="32"/>
+        </w:rPr>
+        <w:t>──</w:t>
+      </w:r>
+      <w:r>
+        <w:rPr>
+          <w:b/>
+          <w:bCs/>
+          <w:sz w:val="32"/>
+          <w:szCs w:val="32"/>
+        </w:rPr>
+        <w:t xml:space="preserve"> SearchRoute</w:t>
+      </w:r>
+    </w:p>
+    <w:p>
+      <w:pPr>
+        <w:jc w:val="both"/>
+        <w:rPr>
+          <w:b/>
+          <w:bCs/>
+          <w:sz w:val="32"/>
+          <w:szCs w:val="32"/>
+        </w:rPr>
+      </w:pPr>
+      <w:r>
+        <w:rPr>
+          <w:b/>
+          <w:bCs/>
+          <w:sz w:val="32"/>
+          <w:szCs w:val="32"/>
+        </w:rPr>
+        <w:t xml:space="preserve"> └── ProfileRoute</w:t>
       </w:r>
     </w:p>
     <w:p>
@@ -46262,100 +49096,104 @@
           <w:sz w:val="32"/>
           <w:szCs w:val="32"/>
         </w:rPr>
-        <w:t>Now user opens Movie 4</w:t>
-      </w:r>
-      <w:r>
-        <w:rPr>
-          <w:sz w:val="32"/>
-          <w:szCs w:val="32"/>
-        </w:rPr>
-        <w:t xml:space="preserve">, </w:t>
-      </w:r>
-      <w:r>
-        <w:rPr>
-          <w:sz w:val="32"/>
-          <w:szCs w:val="32"/>
-        </w:rPr>
-        <w:t>Notice how Movie 1 survived because it was recently used</w:t>
-      </w:r>
-      <w:r>
-        <w:rPr>
-          <w:sz w:val="32"/>
-          <w:szCs w:val="32"/>
-        </w:rPr>
-        <w:t>:</w:t>
-      </w:r>
-    </w:p>
-    <w:p>
-      <w:pPr>
-        <w:jc w:val="both"/>
-        <w:rPr>
-          <w:b/>
-          <w:bCs/>
-          <w:sz w:val="32"/>
-          <w:szCs w:val="32"/>
-        </w:rPr>
-      </w:pPr>
-      <w:r>
-        <w:rPr>
-          <w:b/>
-          <w:bCs/>
-          <w:sz w:val="32"/>
-          <w:szCs w:val="32"/>
-        </w:rPr>
-        <w:t>Remove 2</w:t>
-      </w:r>
-    </w:p>
-    <w:p>
-      <w:pPr>
-        <w:jc w:val="both"/>
-        <w:rPr>
-          <w:b/>
-          <w:bCs/>
-          <w:sz w:val="32"/>
-          <w:szCs w:val="32"/>
-        </w:rPr>
-      </w:pPr>
-      <w:r>
-        <w:rPr>
-          <w:b/>
-          <w:bCs/>
-          <w:sz w:val="32"/>
-          <w:szCs w:val="32"/>
-        </w:rPr>
-        <w:t>Cache = [3,1,4]</w:t>
-      </w:r>
-    </w:p>
-    <w:p>
-      <w:pPr>
-        <w:jc w:val="both"/>
-        <w:rPr>
-          <w:sz w:val="32"/>
-          <w:szCs w:val="32"/>
-        </w:rPr>
-      </w:pPr>
-      <w:r>
-        <w:rPr>
-          <w:sz w:val="32"/>
-          <w:szCs w:val="32"/>
-        </w:rPr>
-        <w:t xml:space="preserve"># </w:t>
-      </w:r>
-      <w:r>
-        <w:rPr>
-          <w:b/>
-          <w:bCs/>
-          <w:sz w:val="32"/>
-          <w:szCs w:val="32"/>
-        </w:rPr>
-        <w:t>Dart</w:t>
-      </w:r>
-      <w:r>
-        <w:rPr>
-          <w:sz w:val="32"/>
-          <w:szCs w:val="32"/>
-        </w:rPr>
-        <w:t>’</w:t>
+        <w:t>Each tab has its own navigator and route stack.</w:t>
+      </w:r>
+      <w:r>
+        <w:rPr>
+          <w:sz w:val="32"/>
+          <w:szCs w:val="32"/>
+        </w:rPr>
+        <w:t xml:space="preserve"> </w:t>
+      </w:r>
+      <w:r>
+        <w:rPr>
+          <w:sz w:val="32"/>
+          <w:szCs w:val="32"/>
+        </w:rPr>
+        <w:t>Then:</w:t>
+      </w:r>
+    </w:p>
+    <w:p>
+      <w:pPr>
+        <w:jc w:val="both"/>
+        <w:rPr>
+          <w:b/>
+          <w:bCs/>
+          <w:sz w:val="32"/>
+          <w:szCs w:val="32"/>
+        </w:rPr>
+      </w:pPr>
+      <w:r>
+        <w:rPr>
+          <w:b/>
+          <w:bCs/>
+          <w:sz w:val="32"/>
+          <w:szCs w:val="32"/>
+        </w:rPr>
+        <w:t>HomeBinding</w:t>
+      </w:r>
+    </w:p>
+    <w:p>
+      <w:pPr>
+        <w:jc w:val="both"/>
+        <w:rPr>
+          <w:b/>
+          <w:bCs/>
+          <w:sz w:val="32"/>
+          <w:szCs w:val="32"/>
+        </w:rPr>
+      </w:pPr>
+      <w:r>
+        <w:rPr>
+          <w:b/>
+          <w:bCs/>
+          <w:sz w:val="32"/>
+          <w:szCs w:val="32"/>
+        </w:rPr>
+        <w:t>SearchBinding</w:t>
+      </w:r>
+    </w:p>
+    <w:p>
+      <w:pPr>
+        <w:jc w:val="both"/>
+        <w:rPr>
+          <w:b/>
+          <w:bCs/>
+          <w:sz w:val="32"/>
+          <w:szCs w:val="32"/>
+        </w:rPr>
+      </w:pPr>
+      <w:r>
+        <w:rPr>
+          <w:b/>
+          <w:bCs/>
+          <w:sz w:val="32"/>
+          <w:szCs w:val="32"/>
+        </w:rPr>
+        <w:t>ProfileBinding</w:t>
+      </w:r>
+    </w:p>
+    <w:p>
+      <w:pPr>
+        <w:jc w:val="both"/>
+        <w:rPr>
+          <w:sz w:val="32"/>
+          <w:szCs w:val="32"/>
+        </w:rPr>
+      </w:pPr>
+      <w:r>
+        <w:rPr>
+          <w:sz w:val="32"/>
+          <w:szCs w:val="32"/>
+        </w:rPr>
+        <w:t># W</w:t>
+      </w:r>
+      <w:r>
+        <w:rPr>
+          <w:sz w:val="32"/>
+          <w:szCs w:val="32"/>
+        </w:rPr>
+        <w:t>ork</w:t>
       </w:r>
       <w:r>
         <w:rPr>
@@ -46366,1738 +49204,424 @@
       </w:r>
       <w:r>
         <w:rPr>
-          <w:b/>
-          <w:bCs/>
-          <w:sz w:val="32"/>
-          <w:szCs w:val="32"/>
-        </w:rPr>
-        <w:t xml:space="preserve"> LinkedHashMap </w:t>
-      </w:r>
-      <w:r>
-        <w:rPr>
-          <w:sz w:val="32"/>
-          <w:szCs w:val="32"/>
-        </w:rPr>
-        <w:t>class preserves this insertion order. Create it using OOP:</w:t>
-      </w:r>
-    </w:p>
-    <w:p>
-      <w:pPr>
-        <w:jc w:val="both"/>
-        <w:rPr>
-          <w:b/>
-          <w:bCs/>
-          <w:color w:val="D86DCB" w:themeColor="accent5" w:themeTint="99"/>
-          <w:sz w:val="32"/>
-          <w:szCs w:val="32"/>
-        </w:rPr>
-      </w:pPr>
-      <w:r>
-        <w:rPr>
-          <w:b/>
-          <w:bCs/>
-          <w:color w:val="D86DCB" w:themeColor="accent5" w:themeTint="99"/>
-          <w:sz w:val="32"/>
-          <w:szCs w:val="32"/>
-        </w:rPr>
-        <w:t>import 'dart:collection';</w:t>
-      </w:r>
-    </w:p>
-    <w:p>
-      <w:pPr>
-        <w:jc w:val="both"/>
-        <w:rPr>
-          <w:b/>
-          <w:bCs/>
-          <w:color w:val="D86DCB" w:themeColor="accent5" w:themeTint="99"/>
-          <w:sz w:val="32"/>
-          <w:szCs w:val="32"/>
-        </w:rPr>
-      </w:pPr>
-      <w:r>
-        <w:rPr>
-          <w:b/>
-          <w:bCs/>
-          <w:color w:val="D86DCB" w:themeColor="accent5" w:themeTint="99"/>
-          <w:sz w:val="32"/>
-          <w:szCs w:val="32"/>
-        </w:rPr>
-        <w:t>final LinkedHashMap&lt;int, MovieDetailsModel&gt; _cache =</w:t>
-      </w:r>
-    </w:p>
-    <w:p>
-      <w:pPr>
-        <w:jc w:val="both"/>
-        <w:rPr>
-          <w:color w:val="D86DCB" w:themeColor="accent5" w:themeTint="99"/>
-          <w:sz w:val="32"/>
-          <w:szCs w:val="32"/>
-        </w:rPr>
-      </w:pPr>
-      <w:r>
-        <w:rPr>
-          <w:b/>
-          <w:bCs/>
-          <w:color w:val="D86DCB" w:themeColor="accent5" w:themeTint="99"/>
-          <w:sz w:val="32"/>
-          <w:szCs w:val="32"/>
-        </w:rPr>
-        <w:t xml:space="preserve">    LinkedHashMap();</w:t>
-      </w:r>
-    </w:p>
-    <w:p>
-      <w:pPr>
-        <w:jc w:val="both"/>
-        <w:rPr>
-          <w:sz w:val="32"/>
-          <w:szCs w:val="32"/>
-        </w:rPr>
-      </w:pPr>
-      <w:r>
-        <w:rPr>
-          <w:sz w:val="32"/>
-          <w:szCs w:val="32"/>
-        </w:rPr>
-        <w:t># Then get movie from cache if available:</w:t>
-      </w:r>
-    </w:p>
-    <w:p>
-      <w:pPr>
-        <w:jc w:val="both"/>
-        <w:rPr>
-          <w:b/>
-          <w:bCs/>
-          <w:color w:val="D86DCB" w:themeColor="accent5" w:themeTint="99"/>
-          <w:sz w:val="32"/>
-          <w:szCs w:val="32"/>
-        </w:rPr>
-      </w:pPr>
-      <w:r>
-        <w:rPr>
-          <w:b/>
-          <w:bCs/>
-          <w:color w:val="D86DCB" w:themeColor="accent5" w:themeTint="99"/>
-          <w:sz w:val="32"/>
-          <w:szCs w:val="32"/>
-        </w:rPr>
-        <w:t>MovieDetailsModel? getMovieFromCache(int movieId) {</w:t>
-      </w:r>
-    </w:p>
-    <w:p>
-      <w:pPr>
-        <w:jc w:val="both"/>
-        <w:rPr>
-          <w:b/>
-          <w:bCs/>
-          <w:color w:val="D86DCB" w:themeColor="accent5" w:themeTint="99"/>
-          <w:sz w:val="32"/>
-          <w:szCs w:val="32"/>
-        </w:rPr>
-      </w:pPr>
-      <w:r>
-        <w:rPr>
-          <w:b/>
-          <w:bCs/>
-          <w:color w:val="D86DCB" w:themeColor="accent5" w:themeTint="99"/>
-          <w:sz w:val="32"/>
-          <w:szCs w:val="32"/>
-        </w:rPr>
-        <w:t xml:space="preserve">  if (!_cache.containsKey(movieId)) {</w:t>
-      </w:r>
-    </w:p>
-    <w:p>
-      <w:pPr>
-        <w:jc w:val="both"/>
-        <w:rPr>
-          <w:b/>
-          <w:bCs/>
-          <w:color w:val="D86DCB" w:themeColor="accent5" w:themeTint="99"/>
-          <w:sz w:val="32"/>
-          <w:szCs w:val="32"/>
-        </w:rPr>
-      </w:pPr>
-      <w:r>
-        <w:rPr>
-          <w:b/>
-          <w:bCs/>
-          <w:color w:val="D86DCB" w:themeColor="accent5" w:themeTint="99"/>
-          <w:sz w:val="32"/>
-          <w:szCs w:val="32"/>
-        </w:rPr>
-        <w:t xml:space="preserve">    return null;</w:t>
-      </w:r>
-    </w:p>
-    <w:p>
-      <w:pPr>
-        <w:jc w:val="both"/>
-        <w:rPr>
-          <w:b/>
-          <w:bCs/>
-          <w:color w:val="D86DCB" w:themeColor="accent5" w:themeTint="99"/>
-          <w:sz w:val="32"/>
-          <w:szCs w:val="32"/>
-        </w:rPr>
-      </w:pPr>
-      <w:r>
-        <w:rPr>
-          <w:b/>
-          <w:bCs/>
-          <w:color w:val="D86DCB" w:themeColor="accent5" w:themeTint="99"/>
-          <w:sz w:val="32"/>
-          <w:szCs w:val="32"/>
-        </w:rPr>
-        <w:t xml:space="preserve">  }</w:t>
-      </w:r>
-    </w:p>
-    <w:p>
-      <w:pPr>
-        <w:jc w:val="both"/>
-        <w:rPr>
-          <w:b/>
-          <w:bCs/>
-          <w:color w:val="D86DCB" w:themeColor="accent5" w:themeTint="99"/>
-          <w:sz w:val="32"/>
-          <w:szCs w:val="32"/>
-        </w:rPr>
-      </w:pPr>
-      <w:r>
-        <w:rPr>
-          <w:b/>
-          <w:bCs/>
-          <w:color w:val="D86DCB" w:themeColor="accent5" w:themeTint="99"/>
-          <w:sz w:val="32"/>
-          <w:szCs w:val="32"/>
-        </w:rPr>
-        <w:t xml:space="preserve">  final movie = _cache.remove(movieId)!;</w:t>
-      </w:r>
-    </w:p>
-    <w:p>
-      <w:pPr>
-        <w:jc w:val="both"/>
-        <w:rPr>
-          <w:b/>
-          <w:bCs/>
-          <w:color w:val="D86DCB" w:themeColor="accent5" w:themeTint="99"/>
-          <w:sz w:val="32"/>
-          <w:szCs w:val="32"/>
-        </w:rPr>
-      </w:pPr>
-      <w:r>
-        <w:rPr>
-          <w:b/>
-          <w:bCs/>
-          <w:color w:val="D86DCB" w:themeColor="accent5" w:themeTint="99"/>
-          <w:sz w:val="32"/>
-          <w:szCs w:val="32"/>
-        </w:rPr>
-        <w:t xml:space="preserve">  _cache[movieId] = movie;</w:t>
-      </w:r>
-    </w:p>
-    <w:p>
-      <w:pPr>
-        <w:jc w:val="both"/>
-        <w:rPr>
-          <w:b/>
-          <w:bCs/>
-          <w:color w:val="D86DCB" w:themeColor="accent5" w:themeTint="99"/>
-          <w:sz w:val="32"/>
-          <w:szCs w:val="32"/>
-        </w:rPr>
-      </w:pPr>
-      <w:r>
-        <w:rPr>
-          <w:b/>
-          <w:bCs/>
-          <w:color w:val="D86DCB" w:themeColor="accent5" w:themeTint="99"/>
-          <w:sz w:val="32"/>
-          <w:szCs w:val="32"/>
-        </w:rPr>
-        <w:t xml:space="preserve">  return movie;</w:t>
-      </w:r>
-    </w:p>
-    <w:p>
-      <w:pPr>
-        <w:jc w:val="both"/>
-        <w:rPr>
-          <w:b/>
-          <w:bCs/>
-          <w:color w:val="D86DCB" w:themeColor="accent5" w:themeTint="99"/>
-          <w:sz w:val="32"/>
-          <w:szCs w:val="32"/>
-        </w:rPr>
-      </w:pPr>
-      <w:r>
-        <w:rPr>
-          <w:b/>
-          <w:bCs/>
-          <w:color w:val="D86DCB" w:themeColor="accent5" w:themeTint="99"/>
-          <w:sz w:val="32"/>
-          <w:szCs w:val="32"/>
-        </w:rPr>
-        <w:t>}</w:t>
-      </w:r>
-    </w:p>
-    <w:p>
-      <w:pPr>
-        <w:jc w:val="both"/>
-        <w:rPr>
-          <w:sz w:val="32"/>
-          <w:szCs w:val="32"/>
-        </w:rPr>
-      </w:pPr>
-      <w:r>
-        <w:rPr>
-          <w:sz w:val="32"/>
-          <w:szCs w:val="32"/>
-        </w:rPr>
-        <w:t xml:space="preserve"># And add or save in the cache </w:t>
-      </w:r>
-    </w:p>
-    <w:p>
-      <w:pPr>
-        <w:jc w:val="both"/>
-        <w:rPr>
-          <w:b/>
-          <w:bCs/>
-          <w:color w:val="D86DCB" w:themeColor="accent5" w:themeTint="99"/>
-          <w:sz w:val="32"/>
-          <w:szCs w:val="32"/>
-        </w:rPr>
-      </w:pPr>
-      <w:r>
-        <w:rPr>
-          <w:b/>
-          <w:bCs/>
-          <w:color w:val="D86DCB" w:themeColor="accent5" w:themeTint="99"/>
-          <w:sz w:val="32"/>
-          <w:szCs w:val="32"/>
-        </w:rPr>
-        <w:t>void saveMovie(</w:t>
-      </w:r>
-    </w:p>
-    <w:p>
-      <w:pPr>
-        <w:jc w:val="both"/>
-        <w:rPr>
-          <w:b/>
-          <w:bCs/>
-          <w:color w:val="D86DCB" w:themeColor="accent5" w:themeTint="99"/>
-          <w:sz w:val="32"/>
-          <w:szCs w:val="32"/>
-        </w:rPr>
-      </w:pPr>
-      <w:r>
-        <w:rPr>
-          <w:b/>
-          <w:bCs/>
-          <w:color w:val="D86DCB" w:themeColor="accent5" w:themeTint="99"/>
-          <w:sz w:val="32"/>
-          <w:szCs w:val="32"/>
-        </w:rPr>
-        <w:t xml:space="preserve">  int movieId,</w:t>
-      </w:r>
-    </w:p>
-    <w:p>
-      <w:pPr>
-        <w:jc w:val="both"/>
-        <w:rPr>
-          <w:b/>
-          <w:bCs/>
-          <w:color w:val="D86DCB" w:themeColor="accent5" w:themeTint="99"/>
-          <w:sz w:val="32"/>
-          <w:szCs w:val="32"/>
-        </w:rPr>
-      </w:pPr>
-      <w:r>
-        <w:rPr>
-          <w:b/>
-          <w:bCs/>
-          <w:color w:val="D86DCB" w:themeColor="accent5" w:themeTint="99"/>
-          <w:sz w:val="32"/>
-          <w:szCs w:val="32"/>
-        </w:rPr>
-        <w:t xml:space="preserve">  MovieDetailsModel movie,</w:t>
-      </w:r>
-    </w:p>
-    <w:p>
-      <w:pPr>
-        <w:jc w:val="both"/>
-        <w:rPr>
-          <w:b/>
-          <w:bCs/>
-          <w:color w:val="D86DCB" w:themeColor="accent5" w:themeTint="99"/>
-          <w:sz w:val="32"/>
-          <w:szCs w:val="32"/>
-        </w:rPr>
-      </w:pPr>
-      <w:r>
-        <w:rPr>
-          <w:b/>
-          <w:bCs/>
-          <w:color w:val="D86DCB" w:themeColor="accent5" w:themeTint="99"/>
+          <w:sz w:val="32"/>
+          <w:szCs w:val="32"/>
+        </w:rPr>
+        <w:t xml:space="preserve"> independently.</w:t>
+      </w:r>
+      <w:r>
+        <w:rPr>
+          <w:sz w:val="32"/>
+          <w:szCs w:val="32"/>
+        </w:rPr>
+        <w:t xml:space="preserve"> </w:t>
+      </w:r>
+      <w:r>
+        <w:rPr>
+          <w:sz w:val="32"/>
+          <w:szCs w:val="32"/>
+        </w:rPr>
+        <w:t>This is used in larger production apps but adds complexity.</w:t>
+      </w:r>
+    </w:p>
+    <w:p>
+      <w:pPr>
+        <w:jc w:val="both"/>
+        <w:rPr>
+          <w:sz w:val="32"/>
+          <w:szCs w:val="32"/>
+        </w:rPr>
+      </w:pPr>
+    </w:p>
+    <w:p>
+      <w:pPr>
+        <w:jc w:val="center"/>
+        <w:rPr>
+          <w:sz w:val="32"/>
+          <w:szCs w:val="32"/>
+        </w:rPr>
+      </w:pPr>
+      <w:r>
+        <w:rPr>
+          <w:sz w:val="32"/>
+          <w:szCs w:val="32"/>
+        </w:rPr>
+        <w:t>Break</w:t>
+      </w:r>
+    </w:p>
+    <w:p>
+      <w:pPr>
+        <w:jc w:val="both"/>
+        <w:rPr>
+          <w:sz w:val="32"/>
+          <w:szCs w:val="32"/>
+        </w:rPr>
+      </w:pPr>
+    </w:p>
+    <w:p>
+      <w:pPr>
+        <w:jc w:val="both"/>
+        <w:rPr>
+          <w:b/>
+          <w:bCs/>
+          <w:sz w:val="32"/>
+          <w:szCs w:val="32"/>
+        </w:rPr>
+      </w:pPr>
+      <w:r>
+        <w:rPr>
+          <w:b/>
+          <w:bCs/>
+          <w:sz w:val="32"/>
+          <w:szCs w:val="32"/>
+        </w:rPr>
+        <w:t>The Full Architecture:</w:t>
+      </w:r>
+    </w:p>
+    <w:p>
+      <w:pPr>
+        <w:jc w:val="both"/>
+        <w:rPr>
+          <w:b/>
+          <w:bCs/>
+          <w:sz w:val="32"/>
+          <w:szCs w:val="32"/>
+        </w:rPr>
+      </w:pPr>
+      <w:r>
+        <w:rPr>
+          <w:b/>
+          <w:bCs/>
+          <w:sz w:val="32"/>
+          <w:szCs w:val="32"/>
+        </w:rPr>
+        <w:t>lib/</w:t>
+      </w:r>
+    </w:p>
+    <w:p>
+      <w:pPr>
+        <w:jc w:val="both"/>
+        <w:rPr>
+          <w:b/>
+          <w:bCs/>
+          <w:sz w:val="32"/>
+          <w:szCs w:val="32"/>
+        </w:rPr>
+      </w:pPr>
+      <w:r>
+        <w:rPr>
+          <w:rFonts w:ascii="Arial" w:hAnsi="Arial" w:cs="Arial"/>
+          <w:b/>
+          <w:bCs/>
+          <w:sz w:val="32"/>
+          <w:szCs w:val="32"/>
+        </w:rPr>
+        <w:t>├</w:t>
+      </w:r>
+      <w:r>
+        <w:rPr>
+          <w:rFonts w:ascii="Aptos" w:hAnsi="Aptos" w:cs="Aptos"/>
+          <w:b/>
+          <w:bCs/>
+          <w:sz w:val="32"/>
+          <w:szCs w:val="32"/>
+        </w:rPr>
+        <w:t>──</w:t>
+      </w:r>
+      <w:r>
+        <w:rPr>
+          <w:b/>
+          <w:bCs/>
+          <w:sz w:val="32"/>
+          <w:szCs w:val="32"/>
+        </w:rPr>
+        <w:t xml:space="preserve"> main.dart</w:t>
+      </w:r>
+    </w:p>
+    <w:p>
+      <w:pPr>
+        <w:jc w:val="both"/>
+        <w:rPr>
+          <w:b/>
+          <w:bCs/>
+          <w:sz w:val="32"/>
+          <w:szCs w:val="32"/>
+        </w:rPr>
+      </w:pPr>
+      <w:r>
+        <w:rPr>
+          <w:rFonts w:ascii="Arial" w:hAnsi="Arial" w:cs="Arial"/>
+          <w:b/>
+          <w:bCs/>
+          <w:sz w:val="32"/>
+          <w:szCs w:val="32"/>
+        </w:rPr>
+        <w:t>├</w:t>
+      </w:r>
+      <w:r>
+        <w:rPr>
+          <w:rFonts w:ascii="Aptos" w:hAnsi="Aptos" w:cs="Aptos"/>
+          <w:b/>
+          <w:bCs/>
+          <w:sz w:val="32"/>
+          <w:szCs w:val="32"/>
+        </w:rPr>
+        <w:t>──</w:t>
+      </w:r>
+      <w:r>
+        <w:rPr>
+          <w:b/>
+          <w:bCs/>
+          <w:sz w:val="32"/>
+          <w:szCs w:val="32"/>
+        </w:rPr>
+        <w:t xml:space="preserve"> routes/</w:t>
+      </w:r>
+    </w:p>
+    <w:p>
+      <w:pPr>
+        <w:jc w:val="both"/>
+        <w:rPr>
+          <w:b/>
+          <w:bCs/>
+          <w:sz w:val="32"/>
+          <w:szCs w:val="32"/>
+        </w:rPr>
+      </w:pPr>
+      <w:r>
+        <w:rPr>
+          <w:b/>
+          <w:bCs/>
+          <w:sz w:val="32"/>
+          <w:szCs w:val="32"/>
+        </w:rPr>
+        <w:t xml:space="preserve">│   </w:t>
+      </w:r>
+      <w:r>
+        <w:rPr>
+          <w:rFonts w:ascii="Arial" w:hAnsi="Arial" w:cs="Arial"/>
+          <w:b/>
+          <w:bCs/>
+          <w:sz w:val="32"/>
+          <w:szCs w:val="32"/>
+        </w:rPr>
+        <w:t>├</w:t>
+      </w:r>
+      <w:r>
+        <w:rPr>
+          <w:rFonts w:ascii="Aptos" w:hAnsi="Aptos" w:cs="Aptos"/>
+          <w:b/>
+          <w:bCs/>
+          <w:sz w:val="32"/>
+          <w:szCs w:val="32"/>
+        </w:rPr>
+        <w:t>──</w:t>
+      </w:r>
+      <w:r>
+        <w:rPr>
+          <w:b/>
+          <w:bCs/>
+          <w:sz w:val="32"/>
+          <w:szCs w:val="32"/>
+        </w:rPr>
+        <w:t xml:space="preserve"> app_routes.dart        # AppRoutes constants</w:t>
+      </w:r>
+    </w:p>
+    <w:p>
+      <w:pPr>
+        <w:jc w:val="both"/>
+        <w:rPr>
+          <w:b/>
+          <w:bCs/>
+          <w:sz w:val="32"/>
+          <w:szCs w:val="32"/>
+        </w:rPr>
+      </w:pPr>
+      <w:r>
+        <w:rPr>
+          <w:b/>
+          <w:bCs/>
+          <w:sz w:val="32"/>
+          <w:szCs w:val="32"/>
+        </w:rPr>
+        <w:t xml:space="preserve">│   </w:t>
+      </w:r>
+      <w:r>
+        <w:rPr>
+          <w:rFonts w:ascii="Arial" w:hAnsi="Arial" w:cs="Arial"/>
+          <w:b/>
+          <w:bCs/>
+          <w:sz w:val="32"/>
+          <w:szCs w:val="32"/>
+        </w:rPr>
+        <w:t>├</w:t>
+      </w:r>
+      <w:r>
+        <w:rPr>
+          <w:rFonts w:ascii="Aptos" w:hAnsi="Aptos" w:cs="Aptos"/>
+          <w:b/>
+          <w:bCs/>
+          <w:sz w:val="32"/>
+          <w:szCs w:val="32"/>
+        </w:rPr>
+        <w:t>──</w:t>
+      </w:r>
+      <w:r>
+        <w:rPr>
+          <w:b/>
+          <w:bCs/>
+          <w:sz w:val="32"/>
+          <w:szCs w:val="32"/>
+        </w:rPr>
+        <w:t xml:space="preserve"> app_pages.dart         # AppPages (GetPage list + bindings + middleware)</w:t>
+      </w:r>
+    </w:p>
+    <w:p>
+      <w:pPr>
+        <w:jc w:val="both"/>
+        <w:rPr>
+          <w:b/>
+          <w:bCs/>
+          <w:sz w:val="32"/>
+          <w:szCs w:val="32"/>
+        </w:rPr>
+      </w:pPr>
+      <w:r>
+        <w:rPr>
+          <w:b/>
+          <w:bCs/>
+          <w:sz w:val="32"/>
+          <w:szCs w:val="32"/>
+        </w:rPr>
+        <w:t>│   └── app_binding.dart       # AppBinding (permanent services)</w:t>
+      </w:r>
+    </w:p>
+    <w:p>
+      <w:pPr>
+        <w:jc w:val="both"/>
+        <w:rPr>
+          <w:b/>
+          <w:bCs/>
+          <w:sz w:val="32"/>
+          <w:szCs w:val="32"/>
+        </w:rPr>
+      </w:pPr>
+      <w:r>
+        <w:rPr>
+          <w:rFonts w:ascii="Arial" w:hAnsi="Arial" w:cs="Arial"/>
+          <w:b/>
+          <w:bCs/>
+          <w:sz w:val="32"/>
+          <w:szCs w:val="32"/>
+        </w:rPr>
+        <w:t>├</w:t>
+      </w:r>
+      <w:r>
+        <w:rPr>
+          <w:rFonts w:ascii="Aptos" w:hAnsi="Aptos" w:cs="Aptos"/>
+          <w:b/>
+          <w:bCs/>
+          <w:sz w:val="32"/>
+          <w:szCs w:val="32"/>
+        </w:rPr>
+        <w:t>──</w:t>
+      </w:r>
+      <w:r>
+        <w:rPr>
+          <w:b/>
+          <w:bCs/>
+          <w:sz w:val="32"/>
+          <w:szCs w:val="32"/>
+        </w:rPr>
+        <w:t xml:space="preserve"> services/                  # GetxService </w:t>
+      </w:r>
+      <w:r>
+        <w:rPr>
+          <w:rFonts w:ascii="Aptos" w:hAnsi="Aptos" w:cs="Aptos"/>
+          <w:b/>
+          <w:bCs/>
+          <w:sz w:val="32"/>
+          <w:szCs w:val="32"/>
+        </w:rPr>
+        <w:t>—</w:t>
+      </w:r>
+      <w:r>
+        <w:rPr>
+          <w:b/>
+          <w:bCs/>
+          <w:sz w:val="32"/>
+          <w:szCs w:val="32"/>
+        </w:rPr>
+        <w:t xml:space="preserve"> permanent, app-scoped</w:t>
+      </w:r>
+    </w:p>
+    <w:p>
+      <w:pPr>
+        <w:jc w:val="both"/>
+        <w:rPr>
+          <w:b/>
+          <w:bCs/>
+          <w:sz w:val="32"/>
+          <w:szCs w:val="32"/>
+        </w:rPr>
+      </w:pPr>
+      <w:r>
+        <w:rPr>
+          <w:b/>
+          <w:bCs/>
+          <w:sz w:val="32"/>
+          <w:szCs w:val="32"/>
+        </w:rPr>
+        <w:t xml:space="preserve">│   </w:t>
+      </w:r>
+      <w:r>
+        <w:rPr>
+          <w:rFonts w:ascii="Arial" w:hAnsi="Arial" w:cs="Arial"/>
+          <w:b/>
+          <w:bCs/>
+          <w:sz w:val="32"/>
+          <w:szCs w:val="32"/>
+        </w:rPr>
+        <w:t>├</w:t>
+      </w:r>
+      <w:r>
+        <w:rPr>
+          <w:rFonts w:ascii="Aptos" w:hAnsi="Aptos" w:cs="Aptos"/>
+          <w:b/>
+          <w:bCs/>
+          <w:sz w:val="32"/>
+          <w:szCs w:val="32"/>
+        </w:rPr>
+        <w:t>──</w:t>
+      </w:r>
+      <w:r>
+        <w:rPr>
+          <w:b/>
+          <w:bCs/>
+          <w:sz w:val="32"/>
+          <w:szCs w:val="32"/>
+        </w:rPr>
+        <w:t xml:space="preserve"> auth_service.dart</w:t>
+      </w:r>
+    </w:p>
+    <w:p>
+      <w:pPr>
+        <w:jc w:val="both"/>
+        <w:rPr>
+          <w:b/>
+          <w:bCs/>
+          <w:sz w:val="32"/>
+          <w:szCs w:val="32"/>
+        </w:rPr>
+      </w:pPr>
+      <w:r>
+        <w:rPr>
+          <w:b/>
+          <w:bCs/>
           <w:sz w:val="32"/>
           <w:szCs w:val="32"/>
         </w:rPr>
         <w:lastRenderedPageBreak/>
-        <w:t>) {</w:t>
-      </w:r>
-    </w:p>
-    <w:p>
-      <w:pPr>
-        <w:jc w:val="both"/>
-        <w:rPr>
-          <w:b/>
-          <w:bCs/>
-          <w:color w:val="D86DCB" w:themeColor="accent5" w:themeTint="99"/>
-          <w:sz w:val="32"/>
-          <w:szCs w:val="32"/>
-        </w:rPr>
-      </w:pPr>
-      <w:r>
-        <w:rPr>
-          <w:b/>
-          <w:bCs/>
-          <w:color w:val="D86DCB" w:themeColor="accent5" w:themeTint="99"/>
-          <w:sz w:val="32"/>
-          <w:szCs w:val="32"/>
-        </w:rPr>
-        <w:t xml:space="preserve">  _cache.remove(movieId);</w:t>
-      </w:r>
-      <w:r>
-        <w:rPr>
-          <w:b/>
-          <w:bCs/>
-          <w:color w:val="D86DCB" w:themeColor="accent5" w:themeTint="99"/>
-          <w:sz w:val="32"/>
-          <w:szCs w:val="32"/>
-        </w:rPr>
-        <w:t xml:space="preserve">  // not important, just checking</w:t>
-      </w:r>
-    </w:p>
-    <w:p>
-      <w:pPr>
-        <w:jc w:val="both"/>
-        <w:rPr>
-          <w:b/>
-          <w:bCs/>
-          <w:color w:val="D86DCB" w:themeColor="accent5" w:themeTint="99"/>
-          <w:sz w:val="32"/>
-          <w:szCs w:val="32"/>
-        </w:rPr>
-      </w:pPr>
-      <w:r>
-        <w:rPr>
-          <w:b/>
-          <w:bCs/>
-          <w:color w:val="D86DCB" w:themeColor="accent5" w:themeTint="99"/>
-          <w:sz w:val="32"/>
-          <w:szCs w:val="32"/>
-        </w:rPr>
-        <w:t xml:space="preserve">  if (_cache.length &gt;= 3) {</w:t>
-      </w:r>
-    </w:p>
-    <w:p>
-      <w:pPr>
-        <w:jc w:val="both"/>
-        <w:rPr>
-          <w:b/>
-          <w:bCs/>
-          <w:color w:val="D86DCB" w:themeColor="accent5" w:themeTint="99"/>
-          <w:sz w:val="32"/>
-          <w:szCs w:val="32"/>
-        </w:rPr>
-      </w:pPr>
-      <w:r>
-        <w:rPr>
-          <w:b/>
-          <w:bCs/>
-          <w:color w:val="D86DCB" w:themeColor="accent5" w:themeTint="99"/>
-          <w:sz w:val="32"/>
-          <w:szCs w:val="32"/>
-        </w:rPr>
-        <w:t xml:space="preserve">    _cache.remove(_cache.keys.first);</w:t>
-      </w:r>
-    </w:p>
-    <w:p>
-      <w:pPr>
-        <w:jc w:val="both"/>
-        <w:rPr>
-          <w:b/>
-          <w:bCs/>
-          <w:color w:val="D86DCB" w:themeColor="accent5" w:themeTint="99"/>
-          <w:sz w:val="32"/>
-          <w:szCs w:val="32"/>
-        </w:rPr>
-      </w:pPr>
-      <w:r>
-        <w:rPr>
-          <w:b/>
-          <w:bCs/>
-          <w:color w:val="D86DCB" w:themeColor="accent5" w:themeTint="99"/>
-          <w:sz w:val="32"/>
-          <w:szCs w:val="32"/>
-        </w:rPr>
-        <w:t xml:space="preserve">  }</w:t>
-      </w:r>
-    </w:p>
-    <w:p>
-      <w:pPr>
-        <w:jc w:val="both"/>
-        <w:rPr>
-          <w:b/>
-          <w:bCs/>
-          <w:color w:val="D86DCB" w:themeColor="accent5" w:themeTint="99"/>
-          <w:sz w:val="32"/>
-          <w:szCs w:val="32"/>
-        </w:rPr>
-      </w:pPr>
-      <w:r>
-        <w:rPr>
-          <w:b/>
-          <w:bCs/>
-          <w:color w:val="D86DCB" w:themeColor="accent5" w:themeTint="99"/>
-          <w:sz w:val="32"/>
-          <w:szCs w:val="32"/>
-        </w:rPr>
-        <w:t xml:space="preserve">  _cache[movieId] = movie;</w:t>
-      </w:r>
-    </w:p>
-    <w:p>
-      <w:pPr>
-        <w:jc w:val="both"/>
-        <w:rPr>
-          <w:b/>
-          <w:bCs/>
-          <w:color w:val="D86DCB" w:themeColor="accent5" w:themeTint="99"/>
-          <w:sz w:val="32"/>
-          <w:szCs w:val="32"/>
-        </w:rPr>
-      </w:pPr>
-      <w:r>
-        <w:rPr>
-          <w:b/>
-          <w:bCs/>
-          <w:color w:val="D86DCB" w:themeColor="accent5" w:themeTint="99"/>
-          <w:sz w:val="32"/>
-          <w:szCs w:val="32"/>
-        </w:rPr>
-        <w:t>}</w:t>
-      </w:r>
-    </w:p>
-    <w:bookmarkEnd w:id="4"/>
-    <w:p>
-      <w:pPr>
-        <w:jc w:val="both"/>
-        <w:rPr>
-          <w:sz w:val="32"/>
-          <w:szCs w:val="32"/>
-        </w:rPr>
-      </w:pPr>
-    </w:p>
-    <w:p>
-      <w:pPr>
-        <w:jc w:val="both"/>
-        <w:rPr>
-          <w:sz w:val="32"/>
-          <w:szCs w:val="32"/>
-        </w:rPr>
-      </w:pPr>
-    </w:p>
-    <w:p>
-      <w:pPr>
-        <w:jc w:val="center"/>
-        <w:rPr>
-          <w:sz w:val="32"/>
-          <w:szCs w:val="32"/>
-        </w:rPr>
-      </w:pPr>
-      <w:r>
-        <w:rPr>
-          <w:sz w:val="32"/>
-          <w:szCs w:val="32"/>
-        </w:rPr>
-        <w:t>Break</w:t>
-      </w:r>
-    </w:p>
-    <w:p>
-      <w:pPr>
-        <w:jc w:val="both"/>
-        <w:rPr>
-          <w:sz w:val="32"/>
-          <w:szCs w:val="32"/>
-        </w:rPr>
-      </w:pPr>
-    </w:p>
-    <w:p>
-      <w:pPr>
-        <w:jc w:val="both"/>
-        <w:rPr>
-          <w:b/>
-          <w:bCs/>
-          <w:sz w:val="32"/>
-          <w:szCs w:val="32"/>
-        </w:rPr>
-      </w:pPr>
-      <w:r>
-        <w:rPr>
-          <w:b/>
-          <w:bCs/>
-          <w:sz w:val="32"/>
-          <w:szCs w:val="32"/>
-        </w:rPr>
-        <w:t>BottomNavigationBar Widget with GetX:</w:t>
-      </w:r>
-    </w:p>
-    <w:p>
-      <w:pPr>
-        <w:jc w:val="both"/>
-        <w:rPr>
-          <w:sz w:val="32"/>
-          <w:szCs w:val="32"/>
-        </w:rPr>
-      </w:pPr>
-      <w:r>
-        <w:rPr>
-          <w:sz w:val="32"/>
-          <w:szCs w:val="32"/>
-        </w:rPr>
-        <w:t xml:space="preserve"># When using </w:t>
-      </w:r>
-      <w:r>
-        <w:rPr>
-          <w:b/>
-          <w:bCs/>
-          <w:sz w:val="32"/>
-          <w:szCs w:val="32"/>
-        </w:rPr>
-        <w:t>BottomNavigationBar</w:t>
-      </w:r>
-      <w:r>
-        <w:rPr>
-          <w:sz w:val="32"/>
-          <w:szCs w:val="32"/>
-        </w:rPr>
-        <w:t xml:space="preserve"> widget + </w:t>
-      </w:r>
-      <w:r>
-        <w:rPr>
-          <w:b/>
-          <w:bCs/>
-          <w:sz w:val="32"/>
-          <w:szCs w:val="32"/>
-        </w:rPr>
-        <w:t>IndexedStack</w:t>
-      </w:r>
-      <w:r>
-        <w:rPr>
-          <w:sz w:val="32"/>
-          <w:szCs w:val="32"/>
-        </w:rPr>
-        <w:t xml:space="preserve"> (keeps all screen states alive) and displaying three screens (home, profile and search) there’s no way for route navigation to occur for these screens. So no</w:t>
-      </w:r>
-      <w:r>
-        <w:rPr>
-          <w:b/>
-          <w:bCs/>
-          <w:sz w:val="32"/>
-          <w:szCs w:val="32"/>
-        </w:rPr>
-        <w:t xml:space="preserve"> GetPage()</w:t>
-      </w:r>
-      <w:r>
-        <w:rPr>
-          <w:sz w:val="32"/>
-          <w:szCs w:val="32"/>
-        </w:rPr>
-        <w:t xml:space="preserve"> for these screens and no Bindings</w:t>
-      </w:r>
-    </w:p>
-    <w:p>
-      <w:pPr>
-        <w:jc w:val="both"/>
-        <w:rPr>
-          <w:sz w:val="32"/>
-          <w:szCs w:val="32"/>
-        </w:rPr>
-      </w:pPr>
-      <w:r>
-        <w:rPr>
-          <w:sz w:val="32"/>
-          <w:szCs w:val="32"/>
-        </w:rPr>
-        <w:t># We have to register everything (home controller, profile controller and search controller) these screens need in</w:t>
-      </w:r>
-      <w:r>
-        <w:rPr>
-          <w:b/>
-          <w:bCs/>
-          <w:sz w:val="32"/>
-          <w:szCs w:val="32"/>
-        </w:rPr>
-        <w:t xml:space="preserve"> MainBinding</w:t>
-      </w:r>
-      <w:r>
-        <w:rPr>
-          <w:sz w:val="32"/>
-          <w:szCs w:val="32"/>
-        </w:rPr>
-        <w:t xml:space="preserve"> with </w:t>
-      </w:r>
-      <w:r>
-        <w:rPr>
-          <w:b/>
-          <w:bCs/>
-          <w:sz w:val="32"/>
-          <w:szCs w:val="32"/>
-        </w:rPr>
-        <w:t>Get.lazyPut(…)</w:t>
-      </w:r>
-      <w:r>
-        <w:rPr>
-          <w:sz w:val="32"/>
-          <w:szCs w:val="32"/>
-        </w:rPr>
-        <w:t xml:space="preserve">, </w:t>
-      </w:r>
-      <w:r>
-        <w:rPr>
-          <w:sz w:val="32"/>
-          <w:szCs w:val="32"/>
-        </w:rPr>
-        <w:t>method controller isn’t created immediately</w:t>
-      </w:r>
-      <w:r>
-        <w:rPr>
-          <w:sz w:val="32"/>
-          <w:szCs w:val="32"/>
-        </w:rPr>
-        <w:t xml:space="preserve"> but created only when first requested (</w:t>
-      </w:r>
-      <w:r>
-        <w:rPr>
-          <w:b/>
-          <w:bCs/>
-          <w:sz w:val="32"/>
-          <w:szCs w:val="32"/>
-        </w:rPr>
-        <w:t>Get.find()</w:t>
-      </w:r>
-      <w:r>
-        <w:rPr>
-          <w:sz w:val="32"/>
-          <w:szCs w:val="32"/>
-        </w:rPr>
-        <w:t>)</w:t>
-      </w:r>
-    </w:p>
-    <w:p>
-      <w:pPr>
-        <w:jc w:val="both"/>
-        <w:rPr>
-          <w:b/>
-          <w:bCs/>
-          <w:color w:val="D86DCB" w:themeColor="accent5" w:themeTint="99"/>
-          <w:sz w:val="32"/>
-          <w:szCs w:val="32"/>
-        </w:rPr>
-      </w:pPr>
-      <w:r>
-        <w:rPr>
-          <w:b/>
-          <w:bCs/>
-          <w:color w:val="D86DCB" w:themeColor="accent5" w:themeTint="99"/>
-          <w:sz w:val="32"/>
-          <w:szCs w:val="32"/>
-        </w:rPr>
-        <w:t>class MainBinding extends Bindings {</w:t>
-      </w:r>
-    </w:p>
-    <w:p>
-      <w:pPr>
-        <w:jc w:val="both"/>
-        <w:rPr>
-          <w:b/>
-          <w:bCs/>
-          <w:color w:val="D86DCB" w:themeColor="accent5" w:themeTint="99"/>
-          <w:sz w:val="32"/>
-          <w:szCs w:val="32"/>
-        </w:rPr>
-      </w:pPr>
-      <w:r>
-        <w:rPr>
-          <w:b/>
-          <w:bCs/>
-          <w:color w:val="D86DCB" w:themeColor="accent5" w:themeTint="99"/>
-          <w:sz w:val="32"/>
-          <w:szCs w:val="32"/>
-        </w:rPr>
-        <w:t xml:space="preserve">  @override</w:t>
-      </w:r>
-    </w:p>
-    <w:p>
-      <w:pPr>
-        <w:jc w:val="both"/>
-        <w:rPr>
-          <w:b/>
-          <w:bCs/>
-          <w:color w:val="D86DCB" w:themeColor="accent5" w:themeTint="99"/>
-          <w:sz w:val="32"/>
-          <w:szCs w:val="32"/>
-        </w:rPr>
-      </w:pPr>
-      <w:r>
-        <w:rPr>
-          <w:b/>
-          <w:bCs/>
-          <w:color w:val="D86DCB" w:themeColor="accent5" w:themeTint="99"/>
-          <w:sz w:val="32"/>
-          <w:szCs w:val="32"/>
-        </w:rPr>
-        <w:t xml:space="preserve">  void dependencies() {</w:t>
-      </w:r>
-    </w:p>
-    <w:p>
-      <w:pPr>
-        <w:jc w:val="both"/>
-        <w:rPr>
-          <w:b/>
-          <w:bCs/>
-          <w:color w:val="D86DCB" w:themeColor="accent5" w:themeTint="99"/>
-          <w:sz w:val="32"/>
-          <w:szCs w:val="32"/>
-        </w:rPr>
-      </w:pPr>
-      <w:r>
-        <w:rPr>
-          <w:b/>
-          <w:bCs/>
-          <w:color w:val="D86DCB" w:themeColor="accent5" w:themeTint="99"/>
-          <w:sz w:val="32"/>
-          <w:szCs w:val="32"/>
-        </w:rPr>
-        <w:t xml:space="preserve">    Get.lazyPut(() =&gt; BottomNavController());</w:t>
-      </w:r>
-    </w:p>
-    <w:p>
-      <w:pPr>
-        <w:jc w:val="both"/>
-        <w:rPr>
-          <w:b/>
-          <w:bCs/>
-          <w:color w:val="D86DCB" w:themeColor="accent5" w:themeTint="99"/>
-          <w:sz w:val="32"/>
-          <w:szCs w:val="32"/>
-        </w:rPr>
-      </w:pPr>
-      <w:r>
-        <w:rPr>
-          <w:b/>
-          <w:bCs/>
-          <w:color w:val="D86DCB" w:themeColor="accent5" w:themeTint="99"/>
-          <w:sz w:val="32"/>
-          <w:szCs w:val="32"/>
-        </w:rPr>
-        <w:lastRenderedPageBreak/>
-        <w:t xml:space="preserve">    Get.lazyPut&lt;HomeController&gt;(() =&gt; HomeController());</w:t>
-      </w:r>
-    </w:p>
-    <w:p>
-      <w:pPr>
-        <w:jc w:val="both"/>
-        <w:rPr>
-          <w:b/>
-          <w:bCs/>
-          <w:color w:val="D86DCB" w:themeColor="accent5" w:themeTint="99"/>
-          <w:sz w:val="32"/>
-          <w:szCs w:val="32"/>
-        </w:rPr>
-      </w:pPr>
-      <w:r>
-        <w:rPr>
-          <w:b/>
-          <w:bCs/>
-          <w:color w:val="D86DCB" w:themeColor="accent5" w:themeTint="99"/>
-          <w:sz w:val="32"/>
-          <w:szCs w:val="32"/>
-        </w:rPr>
-        <w:t xml:space="preserve">    Get.lazyPut&lt;SearchController&gt;(() =&gt; SearchController());</w:t>
-      </w:r>
-    </w:p>
-    <w:p>
-      <w:pPr>
-        <w:jc w:val="both"/>
-        <w:rPr>
-          <w:b/>
-          <w:bCs/>
-          <w:color w:val="D86DCB" w:themeColor="accent5" w:themeTint="99"/>
-          <w:sz w:val="32"/>
-          <w:szCs w:val="32"/>
-        </w:rPr>
-      </w:pPr>
-      <w:r>
-        <w:rPr>
-          <w:b/>
-          <w:bCs/>
-          <w:color w:val="D86DCB" w:themeColor="accent5" w:themeTint="99"/>
-          <w:sz w:val="32"/>
-          <w:szCs w:val="32"/>
-        </w:rPr>
-        <w:t xml:space="preserve">    Get.lazyPut&lt;ProfileController&gt;(() =&gt; ProfileController());</w:t>
-      </w:r>
-    </w:p>
-    <w:p>
-      <w:pPr>
-        <w:jc w:val="both"/>
-        <w:rPr>
-          <w:b/>
-          <w:bCs/>
-          <w:color w:val="D86DCB" w:themeColor="accent5" w:themeTint="99"/>
-          <w:sz w:val="32"/>
-          <w:szCs w:val="32"/>
-        </w:rPr>
-      </w:pPr>
-      <w:r>
-        <w:rPr>
-          <w:b/>
-          <w:bCs/>
-          <w:color w:val="D86DCB" w:themeColor="accent5" w:themeTint="99"/>
-          <w:sz w:val="32"/>
-          <w:szCs w:val="32"/>
-        </w:rPr>
-        <w:t xml:space="preserve">  }</w:t>
-      </w:r>
-    </w:p>
-    <w:p>
-      <w:pPr>
-        <w:jc w:val="both"/>
-        <w:rPr>
-          <w:b/>
-          <w:bCs/>
-          <w:color w:val="D86DCB" w:themeColor="accent5" w:themeTint="99"/>
-          <w:sz w:val="32"/>
-          <w:szCs w:val="32"/>
-        </w:rPr>
-      </w:pPr>
-      <w:r>
-        <w:rPr>
-          <w:b/>
-          <w:bCs/>
-          <w:color w:val="D86DCB" w:themeColor="accent5" w:themeTint="99"/>
-          <w:sz w:val="32"/>
-          <w:szCs w:val="32"/>
-        </w:rPr>
-        <w:t>}</w:t>
-      </w:r>
-    </w:p>
-    <w:p>
-      <w:pPr>
-        <w:jc w:val="both"/>
-        <w:rPr>
-          <w:sz w:val="32"/>
-          <w:szCs w:val="32"/>
-        </w:rPr>
-      </w:pPr>
-      <w:r>
-        <w:rPr>
-          <w:sz w:val="32"/>
-          <w:szCs w:val="32"/>
-        </w:rPr>
-        <w:t># In UI, w</w:t>
-      </w:r>
-      <w:r>
-        <w:rPr>
-          <w:sz w:val="32"/>
-          <w:szCs w:val="32"/>
-        </w:rPr>
-        <w:t>hen</w:t>
-      </w:r>
-      <w:r>
-        <w:rPr>
-          <w:b/>
-          <w:bCs/>
-          <w:sz w:val="32"/>
-          <w:szCs w:val="32"/>
-        </w:rPr>
-        <w:t xml:space="preserve"> HomeScreen</w:t>
-      </w:r>
-      <w:r>
-        <w:rPr>
-          <w:sz w:val="32"/>
-          <w:szCs w:val="32"/>
-        </w:rPr>
-        <w:t xml:space="preserve"> first accesses controller, </w:t>
-      </w:r>
-      <w:r>
-        <w:rPr>
-          <w:b/>
-          <w:bCs/>
-          <w:sz w:val="32"/>
-          <w:szCs w:val="32"/>
-        </w:rPr>
-        <w:t>GetX</w:t>
-      </w:r>
-      <w:r>
-        <w:rPr>
-          <w:sz w:val="32"/>
-          <w:szCs w:val="32"/>
-        </w:rPr>
-        <w:t xml:space="preserve"> creates it.</w:t>
-      </w:r>
-      <w:r>
-        <w:rPr>
-          <w:sz w:val="32"/>
-          <w:szCs w:val="32"/>
-        </w:rPr>
-        <w:t xml:space="preserve"> </w:t>
-      </w:r>
-      <w:r>
-        <w:rPr>
-          <w:sz w:val="32"/>
-          <w:szCs w:val="32"/>
-        </w:rPr>
-        <w:t>This is usually the sweet spot.</w:t>
-      </w:r>
-    </w:p>
-    <w:p>
-      <w:pPr>
-        <w:jc w:val="both"/>
-        <w:rPr>
-          <w:b/>
-          <w:bCs/>
-          <w:color w:val="D86DCB" w:themeColor="accent5" w:themeTint="99"/>
-          <w:sz w:val="32"/>
-          <w:szCs w:val="32"/>
-        </w:rPr>
-      </w:pPr>
-      <w:r>
-        <w:rPr>
-          <w:b/>
-          <w:bCs/>
-          <w:color w:val="D86DCB" w:themeColor="accent5" w:themeTint="99"/>
-          <w:sz w:val="32"/>
-          <w:szCs w:val="32"/>
-        </w:rPr>
-        <w:t>class HomeScreen extends GetView&lt;HomeController&gt; {…}</w:t>
-      </w:r>
-    </w:p>
-    <w:p>
-      <w:pPr>
-        <w:jc w:val="both"/>
-        <w:rPr>
-          <w:b/>
-          <w:bCs/>
-          <w:sz w:val="32"/>
-          <w:szCs w:val="32"/>
-        </w:rPr>
-      </w:pPr>
-    </w:p>
-    <w:p>
-      <w:pPr>
-        <w:jc w:val="both"/>
-        <w:rPr>
-          <w:sz w:val="32"/>
-          <w:szCs w:val="32"/>
-        </w:rPr>
-      </w:pPr>
-      <w:r>
-        <w:rPr>
-          <w:sz w:val="32"/>
-          <w:szCs w:val="32"/>
-        </w:rPr>
-        <w:t>Extra:</w:t>
-      </w:r>
-    </w:p>
-    <w:p>
-      <w:pPr>
-        <w:jc w:val="both"/>
-        <w:rPr>
-          <w:sz w:val="32"/>
-          <w:szCs w:val="32"/>
-        </w:rPr>
-      </w:pPr>
-      <w:r>
-        <w:rPr>
-          <w:sz w:val="32"/>
-          <w:szCs w:val="32"/>
-        </w:rPr>
-        <w:t># Nested Navigation (Large Apps)</w:t>
-      </w:r>
-      <w:r>
-        <w:rPr>
-          <w:sz w:val="32"/>
-          <w:szCs w:val="32"/>
-        </w:rPr>
-        <w:t xml:space="preserve"> use:</w:t>
-      </w:r>
-    </w:p>
-    <w:p>
-      <w:pPr>
-        <w:jc w:val="both"/>
-        <w:rPr>
-          <w:b/>
-          <w:bCs/>
-          <w:sz w:val="32"/>
-          <w:szCs w:val="32"/>
-        </w:rPr>
-      </w:pPr>
-      <w:r>
-        <w:rPr>
-          <w:b/>
-          <w:bCs/>
-          <w:sz w:val="32"/>
-          <w:szCs w:val="32"/>
-        </w:rPr>
-        <w:t>MainRoute</w:t>
-      </w:r>
-    </w:p>
-    <w:p>
-      <w:pPr>
-        <w:jc w:val="both"/>
-        <w:rPr>
-          <w:b/>
-          <w:bCs/>
-          <w:sz w:val="32"/>
-          <w:szCs w:val="32"/>
-        </w:rPr>
-      </w:pPr>
-      <w:r>
-        <w:rPr>
-          <w:b/>
-          <w:bCs/>
-          <w:sz w:val="32"/>
-          <w:szCs w:val="32"/>
-        </w:rPr>
-        <w:t xml:space="preserve"> </w:t>
-      </w:r>
-      <w:r>
-        <w:rPr>
-          <w:rFonts w:ascii="Arial" w:hAnsi="Arial" w:cs="Arial"/>
-          <w:b/>
-          <w:bCs/>
-          <w:sz w:val="32"/>
-          <w:szCs w:val="32"/>
-        </w:rPr>
-        <w:t>├</w:t>
-      </w:r>
-      <w:r>
-        <w:rPr>
-          <w:rFonts w:ascii="Aptos" w:hAnsi="Aptos" w:cs="Aptos"/>
-          <w:b/>
-          <w:bCs/>
-          <w:sz w:val="32"/>
-          <w:szCs w:val="32"/>
-        </w:rPr>
-        <w:t>──</w:t>
-      </w:r>
-      <w:r>
-        <w:rPr>
-          <w:b/>
-          <w:bCs/>
-          <w:sz w:val="32"/>
-          <w:szCs w:val="32"/>
-        </w:rPr>
-        <w:t xml:space="preserve"> HomeRoute</w:t>
-      </w:r>
-    </w:p>
-    <w:p>
-      <w:pPr>
-        <w:jc w:val="both"/>
-        <w:rPr>
-          <w:b/>
-          <w:bCs/>
-          <w:sz w:val="32"/>
-          <w:szCs w:val="32"/>
-        </w:rPr>
-      </w:pPr>
-      <w:r>
-        <w:rPr>
-          <w:b/>
-          <w:bCs/>
-          <w:sz w:val="32"/>
-          <w:szCs w:val="32"/>
-        </w:rPr>
-        <w:t xml:space="preserve"> </w:t>
-      </w:r>
-      <w:r>
-        <w:rPr>
-          <w:rFonts w:ascii="Arial" w:hAnsi="Arial" w:cs="Arial"/>
-          <w:b/>
-          <w:bCs/>
-          <w:sz w:val="32"/>
-          <w:szCs w:val="32"/>
-        </w:rPr>
-        <w:t>├</w:t>
-      </w:r>
-      <w:r>
-        <w:rPr>
-          <w:rFonts w:ascii="Aptos" w:hAnsi="Aptos" w:cs="Aptos"/>
-          <w:b/>
-          <w:bCs/>
-          <w:sz w:val="32"/>
-          <w:szCs w:val="32"/>
-        </w:rPr>
-        <w:t>──</w:t>
-      </w:r>
-      <w:r>
-        <w:rPr>
-          <w:b/>
-          <w:bCs/>
-          <w:sz w:val="32"/>
-          <w:szCs w:val="32"/>
-        </w:rPr>
-        <w:t xml:space="preserve"> SearchRoute</w:t>
-      </w:r>
-    </w:p>
-    <w:p>
-      <w:pPr>
-        <w:jc w:val="both"/>
-        <w:rPr>
-          <w:b/>
-          <w:bCs/>
-          <w:sz w:val="32"/>
-          <w:szCs w:val="32"/>
-        </w:rPr>
-      </w:pPr>
-      <w:r>
-        <w:rPr>
-          <w:b/>
-          <w:bCs/>
-          <w:sz w:val="32"/>
-          <w:szCs w:val="32"/>
-        </w:rPr>
-        <w:t xml:space="preserve"> └── ProfileRoute</w:t>
-      </w:r>
-    </w:p>
-    <w:p>
-      <w:pPr>
-        <w:jc w:val="both"/>
-        <w:rPr>
-          <w:sz w:val="32"/>
-          <w:szCs w:val="32"/>
-        </w:rPr>
-      </w:pPr>
-      <w:r>
-        <w:rPr>
-          <w:sz w:val="32"/>
-          <w:szCs w:val="32"/>
-        </w:rPr>
-        <w:t xml:space="preserve"># </w:t>
-      </w:r>
-      <w:r>
-        <w:rPr>
-          <w:sz w:val="32"/>
-          <w:szCs w:val="32"/>
-        </w:rPr>
-        <w:t>Each tab has its own navigator and route stack.</w:t>
-      </w:r>
-      <w:r>
-        <w:rPr>
-          <w:sz w:val="32"/>
-          <w:szCs w:val="32"/>
-        </w:rPr>
-        <w:t xml:space="preserve"> </w:t>
-      </w:r>
-      <w:r>
-        <w:rPr>
-          <w:sz w:val="32"/>
-          <w:szCs w:val="32"/>
-        </w:rPr>
-        <w:t>Then:</w:t>
-      </w:r>
-    </w:p>
-    <w:p>
-      <w:pPr>
-        <w:jc w:val="both"/>
-        <w:rPr>
-          <w:b/>
-          <w:bCs/>
-          <w:sz w:val="32"/>
-          <w:szCs w:val="32"/>
-        </w:rPr>
-      </w:pPr>
-      <w:r>
-        <w:rPr>
-          <w:b/>
-          <w:bCs/>
-          <w:sz w:val="32"/>
-          <w:szCs w:val="32"/>
-        </w:rPr>
-        <w:t>HomeBinding</w:t>
-      </w:r>
-    </w:p>
-    <w:p>
-      <w:pPr>
-        <w:jc w:val="both"/>
-        <w:rPr>
-          <w:b/>
-          <w:bCs/>
-          <w:sz w:val="32"/>
-          <w:szCs w:val="32"/>
-        </w:rPr>
-      </w:pPr>
-      <w:r>
-        <w:rPr>
-          <w:b/>
-          <w:bCs/>
-          <w:sz w:val="32"/>
-          <w:szCs w:val="32"/>
-        </w:rPr>
-        <w:t>SearchBinding</w:t>
-      </w:r>
-    </w:p>
-    <w:p>
-      <w:pPr>
-        <w:jc w:val="both"/>
-        <w:rPr>
-          <w:b/>
-          <w:bCs/>
-          <w:sz w:val="32"/>
-          <w:szCs w:val="32"/>
-        </w:rPr>
-      </w:pPr>
-      <w:r>
-        <w:rPr>
-          <w:b/>
-          <w:bCs/>
-          <w:sz w:val="32"/>
-          <w:szCs w:val="32"/>
-        </w:rPr>
-        <w:t>ProfileBinding</w:t>
-      </w:r>
-    </w:p>
-    <w:p>
-      <w:pPr>
-        <w:jc w:val="both"/>
-        <w:rPr>
-          <w:sz w:val="32"/>
-          <w:szCs w:val="32"/>
-        </w:rPr>
-      </w:pPr>
-      <w:r>
-        <w:rPr>
-          <w:sz w:val="32"/>
-          <w:szCs w:val="32"/>
-        </w:rPr>
-        <w:t># W</w:t>
-      </w:r>
-      <w:r>
-        <w:rPr>
-          <w:sz w:val="32"/>
-          <w:szCs w:val="32"/>
-        </w:rPr>
-        <w:t>ork</w:t>
-      </w:r>
-      <w:r>
-        <w:rPr>
-          <w:sz w:val="32"/>
-          <w:szCs w:val="32"/>
-        </w:rPr>
-        <w:t>s</w:t>
-      </w:r>
-      <w:r>
-        <w:rPr>
-          <w:sz w:val="32"/>
-          <w:szCs w:val="32"/>
-        </w:rPr>
-        <w:t xml:space="preserve"> independently.</w:t>
-      </w:r>
-      <w:r>
-        <w:rPr>
-          <w:sz w:val="32"/>
-          <w:szCs w:val="32"/>
-        </w:rPr>
-        <w:t xml:space="preserve"> </w:t>
-      </w:r>
-      <w:r>
-        <w:rPr>
-          <w:sz w:val="32"/>
-          <w:szCs w:val="32"/>
-        </w:rPr>
-        <w:t>This is used in larger production apps but adds complexity.</w:t>
-      </w:r>
-    </w:p>
-    <w:p>
-      <w:pPr>
-        <w:jc w:val="both"/>
-        <w:rPr>
-          <w:sz w:val="32"/>
-          <w:szCs w:val="32"/>
-        </w:rPr>
-      </w:pPr>
-    </w:p>
-    <w:p>
-      <w:pPr>
-        <w:jc w:val="both"/>
-        <w:rPr>
-          <w:sz w:val="32"/>
-          <w:szCs w:val="32"/>
-        </w:rPr>
-      </w:pPr>
-    </w:p>
-    <w:p>
-      <w:pPr>
-        <w:jc w:val="both"/>
-        <w:rPr>
-          <w:b/>
-          <w:bCs/>
-          <w:sz w:val="32"/>
-          <w:szCs w:val="32"/>
-        </w:rPr>
-      </w:pPr>
-      <w:r>
-        <w:rPr>
-          <w:b/>
-          <w:bCs/>
-          <w:sz w:val="32"/>
-          <w:szCs w:val="32"/>
-        </w:rPr>
-        <w:lastRenderedPageBreak/>
-        <w:t>The Full Architecture:</w:t>
-      </w:r>
-    </w:p>
-    <w:p>
-      <w:pPr>
-        <w:jc w:val="both"/>
-        <w:rPr>
-          <w:b/>
-          <w:bCs/>
-          <w:sz w:val="32"/>
-          <w:szCs w:val="32"/>
-        </w:rPr>
-      </w:pPr>
-      <w:r>
-        <w:rPr>
-          <w:b/>
-          <w:bCs/>
-          <w:sz w:val="32"/>
-          <w:szCs w:val="32"/>
-        </w:rPr>
-        <w:t>lib/</w:t>
-      </w:r>
-    </w:p>
-    <w:p>
-      <w:pPr>
-        <w:jc w:val="both"/>
-        <w:rPr>
-          <w:b/>
-          <w:bCs/>
-          <w:sz w:val="32"/>
-          <w:szCs w:val="32"/>
-        </w:rPr>
-      </w:pPr>
-      <w:r>
-        <w:rPr>
-          <w:rFonts w:ascii="Arial" w:hAnsi="Arial" w:cs="Arial"/>
-          <w:b/>
-          <w:bCs/>
-          <w:sz w:val="32"/>
-          <w:szCs w:val="32"/>
-        </w:rPr>
-        <w:t>├</w:t>
-      </w:r>
-      <w:r>
-        <w:rPr>
-          <w:rFonts w:ascii="Aptos" w:hAnsi="Aptos" w:cs="Aptos"/>
-          <w:b/>
-          <w:bCs/>
-          <w:sz w:val="32"/>
-          <w:szCs w:val="32"/>
-        </w:rPr>
-        <w:t>──</w:t>
-      </w:r>
-      <w:r>
-        <w:rPr>
-          <w:b/>
-          <w:bCs/>
-          <w:sz w:val="32"/>
-          <w:szCs w:val="32"/>
-        </w:rPr>
-        <w:t xml:space="preserve"> main.dart</w:t>
-      </w:r>
-    </w:p>
-    <w:p>
-      <w:pPr>
-        <w:jc w:val="both"/>
-        <w:rPr>
-          <w:b/>
-          <w:bCs/>
-          <w:sz w:val="32"/>
-          <w:szCs w:val="32"/>
-        </w:rPr>
-      </w:pPr>
-      <w:r>
-        <w:rPr>
-          <w:rFonts w:ascii="Arial" w:hAnsi="Arial" w:cs="Arial"/>
-          <w:b/>
-          <w:bCs/>
-          <w:sz w:val="32"/>
-          <w:szCs w:val="32"/>
-        </w:rPr>
-        <w:t>├</w:t>
-      </w:r>
-      <w:r>
-        <w:rPr>
-          <w:rFonts w:ascii="Aptos" w:hAnsi="Aptos" w:cs="Aptos"/>
-          <w:b/>
-          <w:bCs/>
-          <w:sz w:val="32"/>
-          <w:szCs w:val="32"/>
-        </w:rPr>
-        <w:t>──</w:t>
-      </w:r>
-      <w:r>
-        <w:rPr>
-          <w:b/>
-          <w:bCs/>
-          <w:sz w:val="32"/>
-          <w:szCs w:val="32"/>
-        </w:rPr>
-        <w:t xml:space="preserve"> routes/</w:t>
-      </w:r>
-    </w:p>
-    <w:p>
-      <w:pPr>
-        <w:jc w:val="both"/>
-        <w:rPr>
-          <w:b/>
-          <w:bCs/>
-          <w:sz w:val="32"/>
-          <w:szCs w:val="32"/>
-        </w:rPr>
-      </w:pPr>
-      <w:r>
-        <w:rPr>
-          <w:b/>
-          <w:bCs/>
-          <w:sz w:val="32"/>
-          <w:szCs w:val="32"/>
-        </w:rPr>
-        <w:t xml:space="preserve">│   </w:t>
-      </w:r>
-      <w:r>
-        <w:rPr>
-          <w:rFonts w:ascii="Arial" w:hAnsi="Arial" w:cs="Arial"/>
-          <w:b/>
-          <w:bCs/>
-          <w:sz w:val="32"/>
-          <w:szCs w:val="32"/>
-        </w:rPr>
-        <w:t>├</w:t>
-      </w:r>
-      <w:r>
-        <w:rPr>
-          <w:rFonts w:ascii="Aptos" w:hAnsi="Aptos" w:cs="Aptos"/>
-          <w:b/>
-          <w:bCs/>
-          <w:sz w:val="32"/>
-          <w:szCs w:val="32"/>
-        </w:rPr>
-        <w:t>──</w:t>
-      </w:r>
-      <w:r>
-        <w:rPr>
-          <w:b/>
-          <w:bCs/>
-          <w:sz w:val="32"/>
-          <w:szCs w:val="32"/>
-        </w:rPr>
-        <w:t xml:space="preserve"> app_routes.dart        # AppRoutes constants</w:t>
-      </w:r>
-    </w:p>
-    <w:p>
-      <w:pPr>
-        <w:jc w:val="both"/>
-        <w:rPr>
-          <w:b/>
-          <w:bCs/>
-          <w:sz w:val="32"/>
-          <w:szCs w:val="32"/>
-        </w:rPr>
-      </w:pPr>
-      <w:r>
-        <w:rPr>
-          <w:b/>
-          <w:bCs/>
-          <w:sz w:val="32"/>
-          <w:szCs w:val="32"/>
-        </w:rPr>
-        <w:t xml:space="preserve">│   </w:t>
-      </w:r>
-      <w:r>
-        <w:rPr>
-          <w:rFonts w:ascii="Arial" w:hAnsi="Arial" w:cs="Arial"/>
-          <w:b/>
-          <w:bCs/>
-          <w:sz w:val="32"/>
-          <w:szCs w:val="32"/>
-        </w:rPr>
-        <w:t>├</w:t>
-      </w:r>
-      <w:r>
-        <w:rPr>
-          <w:rFonts w:ascii="Aptos" w:hAnsi="Aptos" w:cs="Aptos"/>
-          <w:b/>
-          <w:bCs/>
-          <w:sz w:val="32"/>
-          <w:szCs w:val="32"/>
-        </w:rPr>
-        <w:t>──</w:t>
-      </w:r>
-      <w:r>
-        <w:rPr>
-          <w:b/>
-          <w:bCs/>
-          <w:sz w:val="32"/>
-          <w:szCs w:val="32"/>
-        </w:rPr>
-        <w:t xml:space="preserve"> app_pages.dart         # AppPages (GetPage list + bindings + middleware)</w:t>
-      </w:r>
-    </w:p>
-    <w:p>
-      <w:pPr>
-        <w:jc w:val="both"/>
-        <w:rPr>
-          <w:b/>
-          <w:bCs/>
-          <w:sz w:val="32"/>
-          <w:szCs w:val="32"/>
-        </w:rPr>
-      </w:pPr>
-      <w:r>
-        <w:rPr>
-          <w:b/>
-          <w:bCs/>
-          <w:sz w:val="32"/>
-          <w:szCs w:val="32"/>
-        </w:rPr>
-        <w:t>│   └── app_binding.dart       # AppBinding (permanent services)</w:t>
-      </w:r>
-    </w:p>
-    <w:p>
-      <w:pPr>
-        <w:jc w:val="both"/>
-        <w:rPr>
-          <w:b/>
-          <w:bCs/>
-          <w:sz w:val="32"/>
-          <w:szCs w:val="32"/>
-        </w:rPr>
-      </w:pPr>
-      <w:r>
-        <w:rPr>
-          <w:rFonts w:ascii="Arial" w:hAnsi="Arial" w:cs="Arial"/>
-          <w:b/>
-          <w:bCs/>
-          <w:sz w:val="32"/>
-          <w:szCs w:val="32"/>
-        </w:rPr>
-        <w:t>├</w:t>
-      </w:r>
-      <w:r>
-        <w:rPr>
-          <w:rFonts w:ascii="Aptos" w:hAnsi="Aptos" w:cs="Aptos"/>
-          <w:b/>
-          <w:bCs/>
-          <w:sz w:val="32"/>
-          <w:szCs w:val="32"/>
-        </w:rPr>
-        <w:t>──</w:t>
-      </w:r>
-      <w:r>
-        <w:rPr>
-          <w:b/>
-          <w:bCs/>
-          <w:sz w:val="32"/>
-          <w:szCs w:val="32"/>
-        </w:rPr>
-        <w:t xml:space="preserve"> services/                  # GetxService </w:t>
-      </w:r>
-      <w:r>
-        <w:rPr>
-          <w:rFonts w:ascii="Aptos" w:hAnsi="Aptos" w:cs="Aptos"/>
-          <w:b/>
-          <w:bCs/>
-          <w:sz w:val="32"/>
-          <w:szCs w:val="32"/>
-        </w:rPr>
-        <w:t>—</w:t>
-      </w:r>
-      <w:r>
-        <w:rPr>
-          <w:b/>
-          <w:bCs/>
-          <w:sz w:val="32"/>
-          <w:szCs w:val="32"/>
-        </w:rPr>
-        <w:t xml:space="preserve"> permanent, app-scoped</w:t>
-      </w:r>
-    </w:p>
-    <w:p>
-      <w:pPr>
-        <w:jc w:val="both"/>
-        <w:rPr>
-          <w:b/>
-          <w:bCs/>
-          <w:sz w:val="32"/>
-          <w:szCs w:val="32"/>
-        </w:rPr>
-      </w:pPr>
-      <w:r>
-        <w:rPr>
-          <w:b/>
-          <w:bCs/>
-          <w:sz w:val="32"/>
-          <w:szCs w:val="32"/>
-        </w:rPr>
-        <w:t xml:space="preserve">│   </w:t>
-      </w:r>
-      <w:r>
-        <w:rPr>
-          <w:rFonts w:ascii="Arial" w:hAnsi="Arial" w:cs="Arial"/>
-          <w:b/>
-          <w:bCs/>
-          <w:sz w:val="32"/>
-          <w:szCs w:val="32"/>
-        </w:rPr>
-        <w:t>├</w:t>
-      </w:r>
-      <w:r>
-        <w:rPr>
-          <w:rFonts w:ascii="Aptos" w:hAnsi="Aptos" w:cs="Aptos"/>
-          <w:b/>
-          <w:bCs/>
-          <w:sz w:val="32"/>
-          <w:szCs w:val="32"/>
-        </w:rPr>
-        <w:t>──</w:t>
-      </w:r>
-      <w:r>
-        <w:rPr>
-          <w:b/>
-          <w:bCs/>
-          <w:sz w:val="32"/>
-          <w:szCs w:val="32"/>
-        </w:rPr>
-        <w:t xml:space="preserve"> auth_service.dart</w:t>
-      </w:r>
-    </w:p>
-    <w:p>
-      <w:pPr>
-        <w:jc w:val="both"/>
-        <w:rPr>
-          <w:b/>
-          <w:bCs/>
-          <w:sz w:val="32"/>
-          <w:szCs w:val="32"/>
-        </w:rPr>
-      </w:pPr>
-      <w:r>
-        <w:rPr>
-          <w:b/>
-          <w:bCs/>
-          <w:sz w:val="32"/>
-          <w:szCs w:val="32"/>
-        </w:rPr>
         <w:t xml:space="preserve">│   </w:t>
       </w:r>
       <w:r>
@@ -49148,7 +50672,7 @@
   <w:abstractNum w:abstractNumId="6" w15:restartNumberingAfterBreak="0">
     <w:nsid w:val="5D606E55"/>
     <w:multiLevelType w:val="hybridMultilevel"/>
-    <w:tmpl w:val="A788B48A"/>
+    <w:tmpl w:val="7DC4553C"/>
     <w:lvl w:ilvl="0" w:tplc="04090001">
       <w:start w:val="1"/>
       <w:numFmt w:val="bullet"/>
@@ -50213,7 +51737,6 @@
   <w:style w:type="character" w:default="1" w:styleId="DefaultParagraphFont">
     <w:name w:val="Default Paragraph Font"/>
     <w:uiPriority w:val="1"/>
-    <w:semiHidden/>
     <w:unhideWhenUsed/>
   </w:style>
   <w:style w:type="table" w:default="1" w:styleId="TableNormal">
